--- a/Manuscript_KO.docx
+++ b/Manuscript_KO.docx
@@ -71,7 +71,7 @@
         <w:rPr>
           <w:rFonts w:ascii="Malgun Gothic" w:cs="Malgun Gothic" w:eastAsia="Malgun Gothic" w:hAnsi="Malgun Gothic"/>
         </w:rPr>
-        <w:t xml:space="preserve">자유형(freeform) 마이크로렌즈 어레이(MLA)는 유기발광다이오드(OLED)의 광추출 효율과 배광을 함께 제어할 수단으로 널리 기대되어 왔다. 본 연구는 확장 발광체 위에 타일링된 MLA에 대해 이 기대를 검증한다. 실험적으로 검증된 dipole-microcavity 광원 모델을 3차원 광선추적과 결합하고, 동일한 제약 아래에서 축대칭 freeform MLA와 똑같이 최적화한 반구형 MLA를 비교한다. 총 외부양자효율(EQE)과 네 개의 polar band를 각각 별도의 목적함수로 최적화한다. Freeform 최적해가 반구를 앞서는 폭은 어느 band에서도 최대 7%이고, 총 EQE에서는 1.3%다. 모든 탐색을 반구 최적해에서 재출발시키는 대조 실험은 이 작은 차이가 탐색의 약점이 아니라 설계 공간 자체에서 온다는 것을 보여 준다. 표본 전체는 band power와 총 EQE를 잇는 하나의 직선 위로 붕괴한다. 효율이 높은 설계들의 배광 구성은 좁은 창 안에 머문다. 이는 볼록, 오목, 무작위 조립 배열 모두에서 똑같이 성립한다. 포화의 원인은 세 가지다. 공면적(coextensive) 배열은 출력/광원 면적비가 고정되어 있고, 두꺼운 기판이 빛을 횡방향으로 섞으며, 수동 필름은 radiance를 높일 수 없다. 끝으로 여전히 유효한 설계 경로를 정리한다.</w:t>
+        <w:t xml:space="preserve">자유형(freeform) 마이크로렌즈 어레이(MLA)는 유기발광다이오드(OLED)의 광추출 효율과 배광을 함께 제어할 수단으로 널리 기대되어 왔다. 본 연구는 확장 발광체 위에 타일링된 MLA에 대해 이 기대를 검증한다. 실험적으로 검증된 dipole-microcavity 광원 모델을 3차원 광선추적과 결합하고, 동일한 제약 아래에서 축대칭 freeform MLA와 똑같이 최적화한 반구형 MLA를 비교한다. 총 외부양자효율(EQE)과 네 개의 polar band를 각각 별도의 목적함수로 최적화한다. Freeform 최적해가 반구를 앞서는 폭은 어느 band에서도 최대 7%이고, 총 EQE에서는 1.3%다. 모든 탐색을 반구 최적해에서 재출발시키는 대조 실험은 이 작은 차이가 탐색의 약점이 아니라 설계 공간 자체에서 온다는 것을 보여 준다. 표본 전체는 band power와 총 EQE를 잇는 하나의 직선 위로 붕괴한다. 효율이 높은 설계들의 배광 구성은 좁은 창 안에 머문다. 이는 볼록, 오목, 무작위 조립 배열 모두에서 똑같이 성립한다. 포화의 원인은 세 가지다. 공면적(coextensive) 배열은 출력/광원 면적비가 고정되어 있고, 두꺼운 기판이 빛을 횡방향으로 섞으며, 수동 필름은 radiance를 높일 수 없다. 본 플랫폼은 손실이 큰 Al 음극을 사용하는데, 이는 렌즈 형상의 영향력이 가장 큰 조건이므로 손실이 낮은 소자에서는 포화가 더 강할 것으로 예상된다. 끝으로 왕복 손실 저감을 필두로 여전히 유효한 설계 경로를 정리한다.</w:t>
       </w:r>
     </w:p>
     <w:p>
@@ -103,7 +103,7 @@
         <w:rPr>
           <w:rFonts w:ascii="Malgun Gothic" w:cs="Malgun Gothic" w:eastAsia="Malgun Gothic" w:hAnsi="Malgun Gothic"/>
         </w:rPr>
-        <w:t xml:space="preserve">평면 OLED는 생성된 빛의 상당 부분을 잃는다. 유기층의 도파 모드, 금속 전극에서의 손실, 기판/공기 계면의 전반사(TIR)가 모두 광자를 가둔다 [1,2]. 외부 MLA는 전기적 소자 구조를 건드리지 않고 기판 모드를 추출하므로 대면적·유연 OLED에서 매력적이다 [3–5]. 반구형 또는 준반구형 MLA는 이미 높은 효율을 낸다 [4,5]. 외부 산란층과 수평 배향 발광체를 결합하여 렌즈 없이 높은 총 추출을 달성한 사례도 있다 [12].</w:t>
+        <w:t xml:space="preserve">평면 OLED는 생성된 빛의 상당 부분을 잃는다. 유기층의 도파 모드, 금속 전극에서의 손실, 기판/공기 계면의 전반사(TIR)가 모두 광자를 가둔다 [1,2]. 외부 MLA는 전기적 소자 구조를 건드리지 않고 기판 모드를 추출하므로 대면적·유연 OLED에서 매력적이다 [3–5]. 반구형 또는 준반구형 MLA는 이미 높은 효율을 낸다 [4,5]. 그러나 외부 광추출 구조를 쓴 OLED의 EQE는 대체로 55–60% 근처에서 정체되어 왔다. 최근 이 한계는 광추출 구조가 되돌려 보낸 빛이 소자를 한 번 왕복할 때마다 겪는 손실 때문인 것으로 밝혀졌다 [6]. 외부 산란층과 수평 배향 발광체를 결합하여 렌즈 없이 높은 총 추출을 달성한 사례도 있다 [7].</w:t>
       </w:r>
     </w:p>
     <w:p>
@@ -115,7 +115,7 @@
         <w:rPr>
           <w:rFonts w:ascii="Malgun Gothic" w:cs="Malgun Gothic" w:eastAsia="Malgun Gothic" w:hAnsi="Malgun Gothic"/>
         </w:rPr>
-        <w:t xml:space="preserve">그럼에도 더 복잡한 렌즈 형상이 더 나으리라는 기대는 계속된다. 자유형 조명 광학과 역설계는 원하는 세기 분포를 만드는 강력한 도구이며, 최근 micro-LED와 OLED 패키징에도 적용되었다 [6,7]. 렌즈릿의 곡률, 높이, 비대칭성과 마이크로캐비티를 함께 조절하면 원리적으로는 총 추출과 특정 방향 방출을 더 세밀하게 제어할 수 있을 것처럼 보인다.</w:t>
+        <w:t xml:space="preserve">그럼에도 더 복잡한 렌즈 형상이 더 나으리라는 기대는 계속된다. 자유형 조명 광학과 역설계는 원하는 세기 분포를 만드는 강력한 도구이며, 최근 micro-LED와 OLED 패키징에도 적용되었다 [8,9]. 렌즈릿의 곡률, 높이, 비대칭성과 마이크로캐비티를 함께 조절하면 원리적으로는 총 추출과 특정 방향 방출을 더 세밀하게 제어할 수 있을 것처럼 보인다.</w:t>
       </w:r>
     </w:p>
     <w:p>
@@ -127,7 +127,7 @@
         <w:rPr>
           <w:rFonts w:ascii="Malgun Gothic" w:cs="Malgun Gothic" w:eastAsia="Malgun Gothic" w:hAnsi="Malgun Gothic"/>
         </w:rPr>
-        <w:t xml:space="preserve">이 기대는 점광원을 전제한 광학에서 나온 것이며, OLED에 그대로 옮겨지지 않을 수 있다. 자유형 설계 기법은 étendue가 거의 0인 광원을 위해 발전했다. 박막 OLED는 확장 광원이고, 그 빛은 밀리미터 두께의 기판 안을 진행하며 일부는 재순환한 뒤에야 배열에 닿는다. 따라서 이 영역에서 형상 자유도가 효과를 내는지는 열린 질문이며, 그 답에는 실질적 비용이 걸려 있다. 자유형 성형은 제작과 계측 부담을 키운다. 반구 대비 얻는 것이 적다면, 다음 설계 단계는 더 복잡한 표면이 아니라 광원, 개구, 재순환 경로의 변경이어야 한다.</w:t>
+        <w:t xml:space="preserve">이 기대는 점광원을 전제한 광학에서 나온 것이며, OLED에 그대로 옮겨지지 않을 수 있다. 자유형 설계 기법은 étendue가 거의 0인 광원을 위해 발전했다. 박막 OLED는 확장 광원이고, 그 빛은 밀리미터 두께의 기판 안을, 흔히 여러 번 왕복하며 진행한 뒤에야 배열에 닿는다. 따라서 이 영역에서 형상 자유도가 효과를 내는지는 열린 질문이며, 그 답에는 실질적 비용이 걸려 있다. 자유형 성형은 제작과 계측 부담을 키운다. 반구 대비 얻는 것이 적다면, 다음 설계 단계는 더 복잡한 표면이 아니라 손실, 광원, 개구의 변경이어야 한다.</w:t>
       </w:r>
     </w:p>
     <w:p>
@@ -139,6 +139,18 @@
         <w:rPr>
           <w:rFonts w:ascii="Malgun Gothic" w:cs="Malgun Gothic" w:eastAsia="Malgun Gothic" w:hAnsi="Malgun Gothic"/>
         </w:rPr>
+        <w:t xml:space="preserve">참고문헌 [6]의 왕복 손실 분석은 이미, 손실이 낮은 소자에서는 EQE가 반구형 마이크로렌즈의 종횡비에 둔감해진다는 것을 보였다. 그 분석은 총 효율과 변수 하나짜리 렌즈 family를 다루었다. 자유 형상 프로파일이 선택한 polar band로 출력을 보낼 수 있는지, 그리고 출력의 배광 구성 자체를 움직일 수 있는지는 묻지 않았다.</w:t>
+      </w:r>
+    </w:p>
+    <w:p>
+      <w:pPr>
+        <w:spacing w:after="140" w:line="276"/>
+        <w:jc w:val="both"/>
+      </w:pPr>
+      <w:r>
+        <w:rPr>
+          <w:rFonts w:ascii="Malgun Gothic" w:cs="Malgun Gothic" w:eastAsia="Malgun Gothic" w:hAnsi="Malgun Gothic"/>
+        </w:rPr>
         <w:t xml:space="preserve">따라서 본 연구의 질문은 다음과 같다. </w:t>
       </w:r>
       <w:r>
@@ -153,7 +165,7 @@
         <w:rPr>
           <w:rFonts w:ascii="Malgun Gothic" w:cs="Malgun Gothic" w:eastAsia="Malgun Gothic" w:hAnsi="Malgun Gothic"/>
         </w:rPr>
-        <w:t xml:space="preserve"> 이를 통제된 수치 benchmark로 답한다. 제작 소자로 검증된 하나의 광원 모델 [15,16]과 하나의 제조 가능한 제약 집합을 사용한다. 이 조건에서 반구형 MLA와 축대칭 freeform MLA를 비교하며, 각각을 총 EQE와 네 polar band에 대해 최적화한다. 재출발 대조 실험은 탐색의 한계와 물리의 한계를 분리한다. 추가로 두 외부 필름 family, 즉 inverted(오목) 배열과 무작위 조립 배열로 결과가 배열 구성 방식에 좌우되는지를 시험한다. 결과는 불가능성 정리가 아니라 이 플랫폼에 대한 재현 가능한 수치적 관측, 즉 탐색된 설계 공간의 </w:t>
+        <w:t xml:space="preserve"> 이를 통제된 수치 benchmark로 답한다. 제작 소자로 검증된 하나의 광원 모델 [10,11]과 하나의 제조 가능한 제약 집합을 사용한다. 이 조건에서 반구형 MLA와 축대칭 freeform MLA를 비교하며, 각각을 총 EQE와 네 polar band에 대해 최적화한다. 재출발 대조 실험은 탐색의 한계와 물리의 한계를 분리한다. 추가로 두 외부 필름 family, 즉 inverted(오목) 배열과 무작위 조립 배열로 결과가 배열 구성 방식에 좌우되는지를 시험한다. 결과는 불가능성 정리가 아니라 이 플랫폼에 대한 재현 가능한 수치적 관측, 즉 탐색된 설계 공간의 </w:t>
       </w:r>
       <w:r>
         <w:rPr>
@@ -247,7 +259,7 @@
         <w:rPr>
           <w:rFonts w:ascii="Malgun Gothic" w:cs="Malgun Gothic" w:eastAsia="Malgun Gothic" w:hAnsi="Malgun Gothic"/>
         </w:rPr>
-        <w:t xml:space="preserve">를 광원으로 하여, MATLAB에서 COM 인터페이스로 구동하는 LightTools 3차원 광선추적을 수행한다(Fig. 1). 적층은 Al / ETL / EML / HTL / ITO / glass다. 발광 영역은 반경 1 mm 원판이고, 유리 기판은 두께 </w:t>
+        <w:t xml:space="preserve">를 광원으로 하여, MATLAB에서 COM 인터페이스로 구동하는 LightTools 3차원 광선추적을 수행한다(Fig. 1). 적층은 Al / ETL / EML / HTL / ITO / glass다. Al 음극에서는 소자로 되돌아간 빛이 왕복할 때마다 약 13–16%를 잃으므로 [6], 이 플랫폼은 외부 구조의 EQE가 55–60% 근처에 머무는 손실 제한 영역에 있다. 이것이 결과에 갖는 의미는 4.3절에서 논의한다. 발광 영역은 반경 1 mm 원판이고, 유리 기판은 두께 </w:t>
       </w:r>
       <w:r>
         <w:rPr>
@@ -304,7 +316,7 @@
         <w:rPr>
           <w:rFonts w:ascii="Malgun Gothic" w:cs="Malgun Gothic" w:eastAsia="Malgun Gothic" w:hAnsi="Malgun Gothic"/>
         </w:rPr>
-        <w:t xml:space="preserve">같은 파이프라인은 거의 같은 기하의 제작 소자로 검증되었다. 참고문헌 [16]에서는 발광 개구 반경 1 mm, 두께 1.4 mm, </w:t>
+        <w:t xml:space="preserve">같은 파이프라인은 거의 같은 기하의 제작 소자로 검증되었다. 참고문헌 [11]에서는 발광 개구 반경 1 mm, 두께 1.4 mm, </w:t>
       </w:r>
       <w:r>
         <w:rPr>
@@ -335,7 +347,7 @@
         <w:rPr>
           <w:rFonts w:ascii="Malgun Gothic" w:cs="Malgun Gothic" w:eastAsia="Malgun Gothic" w:hAnsi="Malgun Gothic"/>
         </w:rPr>
-        <w:t xml:space="preserve"> 기판의 OLED를 bare, MLA 부착, 구조화 outcoupler의 세 구성으로 제작했다. 측정된 각도 프로파일과 전류효율은 세 경우 모두 시뮬레이션과 일치했고, 측정 최대 EQE는 35.6%, 35.4%, 48.0%였다(참고문헌 [16]의 Fig. 3과 Table 2). 참고문헌 [15]에서는 이 파이프라인이 inverted MLA 소자의 방출 패턴과 준-Lambertian 각도 전계발광을 재현했다. 그 소자의 EQE는 58.0%로, 평면 대조군의 30.5%와 대비된다. 따라서 검증은 광원 모델, 미세 텍스처 출사면의 광선광학 처리, 부착형과 inverted 렌즈를 모두 포함하며, 본 연구와 같은 발광 플랫폼과 기판 기하에서 이루어졌다.</w:t>
+        <w:t xml:space="preserve"> 기판의 OLED를 bare, MLA 부착, 구조화 outcoupler의 세 구성으로 제작했다. 측정된 각도 프로파일과 전류효율은 세 경우 모두 시뮬레이션과 일치했고, 측정 최대 EQE는 35.6%, 35.4%, 48.0%였다(참고문헌 [11]의 Fig. 3과 Table 2). 참고문헌 [10]에서는 이 파이프라인이 inverted MLA 소자의 방출 패턴과 준-Lambertian 각도 전계발광을 재현했다. 그 소자의 EQE는 58.0%로, 평면 대조군의 30.5%와 대비된다. 따라서 검증은 광원 모델, 미세 텍스처 출사면의 광선광학 처리, 부착형과 inverted 렌즈를 모두 포함하며, 본 연구와 같은 발광 플랫폼과 기판 기하에서 이루어졌다.</w:t>
       </w:r>
     </w:p>
     <w:p>
@@ -1158,7 +1170,7 @@
         <w:rPr>
           <w:rFonts w:ascii="Malgun Gothic" w:cs="Malgun Gothic" w:eastAsia="Malgun Gothic" w:hAnsi="Malgun Gothic"/>
         </w:rPr>
-        <w:t xml:space="preserve"> 같은 프로파일 클래스의 오목 짝으로, 초박형 기판의 딤플로 구현된다 [15]. 볼록 benchmark와 같은 band별 프로토콜을 쓴다: band별 최적화 4개, 각각 대리모델 평가 60회와 다듬기 15단계.</w:t>
+        <w:t xml:space="preserve"> 같은 프로파일 클래스의 오목 짝으로, 초박형 기판의 딤플로 구현된다 [10]. 볼록 benchmark와 같은 band별 프로토콜을 쓴다: band별 최적화 4개, 각각 대리모델 평가 60회와 다듬기 15단계.</w:t>
       </w:r>
     </w:p>
     <w:p>
@@ -2420,7 +2432,7 @@
         <w:rPr>
           <w:rFonts w:ascii="Malgun Gothic" w:cs="Malgun Gothic" w:eastAsia="Malgun Gothic" w:hAnsi="Malgun Gothic"/>
         </w:rPr>
-        <w:t xml:space="preserve">세 가지 요인이 포화를 설명한다.</w:t>
+        <w:t xml:space="preserve">세 가지 요인이 포화를 설명하고, 네 번째 요인이 고정된 배광 구성을 설명할 수 있다.</w:t>
       </w:r>
     </w:p>
     <w:p>
@@ -2508,7 +2520,7 @@
         <w:rPr>
           <w:rFonts w:ascii="Malgun Gothic" w:cs="Malgun Gothic" w:eastAsia="Malgun Gothic" w:hAnsi="Malgun Gothic"/>
         </w:rPr>
-        <w:t xml:space="preserve"> mm, 재순환 왕복 한 번에 2.32 mm 옆으로 이동한다. 이는 렌즈릿 반경의 약 100배와 200배다. 따라서 각 렌즈릿은 자신보다 두 자릿수 넓은 기판 영역에서 출발한 빛을 받는다. 렌즈 표면에 닿는 빛은 렌즈 형상이 작용하기 전에 이미 공간적으로 평균되어 있다. 패치 크기 계열이 이 혼합을 직접 측정한다(Note S3). 한 고정 설계의 총 EQE는 패치 15, 25, 35, 100 mm에서 0.517, 0.543, 0.551, 0.564다. 총 EQE가 100 mm까지 천천히 계속 오르므로, 빛은 탈출 전에 여러 왕복에 걸쳐 옆으로 이동한다. 따라서 25 mm 값은 하한이다. 같은 범위에서 각도 구성은 최대 0.24 pp만 변하므로 모든 비율, 상관, 클래스 비교는 영향을 받지 않는다. 참고문헌 [16]은 같은 손실 경로를 실험으로 보여 준다. 1 mm 발광체 위의 반경 2 mm짜리 MLA 필름은 EQE 이득이 없었는데(35.4% 대 bare 35.6%), 빛이 추출되기 전에 필름 가장자리 밖으로 빠져나갔기 때문이다.</w:t>
+        <w:t xml:space="preserve"> mm, 왕복 한 번에 2.32 mm 옆으로 이동한다. 이는 렌즈릿 반경의 약 100배와 200배다. 따라서 각 렌즈릿은 자신보다 두 자릿수 넓은 기판 영역에서 출발한 빛을 받는다. 렌즈 표면에 닿는 빛은 렌즈 형상이 작용하기 전에 이미 공간적으로 평균되어 있다. 패치 크기 계열이 이 혼합을 직접 측정한다(Note S3). 한 고정 설계의 총 EQE는 패치 15, 25, 35, 100 mm에서 0.517, 0.543, 0.551, 0.564다. 총 EQE가 100 mm까지 천천히 계속 오르므로, 빛은 탈출 전에 여러 왕복에 걸쳐 옆으로 이동한다. 따라서 25 mm 값은 하한이다. 같은 범위에서 각도 구성은 최대 0.24 pp만 변하므로 모든 비율, 상관, 클래스 비교는 영향을 받지 않는다. 참고문헌 [11]은 같은 손실 경로를 실험으로 보여 준다. 1 mm 발광체 위의 반경 2 mm짜리 MLA 필름은 EQE 이득이 없었는데(35.4% 대 bare 35.6%), 빛이 추출되기 전에 필름 가장자리 밖으로 빠져나갔기 때문이다. 같은 이유로, 작은 발광체에서 왕복 손실을 다루는 실험에는 활성 영역보다 훨씬 큰 후면 반사판이 필요하다 [6].</w:t>
       </w:r>
     </w:p>
     <w:p>
@@ -2528,7 +2540,27 @@
         <w:rPr>
           <w:rFonts w:ascii="Malgun Gothic" w:cs="Malgun Gothic" w:eastAsia="Malgun Gothic" w:hAnsi="Malgun Gothic"/>
         </w:rPr>
-        <w:t xml:space="preserve"> 주어진 광원 radiance와 출사 면적에서 수동 외부층이 선택한 입체각으로 보낼 수 있는 출력은 제한된다 [10]. 이 한계를 불가능성 증명이 아니라 기준으로 사용한다. 반구가 이 한계 근처에서 작동하면, 더 복잡한 프로파일은 적은 양의 출력을 재배치할 수 있을 뿐 radiance를 만들어 내지 못한다.</w:t>
+        <w:t xml:space="preserve"> 주어진 광원 radiance와 출사 면적에서 수동 외부층이 선택한 입체각으로 보낼 수 있는 출력은 제한된다 [12]. 이 한계를 불가능성 증명이 아니라 기준으로 사용한다. 반구가 이 한계 근처에서 작동하면, 더 복잡한 프로파일은 적은 양의 출력을 재배치할 수 있을 뿐 radiance를 만들어 내지 못한다.</w:t>
+      </w:r>
+    </w:p>
+    <w:p>
+      <w:pPr>
+        <w:spacing w:after="140" w:line="276"/>
+        <w:jc w:val="both"/>
+      </w:pPr>
+      <w:r>
+        <w:rPr>
+          <w:rFonts w:ascii="Malgun Gothic" w:cs="Malgun Gothic" w:eastAsia="Malgun Gothic" w:hAnsi="Malgun Gothic"/>
+          <w:b/>
+          <w:bCs/>
+        </w:rPr>
+        <w:t xml:space="preserve">여러 번 통과하며 걸리는 각도 필터.</w:t>
+      </w:r>
+      <w:r>
+        <w:rPr>
+          <w:rFonts w:ascii="Malgun Gothic" w:cs="Malgun Gothic" w:eastAsia="Malgun Gothic" w:hAnsi="Malgun Gothic"/>
+        </w:rPr>
+        <w:t xml:space="preserve"> 네 번째 요인은 효율뿐 아니라 배광 구성까지 고정되는 이유를 설명할 수 있다. 반구형 MLA는 추출하지 못한 빛을 각도를 섞지 않고 대체로 입사 각도 그대로 되돌려 보낸다. 그 투과율은 기판 내 입사각 약 60° 이하에서 높고, 50–57° 부근에서 최대이며, 약 72° 이상에서는 0.1 아래로 떨어진다 [6]. 여러 번 통과한 뒤 탈출하는 빛은 매번 같은 각도 투과 특성으로 걸러진 셈이다. 그렇다면 출력 구성은 광원 분포나 렌즈 프로파일의 세부가 아니라 배열과 기판의 투과 함수에 묶이게 된다. 이는 그럴듯한 메커니즘으로 제시하는 것이며, 참고문헌 [6]의 각도 분해 다중 통과 모델을 이용한 정량 검증은 후속 과제로 남긴다.</w:t>
       </w:r>
     </w:p>
     <w:p>
@@ -2804,7 +2836,7 @@
                 <w:sz w:val="17"/>
                 <w:szCs w:val="17"/>
               </w:rPr>
-              <w:t xml:space="preserve">외부 필름을 넘는 총 EQE</w:t>
+              <w:t xml:space="preserve">반구 benchmark를 넘는 총 EQE</w:t>
             </w:r>
           </w:p>
         </w:tc>
@@ -2826,7 +2858,100 @@
                 <w:sz w:val="17"/>
                 <w:szCs w:val="17"/>
               </w:rPr>
-              <w:t xml:space="preserve">광원/캐비티 공학: 쌍극자 배향, 캐비티 설계, 내부 추출 [11,12]</w:t>
+              <w:t xml:space="preserve">왕복 손실 저감: 저손실 후면 반사체(Ag 또는 유전체), 얇고 흡수가 적은 투명전극 [6]</w:t>
+            </w:r>
+          </w:p>
+        </w:tc>
+        <w:tc>
+          <w:tcPr>
+            <w:tcMar>
+              <w:top w:type="dxa" w:w="40"/>
+              <w:left w:type="dxa" w:w="80"/>
+              <w:bottom w:type="dxa" w:w="40"/>
+              <w:right w:type="dxa" w:w="80"/>
+            </w:tcMar>
+          </w:tcPr>
+          <w:p>
+            <w:r>
+              <w:rPr>
+                <w:rFonts w:ascii="Malgun Gothic" w:cs="Malgun Gothic" w:eastAsia="Malgun Gothic" w:hAnsi="Malgun Gothic"/>
+                <w:b w:val="false"/>
+                <w:bCs w:val="false"/>
+                <w:sz w:val="17"/>
+                <w:szCs w:val="17"/>
+              </w:rPr>
+              <w:t xml:space="preserve">저손실 보조 반사체만으로 MLA 소자 EQE 51% → 77% [6]</w:t>
+            </w:r>
+          </w:p>
+        </w:tc>
+        <w:tc>
+          <w:tcPr>
+            <w:tcMar>
+              <w:top w:type="dxa" w:w="40"/>
+              <w:left w:type="dxa" w:w="80"/>
+              <w:bottom w:type="dxa" w:w="40"/>
+              <w:right w:type="dxa" w:w="80"/>
+            </w:tcMar>
+          </w:tcPr>
+          <w:p>
+            <w:r>
+              <w:rPr>
+                <w:rFonts w:ascii="Malgun Gothic" w:cs="Malgun Gothic" w:eastAsia="Malgun Gothic" w:hAnsi="Malgun Gothic"/>
+                <w:b w:val="false"/>
+                <w:bCs w:val="false"/>
+                <w:sz w:val="17"/>
+                <w:szCs w:val="17"/>
+              </w:rPr>
+              <w:t xml:space="preserve">반사체를 전류 경로 밖에 두거나 적층에 통합</w:t>
+            </w:r>
+          </w:p>
+        </w:tc>
+      </w:tr>
+      <w:tr>
+        <w:trPr>
+          <w:tblHeader w:val="false"/>
+        </w:trPr>
+        <w:tc>
+          <w:tcPr>
+            <w:tcMar>
+              <w:top w:type="dxa" w:w="40"/>
+              <w:left w:type="dxa" w:w="80"/>
+              <w:bottom w:type="dxa" w:w="40"/>
+              <w:right w:type="dxa" w:w="80"/>
+            </w:tcMar>
+          </w:tcPr>
+          <w:p>
+            <w:r>
+              <w:rPr>
+                <w:rFonts w:ascii="Malgun Gothic" w:cs="Malgun Gothic" w:eastAsia="Malgun Gothic" w:hAnsi="Malgun Gothic"/>
+                <w:b w:val="false"/>
+                <w:bCs w:val="false"/>
+                <w:sz w:val="17"/>
+                <w:szCs w:val="17"/>
+              </w:rPr>
+              <w:t xml:space="preserve">기판으로 전달되는 빛과 그 각도 분포</w:t>
+            </w:r>
+          </w:p>
+        </w:tc>
+        <w:tc>
+          <w:tcPr>
+            <w:tcMar>
+              <w:top w:type="dxa" w:w="40"/>
+              <w:left w:type="dxa" w:w="80"/>
+              <w:bottom w:type="dxa" w:w="40"/>
+              <w:right w:type="dxa" w:w="80"/>
+            </w:tcMar>
+          </w:tcPr>
+          <w:p>
+            <w:r>
+              <w:rPr>
+                <w:rFonts w:ascii="Malgun Gothic" w:cs="Malgun Gothic" w:eastAsia="Malgun Gothic" w:hAnsi="Malgun Gothic"/>
+                <w:b w:val="false"/>
+                <w:bCs w:val="false"/>
+                <w:sz w:val="17"/>
+                <w:szCs w:val="17"/>
+              </w:rPr>
+              <w:t xml:space="preserve">광원/캐비티 공학: 쌍극자 배향, 캐비티 설계, 기판 굴절률 [7,13]</w:t>
             </w:r>
           </w:p>
         </w:tc>
@@ -2870,7 +2995,7 @@
                 <w:sz w:val="17"/>
                 <w:szCs w:val="17"/>
               </w:rPr>
-              <w:t xml:space="preserve">발광 적층 변경 필요</w:t>
+              <w:t xml:space="preserve">왕복 손실이 작아지면 EQE에 대한 효과가 줄어듦 [6]</w:t>
             </w:r>
           </w:p>
         </w:tc>
@@ -3105,7 +3230,7 @@
                 <w:sz w:val="17"/>
                 <w:szCs w:val="17"/>
               </w:rPr>
-              <w:t xml:space="preserve">각도 선택적 광 재순환: 필터와 반사 전극 [8,13,14]</w:t>
+              <w:t xml:space="preserve">각도 선택적 다중 통과 추출: 출사면 각도 필터와 저손실 후면 반사체 [6,14–16]</w:t>
             </w:r>
           </w:p>
         </w:tc>
@@ -3171,13 +3296,148 @@
           <w:b/>
           <w:bCs/>
         </w:rPr>
+        <w:t xml:space="preserve">왕복 손실 저감</w:t>
+      </w:r>
+      <w:r>
+        <w:rPr>
+          <w:rFonts w:ascii="Malgun Gothic" w:cs="Malgun Gothic" w:eastAsia="Malgun Gothic" w:hAnsi="Malgun Gothic"/>
+        </w:rPr>
+        <w:t xml:space="preserve">은 렌즈 형상이 포화된 뒤 총 EQE를 높이는 주된 레버다. 필름이 추출하지 못한 빛은 소자로 돌아가 왕복할 때마다 일부가 흡수된다. 이때 기판→공기 추출 효율은 </w:t>
+      </w:r>
+      <w:r>
+        <w:rPr>
+          <w:rFonts w:ascii="Malgun Gothic" w:cs="Malgun Gothic" w:eastAsia="Malgun Gothic" w:hAnsi="Malgun Gothic"/>
+          <w:i/>
+          <w:iCs/>
+        </w:rPr>
+        <w:t xml:space="preserve">η</w:t>
+      </w:r>
+      <w:r>
+        <w:rPr>
+          <w:rFonts w:ascii="Malgun Gothic" w:cs="Malgun Gothic" w:eastAsia="Malgun Gothic" w:hAnsi="Malgun Gothic"/>
+          <w:i/>
+          <w:iCs/>
+          <w:vertAlign w:val="subscript"/>
+        </w:rPr>
+        <w:t xml:space="preserve">sta</w:t>
+      </w:r>
+      <w:r>
+        <w:rPr>
+          <w:rFonts w:ascii="Malgun Gothic" w:cs="Malgun Gothic" w:eastAsia="Malgun Gothic" w:hAnsi="Malgun Gothic"/>
+          <w:i/>
+          <w:iCs/>
+        </w:rPr>
+        <w:t xml:space="preserve"> = p/[p+(1-p)A']</w:t>
+      </w:r>
+      <w:r>
+        <w:rPr>
+          <w:rFonts w:ascii="Malgun Gothic" w:cs="Malgun Gothic" w:eastAsia="Malgun Gothic" w:hAnsi="Malgun Gothic"/>
+        </w:rPr>
+        <w:t xml:space="preserve">이며, </w:t>
+      </w:r>
+      <w:r>
+        <w:rPr>
+          <w:rFonts w:ascii="Malgun Gothic" w:cs="Malgun Gothic" w:eastAsia="Malgun Gothic" w:hAnsi="Malgun Gothic"/>
+          <w:i/>
+          <w:iCs/>
+        </w:rPr>
+        <w:t xml:space="preserve">p</w:t>
+      </w:r>
+      <w:r>
+        <w:rPr>
+          <w:rFonts w:ascii="Malgun Gothic" w:cs="Malgun Gothic" w:eastAsia="Malgun Gothic" w:hAnsi="Malgun Gothic"/>
+        </w:rPr>
+        <w:t xml:space="preserve">는 필름과 한 번 만날 때의 탈출 확률, </w:t>
+      </w:r>
+      <w:r>
+        <w:rPr>
+          <w:rFonts w:ascii="Malgun Gothic" w:cs="Malgun Gothic" w:eastAsia="Malgun Gothic" w:hAnsi="Malgun Gothic"/>
+          <w:i/>
+          <w:iCs/>
+        </w:rPr>
+        <w:t xml:space="preserve">A'</w:t>
+      </w:r>
+      <w:r>
+        <w:rPr>
+          <w:rFonts w:ascii="Malgun Gothic" w:cs="Malgun Gothic" w:eastAsia="Malgun Gothic" w:hAnsi="Malgun Gothic"/>
+        </w:rPr>
+        <w:t xml:space="preserve">은 왕복당 손실이다 [6]. Al 음극에서는 </w:t>
+      </w:r>
+      <w:r>
+        <w:rPr>
+          <w:rFonts w:ascii="Malgun Gothic" w:cs="Malgun Gothic" w:eastAsia="Malgun Gothic" w:hAnsi="Malgun Gothic"/>
+          <w:i/>
+          <w:iCs/>
+        </w:rPr>
+        <w:t xml:space="preserve">A' ≈ 0.13</w:t>
+      </w:r>
+      <w:r>
+        <w:rPr>
+          <w:rFonts w:ascii="Malgun Gothic" w:cs="Malgun Gothic" w:eastAsia="Malgun Gothic" w:hAnsi="Malgun Gothic"/>
+        </w:rPr>
+        <w:t xml:space="preserve">–0.16이 EQE를 60% 근처로 묶는다. 저손실 보조 반사체는 OLED 적층과 광추출 구조를 전혀 바꾸지 않고 MLA 소자의 EQE를 51%에서 77%로 높였다 [6]. 각도 무작위화 근사에서 렌즈 형상은 </w:t>
+      </w:r>
+      <w:r>
+        <w:rPr>
+          <w:rFonts w:ascii="Malgun Gothic" w:cs="Malgun Gothic" w:eastAsia="Malgun Gothic" w:hAnsi="Malgun Gothic"/>
+          <w:i/>
+          <w:iCs/>
+        </w:rPr>
+        <w:t xml:space="preserve">p</w:t>
+      </w:r>
+      <w:r>
+        <w:rPr>
+          <w:rFonts w:ascii="Malgun Gothic" w:cs="Malgun Gothic" w:eastAsia="Malgun Gothic" w:hAnsi="Malgun Gothic"/>
+        </w:rPr>
+        <w:t xml:space="preserve">를 통해서만 작용하고, </w:t>
+      </w:r>
+      <w:r>
+        <w:rPr>
+          <w:rFonts w:ascii="Malgun Gothic" w:cs="Malgun Gothic" w:eastAsia="Malgun Gothic" w:hAnsi="Malgun Gothic"/>
+          <w:i/>
+          <w:iCs/>
+        </w:rPr>
+        <w:t xml:space="preserve">A'</w:t>
+      </w:r>
+      <w:r>
+        <w:rPr>
+          <w:rFonts w:ascii="Malgun Gothic" w:cs="Malgun Gothic" w:eastAsia="Malgun Gothic" w:hAnsi="Malgun Gothic"/>
+        </w:rPr>
+        <w:t xml:space="preserve">이 작아질수록 </w:t>
+      </w:r>
+      <w:r>
+        <w:rPr>
+          <w:rFonts w:ascii="Malgun Gothic" w:cs="Malgun Gothic" w:eastAsia="Malgun Gothic" w:hAnsi="Malgun Gothic"/>
+          <w:i/>
+          <w:iCs/>
+        </w:rPr>
+        <w:t xml:space="preserve">p</w:t>
+      </w:r>
+      <w:r>
+        <w:rPr>
+          <w:rFonts w:ascii="Malgun Gothic" w:cs="Malgun Gothic" w:eastAsia="Malgun Gothic" w:hAnsi="Malgun Gothic"/>
+        </w:rPr>
+        <w:t xml:space="preserve">의 중요성은 줄어든다. 따라서 이 레버와 본 연구의 포화 결과는 같은 방향을 가리킨다.</w:t>
+      </w:r>
+    </w:p>
+    <w:p>
+      <w:pPr>
+        <w:spacing w:after="140" w:line="276"/>
+        <w:jc w:val="both"/>
+      </w:pPr>
+      <w:r>
+        <w:rPr>
+          <w:rFonts w:ascii="Malgun Gothic" w:cs="Malgun Gothic" w:eastAsia="Malgun Gothic" w:hAnsi="Malgun Gothic"/>
+          <w:b/>
+          <w:bCs/>
+        </w:rPr>
         <w:t xml:space="preserve">광원과 캐비티 공학</w:t>
       </w:r>
       <w:r>
         <w:rPr>
           <w:rFonts w:ascii="Malgun Gothic" w:cs="Malgun Gothic" w:eastAsia="Malgun Gothic" w:hAnsi="Malgun Gothic"/>
         </w:rPr>
-        <w:t xml:space="preserve">은 캐비티 두께, 쌍극자 배향, 공진 구조를 통해 기판측 광원 분포 자체를 바꾼다. 이는 OLED 배광 제어의 확립된 레버이며 [11,12], MLA가 포화된 뒤 가장 먼저 살펴볼 대상이다.</w:t>
+        <w:t xml:space="preserve">은 캐비티 두께, 쌍극자 배향, 기판 굴절률, 공진 구조를 통해 기판에 도달하는 빛의 양과 각도를 정한다 [7,13]. 손실이 큰 소자에서는 EQE도 크게 바꾼다. 그러나 왕복 손실이 작아지면 EQE에 대한 그 효과는 줄어든다 [6].</w:t>
       </w:r>
     </w:p>
     <w:p>
@@ -3211,13 +3471,13 @@
           <w:b/>
           <w:bCs/>
         </w:rPr>
-        <w:t xml:space="preserve">각도 선택적 광 재순환(light recycling)</w:t>
-      </w:r>
-      <w:r>
-        <w:rPr>
-          <w:rFonts w:ascii="Malgun Gothic" w:cs="Malgun Gothic" w:eastAsia="Malgun Gothic" w:hAnsi="Malgun Gothic"/>
-        </w:rPr>
-        <w:t xml:space="preserve">은 비선택적 굴절 필름이 줄 수 없는 선택도를 제공할 수 있다. 여기서 필터는 대역 밖의 빛을 반사 전극 쪽으로 되돌려 다시 탈출을 시도하게 한다. 단일 통과에서 비선택적 층은 탈출광의 33.7%를 40–60° band로 보낸다. 이상적 각도 필터와 왕복 손실 10%를 가정한 Markov 재순환 모델에서는 이 band로의 전달이 생성 출력의 62.1%까지 오르며, 평면 비선택 기준은 29.1%다. 실현 가능한 8쌍 유전체 다층막은 단색 광원에서 48.2%를 주지만 100 nm 대역폭에서는 32.5%에 그친다(Note S7, Fig. S7). 따라서 왕복 손실과 광원 대역폭이 이 경로의 실질적 한계다. 이는 소자 제안이 아니라, 선택적 재순환이 왜 자연스러운 다음 레버인지 보여 주는 기준 계산이다.</w:t>
+        <w:t xml:space="preserve">각도 선택적 다중 통과 추출</w:t>
+      </w:r>
+      <w:r>
+        <w:rPr>
+          <w:rFonts w:ascii="Malgun Gothic" w:cs="Malgun Gothic" w:eastAsia="Malgun Gothic" w:hAnsi="Malgun Gothic"/>
+        </w:rPr>
+        <w:t xml:space="preserve">은 비선택적 굴절 필름이 줄 수 없는 선택도를 제공할 수 있다. 여기서 출사면 필터는 대역 밖의 빛을 소자 쪽으로 되돌려 다시 탈출을 시도하게 한다. 다중 통과 틀과 왕복 손실의 핵심적 역할은 참고문헌 [6]의 것이며, 본 연구는 출사면의 각도 선택성만 더한다. 이 필터는 참고문헌 [6]의 저손실 보조 반사체와 다르다. 그 반사체는 소자 뒤에 놓여 각도 선택 없이 빛을 되돌린다. 둘은 상보적이다. 필터는 각도를 고르고, 낮은 왕복 손실은 거부된 빛이 방향을 바꿀 만큼 여러 번 통과하도록 살려 둔다. 단일 통과에서 비선택적 층은 탈출광의 33.7%를 40–60° band로 보낸다. 이상적 각도 필터와 왕복 손실 10%를 가정한 Markov 다중 통과 모델에서는 이 band로의 전달이 생성 출력의 62.1%까지 오르며, 평면 비선택 기준은 29.1%다. 실현 가능한 8쌍 유전체 다층막은 단색 광원에서 48.2%를 주지만 100 nm 대역폭에서는 32.5%에 그친다(Note S7, Fig. S7). 따라서 왕복 손실과 광원 대역폭이 이 경로의 실질적 한계다. 이는 소자 제안이 아니라, 각도 선택이 왜 낮은 왕복 손실과 짝을 이루어야 하는지 보여 주는 기준 계산이다.</w:t>
       </w:r>
     </w:p>
     <w:p>
@@ -3245,6 +3505,150 @@
       <w:r>
         <w:rPr>
           <w:rFonts w:ascii="Malgun Gothic" w:cs="Malgun Gothic" w:eastAsia="Malgun Gothic" w:hAnsi="Malgun Gothic"/>
+          <w:b/>
+          <w:bCs/>
+        </w:rPr>
+        <w:t xml:space="preserve">왕복 손실 영역.</w:t>
+      </w:r>
+      <w:r>
+        <w:rPr>
+          <w:rFonts w:ascii="Malgun Gothic" w:cs="Malgun Gothic" w:eastAsia="Malgun Gothic" w:hAnsi="Malgun Gothic"/>
+        </w:rPr>
+        <w:t xml:space="preserve"> 본 플랫폼은 Al 음극을 쓰므로 절대 EQE는 참고문헌 [6]이 밝힌 손실 제한 영역에 있다. 그렇다면 포화가 단지 이 천장 때문이 아니냐고 물을 수 있다. 그렇지 않다. 비교는 상대적이다. 두 렌즈 클래스는 같은 적층을 공유하며, 반구 0.547 대 freeform 0.554다. 다중 통과 관점은 오히려 손실이 큰 영역이 형상 자유도에 유리함을 보여 준다. 되돌아온 빛의 각도가 매 통과마다 무작위화된다고 가정하는 </w:t>
+      </w:r>
+      <w:r>
+        <w:rPr>
+          <w:rFonts w:ascii="Malgun Gothic" w:cs="Malgun Gothic" w:eastAsia="Malgun Gothic" w:hAnsi="Malgun Gothic"/>
+          <w:i/>
+          <w:iCs/>
+        </w:rPr>
+        <w:t xml:space="preserve">η</w:t>
+      </w:r>
+      <w:r>
+        <w:rPr>
+          <w:rFonts w:ascii="Malgun Gothic" w:cs="Malgun Gothic" w:eastAsia="Malgun Gothic" w:hAnsi="Malgun Gothic"/>
+          <w:i/>
+          <w:iCs/>
+          <w:vertAlign w:val="subscript"/>
+        </w:rPr>
+        <w:t xml:space="preserve">sta</w:t>
+      </w:r>
+      <w:r>
+        <w:rPr>
+          <w:rFonts w:ascii="Malgun Gothic" w:cs="Malgun Gothic" w:eastAsia="Malgun Gothic" w:hAnsi="Malgun Gothic"/>
+          <w:i/>
+          <w:iCs/>
+        </w:rPr>
+        <w:t xml:space="preserve"> = p/[p+(1-p)A']</w:t>
+      </w:r>
+      <w:r>
+        <w:rPr>
+          <w:rFonts w:ascii="Malgun Gothic" w:cs="Malgun Gothic" w:eastAsia="Malgun Gothic" w:hAnsi="Malgun Gothic"/>
+        </w:rPr>
+        <w:t xml:space="preserve">에서 렌즈 형상은 </w:t>
+      </w:r>
+      <w:r>
+        <w:rPr>
+          <w:rFonts w:ascii="Malgun Gothic" w:cs="Malgun Gothic" w:eastAsia="Malgun Gothic" w:hAnsi="Malgun Gothic"/>
+          <w:i/>
+          <w:iCs/>
+        </w:rPr>
+        <w:t xml:space="preserve">p</w:t>
+      </w:r>
+      <w:r>
+        <w:rPr>
+          <w:rFonts w:ascii="Malgun Gothic" w:cs="Malgun Gothic" w:eastAsia="Malgun Gothic" w:hAnsi="Malgun Gothic"/>
+        </w:rPr>
+        <w:t xml:space="preserve">를 통해서만 작용한다. </w:t>
+      </w:r>
+      <w:r>
+        <w:rPr>
+          <w:rFonts w:ascii="Malgun Gothic" w:cs="Malgun Gothic" w:eastAsia="Malgun Gothic" w:hAnsi="Malgun Gothic"/>
+          <w:i/>
+          <w:iCs/>
+        </w:rPr>
+        <w:t xml:space="preserve">p</w:t>
+      </w:r>
+      <w:r>
+        <w:rPr>
+          <w:rFonts w:ascii="Malgun Gothic" w:cs="Malgun Gothic" w:eastAsia="Malgun Gothic" w:hAnsi="Malgun Gothic"/>
+        </w:rPr>
+        <w:t xml:space="preserve">를 0.40에서 0.44로 10% 높이면 </w:t>
+      </w:r>
+      <w:r>
+        <w:rPr>
+          <w:rFonts w:ascii="Malgun Gothic" w:cs="Malgun Gothic" w:eastAsia="Malgun Gothic" w:hAnsi="Malgun Gothic"/>
+          <w:i/>
+          <w:iCs/>
+        </w:rPr>
+        <w:t xml:space="preserve">η</w:t>
+      </w:r>
+      <w:r>
+        <w:rPr>
+          <w:rFonts w:ascii="Malgun Gothic" w:cs="Malgun Gothic" w:eastAsia="Malgun Gothic" w:hAnsi="Malgun Gothic"/>
+          <w:i/>
+          <w:iCs/>
+          <w:vertAlign w:val="subscript"/>
+        </w:rPr>
+        <w:t xml:space="preserve">sta</w:t>
+      </w:r>
+      <w:r>
+        <w:rPr>
+          <w:rFonts w:ascii="Malgun Gothic" w:cs="Malgun Gothic" w:eastAsia="Malgun Gothic" w:hAnsi="Malgun Gothic"/>
+        </w:rPr>
+        <w:t xml:space="preserve">는 </w:t>
+      </w:r>
+      <w:r>
+        <w:rPr>
+          <w:rFonts w:ascii="Malgun Gothic" w:cs="Malgun Gothic" w:eastAsia="Malgun Gothic" w:hAnsi="Malgun Gothic"/>
+          <w:i/>
+          <w:iCs/>
+        </w:rPr>
+        <w:t xml:space="preserve">A' = 0.15</w:t>
+      </w:r>
+      <w:r>
+        <w:rPr>
+          <w:rFonts w:ascii="Malgun Gothic" w:cs="Malgun Gothic" w:eastAsia="Malgun Gothic" w:hAnsi="Malgun Gothic"/>
+        </w:rPr>
+        <w:t xml:space="preserve">(Al)에서 2.9% 오르지만, </w:t>
+      </w:r>
+      <w:r>
+        <w:rPr>
+          <w:rFonts w:ascii="Malgun Gothic" w:cs="Malgun Gothic" w:eastAsia="Malgun Gothic" w:hAnsi="Malgun Gothic"/>
+          <w:i/>
+          <w:iCs/>
+        </w:rPr>
+        <w:t xml:space="preserve">A' = 0.045</w:t>
+      </w:r>
+      <w:r>
+        <w:rPr>
+          <w:rFonts w:ascii="Malgun Gothic" w:cs="Malgun Gothic" w:eastAsia="Malgun Gothic" w:hAnsi="Malgun Gothic"/>
+        </w:rPr>
+        <w:t xml:space="preserve">(Ag)에서는 1.0%, </w:t>
+      </w:r>
+      <w:r>
+        <w:rPr>
+          <w:rFonts w:ascii="Malgun Gothic" w:cs="Malgun Gothic" w:eastAsia="Malgun Gothic" w:hAnsi="Malgun Gothic"/>
+          <w:i/>
+          <w:iCs/>
+        </w:rPr>
+        <w:t xml:space="preserve">A' = 0.02</w:t>
+      </w:r>
+      <w:r>
+        <w:rPr>
+          <w:rFonts w:ascii="Malgun Gothic" w:cs="Malgun Gothic" w:eastAsia="Malgun Gothic" w:hAnsi="Malgun Gothic"/>
+        </w:rPr>
+        <w:t xml:space="preserve">에서는 0.4%만 오른다. 따라서 Al 플랫폼은 렌즈 형상의 영향력이 가장 큰 경우다. 손실이 낮은 소자에서는 포화가 약해지는 것이 아니라 더 강해질 것이다. 본 논문의 절대 EQE 값은 저손실 소자의 값과 직접 비교해서는 안 된다.</w:t>
+      </w:r>
+    </w:p>
+    <w:p>
+      <w:pPr>
+        <w:spacing w:after="140" w:line="276"/>
+        <w:jc w:val="both"/>
+      </w:pPr>
+      <w:r>
+        <w:rPr>
+          <w:rFonts w:ascii="Malgun Gothic" w:cs="Malgun Gothic" w:eastAsia="Malgun Gothic" w:hAnsi="Malgun Gothic"/>
         </w:rPr>
         <w:t xml:space="preserve">포화 명제는 기판과 굴절률이 정합된 세 제조 가능 외부 필름 family에 해당한다. 내부 배열, 산란층, 고굴절률 필름은 포함하지 않는다. 3차원 비대칭 렌즈릿을 사용한 별도의, 제약이 다른 탐색도 이 결과와 부합한다. 그 탐색은 Ag 전극, 비등방 발광 셀, 52개 형상 변수를 사용했다. 비대칭 형상은 원거리장 중심을 옮겼으나 목표 </w:t>
       </w:r>
@@ -3260,7 +3664,7 @@
         <w:rPr>
           <w:rFonts w:ascii="Malgun Gothic" w:cs="Malgun Gothic" w:eastAsia="Malgun Gothic" w:hAnsi="Malgun Gothic"/>
         </w:rPr>
-        <w:t xml:space="preserve"> 창의 절대 출력을 반구보다 안정적으로 높이지는 못했다. 적층과 제약이 다르므로 정성적으로만 보고한다(Note S8). 공진 구조, metasurface, 비대칭 프리즘 같은 다른 소자로는 방향성 방출이 가능하며 [8,9], 여기의 결과는 굴절형 렌즈릿에만 해당한다. 25 mm 패치의 절대 EQE는 하한이지만(4.1절), 비율과 비교는 영향을 받지 않는다. 마지막으로, 시뮬레이션의 표면은 이상적이다. 형상 오차, 정렬 오차, 렌즈 간 편차가 없다. 제작 불완전성은 freeform 프로파일이 반구에 대해 갖는 우위를 줄일 수만 있으므로, 거의 무효에 가까운 이 결과는 보수적이다.</w:t>
+        <w:t xml:space="preserve"> 창의 절대 출력을 반구보다 안정적으로 높이지는 못했다. 적층과 제약이 다르므로 정성적으로만 보고한다(Note S8). 공진 구조, metasurface, 비대칭 프리즘 같은 다른 소자로는 방향성 방출이 가능하며 [14,17], 여기의 결과는 굴절형 렌즈릿에만 해당한다. 25 mm 패치의 절대 EQE는 하한이지만(4.1절), 비율과 비교는 영향을 받지 않는다. 마지막으로, 시뮬레이션의 표면은 이상적이다. 형상 오차, 정렬 오차, 렌즈 간 편차가 없다. 제작 불완전성은 freeform 프로파일이 반구에 대해 갖는 우위를 줄일 수만 있으므로, 거의 무효에 가까운 이 결과는 보수적이다.</w:t>
       </w:r>
     </w:p>
     <w:p>
@@ -3304,7 +3708,7 @@
         <w:rPr>
           <w:rFonts w:ascii="Malgun Gothic" w:cs="Malgun Gothic" w:eastAsia="Malgun Gothic" w:hAnsi="Malgun Gothic"/>
         </w:rPr>
-        <w:t xml:space="preserve">볼록, 오목, 무작위 조립 필름은 모두 구성을 하나의 좁은 창 안에 둔다. 따라서 그 창은 확장 광원, 두꺼운 기판, 공면적 외부 필름이라는 플랫폼의 성질이다. 이 결과는 반구가 모든 광학계에서 최적이라는 주장이 아니다. 하나의 판단 기준을 제공한다. 반구 benchmark로 포화가 확인되면, 추가 개선은 더 많은 렌즈 형상 자유도가 아니라 광원과 캐비티, 개구 확장, 각도 선택적 광 재순환에서 찾아야 한다. 같은 논리는 페로브스카이트 LED, 양자점 LED 같은 다른 확장 박막 발광체에도 적용된다.</w:t>
+        <w:t xml:space="preserve">볼록, 오목, 무작위 조립 필름은 모두 구성을 하나의 좁은 창 안에 둔다. 따라서 그 창은 확장 광원, 두꺼운 기판, 공면적 외부 필름이라는 플랫폼의 성질이다. 이 결과는 반구가 모든 광학계에서 최적이라는 주장이 아니다. 하나의 판단 기준을 제공한다. 반구 benchmark로 포화가 확인되면, 추가 개선은 더 많은 렌즈 형상 자유도가 아니라 왕복 손실 저감, 광원과 캐비티, 개구 확장, 각도 선택적 다중 통과 추출에서 찾아야 한다. 본 플랫폼은 렌즈 형상의 영향력이 가장 큰, 손실이 큰 Al 음극을 쓰므로 저손실 소자에서는 포화가 더욱 강할 것으로 예상된다. 같은 논리는 페로브스카이트 LED, 양자점 LED 같은 다른 확장 박막 발광체에도 적용된다.</w:t>
       </w:r>
     </w:p>
     <w:p>
@@ -3432,7 +3836,7 @@
         <w:rPr>
           <w:rFonts w:ascii="Malgun Gothic" w:cs="Malgun Gothic" w:eastAsia="Malgun Gothic" w:hAnsi="Malgun Gothic"/>
         </w:rPr>
-        <w:t xml:space="preserve">모든 그림과 표의 기반이 되는 결과 아카이브는 합리적 요청 시 교신저자로부터 제공받을 수 있다. 여기에는 각 최적화 캠페인의 평가 로그와 최적해, 재순환 모델 출력이 포함되며, 목록은 Supplement 1에 있다. 아카이브는 이를 생성한 스크립트와 함께 제공된다. </w:t>
+        <w:t xml:space="preserve">모든 그림과 표의 기반이 되는 결과 아카이브는 합리적 요청 시 교신저자로부터 제공받을 수 있다. 여기에는 각 최적화 캠페인의 평가 로그와 최적해, 다중 통과 모델 출력이 포함되며, 목록은 Supplement 1에 있다. 아카이브는 이를 생성한 스크립트와 함께 제공된다. </w:t>
       </w:r>
       <w:r>
         <w:rPr>
@@ -4056,17 +4460,17 @@
           <w:sz w:val="18"/>
           <w:szCs w:val="18"/>
         </w:rPr>
-        <w:t xml:space="preserve">Kim, S.; Shin, J. M.; Lee, J.; Park, C.; Lee, S.; Park, J.; Seo, D.; Park, S.; Park, C. Y.; Jang, M. S. </w:t>
-      </w:r>
-      <w:r>
-        <w:rPr>
-          <w:rFonts w:ascii="Malgun Gothic" w:cs="Malgun Gothic" w:eastAsia="Malgun Gothic" w:hAnsi="Malgun Gothic"/>
-          <w:b/>
-          <w:bCs/>
-          <w:sz w:val="18"/>
-          <w:szCs w:val="18"/>
-        </w:rPr>
-        <w:t xml:space="preserve">Inverse Design of Organic Light-Emitting Diode Structure Based on Deep Neural Networks.</w:t>
+        <w:t xml:space="preserve">Kim, J.; Lee, S.; Yoo, S.; Gather, M. C. </w:t>
+      </w:r>
+      <w:r>
+        <w:rPr>
+          <w:rFonts w:ascii="Malgun Gothic" w:cs="Malgun Gothic" w:eastAsia="Malgun Gothic" w:hAnsi="Malgun Gothic"/>
+          <w:b/>
+          <w:bCs/>
+          <w:sz w:val="18"/>
+          <w:szCs w:val="18"/>
+        </w:rPr>
+        <w:t xml:space="preserve">Minimizing Round-Trip Loss for Near-Unity Quantum Efficiency in Organic Light-Emitting Diodes.</w:t>
       </w:r>
       <w:r>
         <w:rPr>
@@ -4084,7 +4488,7 @@
           <w:sz w:val="18"/>
           <w:szCs w:val="18"/>
         </w:rPr>
-        <w:t xml:space="preserve">Nanophotonics</w:t>
+        <w:t xml:space="preserve">Preprint</w:t>
       </w:r>
       <w:r>
         <w:rPr>
@@ -4102,33 +4506,15 @@
           <w:sz w:val="18"/>
           <w:szCs w:val="18"/>
         </w:rPr>
-        <w:t xml:space="preserve">2021</w:t>
-      </w:r>
-      <w:r>
-        <w:rPr>
-          <w:rFonts w:ascii="Malgun Gothic" w:cs="Malgun Gothic" w:eastAsia="Malgun Gothic" w:hAnsi="Malgun Gothic"/>
-          <w:sz w:val="18"/>
-          <w:szCs w:val="18"/>
-        </w:rPr>
-        <w:t xml:space="preserve">, </w:t>
-      </w:r>
-      <w:r>
-        <w:rPr>
-          <w:rFonts w:ascii="Malgun Gothic" w:cs="Malgun Gothic" w:eastAsia="Malgun Gothic" w:hAnsi="Malgun Gothic"/>
-          <w:i/>
-          <w:iCs/>
-          <w:sz w:val="18"/>
-          <w:szCs w:val="18"/>
-        </w:rPr>
-        <w:t xml:space="preserve">10</w:t>
-      </w:r>
-      <w:r>
-        <w:rPr>
-          <w:rFonts w:ascii="Malgun Gothic" w:cs="Malgun Gothic" w:eastAsia="Malgun Gothic" w:hAnsi="Malgun Gothic"/>
-          <w:sz w:val="18"/>
-          <w:szCs w:val="18"/>
-        </w:rPr>
-        <w:t xml:space="preserve">, 4533–4541. https://doi.org/10.1515/nanoph-2021-0434.</w:t>
+        <w:t xml:space="preserve">2026</w:t>
+      </w:r>
+      <w:r>
+        <w:rPr>
+          <w:rFonts w:ascii="Malgun Gothic" w:cs="Malgun Gothic" w:eastAsia="Malgun Gothic" w:hAnsi="Malgun Gothic"/>
+          <w:sz w:val="18"/>
+          <w:szCs w:val="18"/>
+        </w:rPr>
+        <w:t xml:space="preserve">.</w:t>
       </w:r>
     </w:p>
     <w:p>
@@ -4164,17 +4550,17 @@
           <w:sz w:val="18"/>
           <w:szCs w:val="18"/>
         </w:rPr>
-        <w:t xml:space="preserve">Ni, Y.; Feng, D.; Ma, D. </w:t>
-      </w:r>
-      <w:r>
-        <w:rPr>
-          <w:rFonts w:ascii="Malgun Gothic" w:cs="Malgun Gothic" w:eastAsia="Malgun Gothic" w:hAnsi="Malgun Gothic"/>
-          <w:b/>
-          <w:bCs/>
-          <w:sz w:val="18"/>
-          <w:szCs w:val="18"/>
-        </w:rPr>
-        <w:t xml:space="preserve">Design of Freeform Microlens Arrays with Prescribed Luminance Distributions for MicroLED Optical Packaging.</w:t>
+        <w:t xml:space="preserve">Song, J.; et al. </w:t>
+      </w:r>
+      <w:r>
+        <w:rPr>
+          <w:rFonts w:ascii="Malgun Gothic" w:cs="Malgun Gothic" w:eastAsia="Malgun Gothic" w:hAnsi="Malgun Gothic"/>
+          <w:b/>
+          <w:bCs/>
+          <w:sz w:val="18"/>
+          <w:szCs w:val="18"/>
+        </w:rPr>
+        <w:t xml:space="preserve">Lensfree OLEDs with over 50% External Quantum Efficiency via External Scattering and Horizontally Oriented Emitters.</w:t>
       </w:r>
       <w:r>
         <w:rPr>
@@ -4192,7 +4578,7 @@
           <w:sz w:val="18"/>
           <w:szCs w:val="18"/>
         </w:rPr>
-        <w:t xml:space="preserve">Appl. Opt.</w:t>
+        <w:t xml:space="preserve">Nat. Commun.</w:t>
       </w:r>
       <w:r>
         <w:rPr>
@@ -4210,7 +4596,7 @@
           <w:sz w:val="18"/>
           <w:szCs w:val="18"/>
         </w:rPr>
-        <w:t xml:space="preserve">2025</w:t>
+        <w:t xml:space="preserve">2018</w:t>
       </w:r>
       <w:r>
         <w:rPr>
@@ -4228,15 +4614,15 @@
           <w:sz w:val="18"/>
           <w:szCs w:val="18"/>
         </w:rPr>
-        <w:t xml:space="preserve">64</w:t>
-      </w:r>
-      <w:r>
-        <w:rPr>
-          <w:rFonts w:ascii="Malgun Gothic" w:cs="Malgun Gothic" w:eastAsia="Malgun Gothic" w:hAnsi="Malgun Gothic"/>
-          <w:sz w:val="18"/>
-          <w:szCs w:val="18"/>
-        </w:rPr>
-        <w:t xml:space="preserve">, 7875–7884. https://opg.optica.org/ao/abstract.cfm?uri=ao-64-27-7875.</w:t>
+        <w:t xml:space="preserve">9</w:t>
+      </w:r>
+      <w:r>
+        <w:rPr>
+          <w:rFonts w:ascii="Malgun Gothic" w:cs="Malgun Gothic" w:eastAsia="Malgun Gothic" w:hAnsi="Malgun Gothic"/>
+          <w:sz w:val="18"/>
+          <w:szCs w:val="18"/>
+        </w:rPr>
+        <w:t xml:space="preserve">, 3207. https://doi.org/10.1038/s41467-018-05671-x.</w:t>
       </w:r>
     </w:p>
     <w:p>
@@ -4272,17 +4658,17 @@
           <w:sz w:val="18"/>
           <w:szCs w:val="18"/>
         </w:rPr>
-        <w:t xml:space="preserve">Buhl, M.; et al. </w:t>
-      </w:r>
-      <w:r>
-        <w:rPr>
-          <w:rFonts w:ascii="Malgun Gothic" w:cs="Malgun Gothic" w:eastAsia="Malgun Gothic" w:hAnsi="Malgun Gothic"/>
-          <w:b/>
-          <w:bCs/>
-          <w:sz w:val="18"/>
-          <w:szCs w:val="18"/>
-        </w:rPr>
-        <w:t xml:space="preserve">Resonance-Based Directional Light Emission from Organic Light-Emitting Diodes.</w:t>
+        <w:t xml:space="preserve">Kim, S.; Shin, J. M.; Lee, J.; Park, C.; Lee, S.; Park, J.; Seo, D.; Park, S.; Park, C. Y.; Jang, M. S. </w:t>
+      </w:r>
+      <w:r>
+        <w:rPr>
+          <w:rFonts w:ascii="Malgun Gothic" w:cs="Malgun Gothic" w:eastAsia="Malgun Gothic" w:hAnsi="Malgun Gothic"/>
+          <w:b/>
+          <w:bCs/>
+          <w:sz w:val="18"/>
+          <w:szCs w:val="18"/>
+        </w:rPr>
+        <w:t xml:space="preserve">Inverse Design of Organic Light-Emitting Diode Structure Based on Deep Neural Networks.</w:t>
       </w:r>
       <w:r>
         <w:rPr>
@@ -4300,7 +4686,7 @@
           <w:sz w:val="18"/>
           <w:szCs w:val="18"/>
         </w:rPr>
-        <w:t xml:space="preserve">Adv. Photonics Res.</w:t>
+        <w:t xml:space="preserve">Nanophotonics</w:t>
       </w:r>
       <w:r>
         <w:rPr>
@@ -4318,7 +4704,7 @@
           <w:sz w:val="18"/>
           <w:szCs w:val="18"/>
         </w:rPr>
-        <w:t xml:space="preserve">2023</w:t>
+        <w:t xml:space="preserve">2021</w:t>
       </w:r>
       <w:r>
         <w:rPr>
@@ -4336,15 +4722,15 @@
           <w:sz w:val="18"/>
           <w:szCs w:val="18"/>
         </w:rPr>
-        <w:t xml:space="preserve">4</w:t>
-      </w:r>
-      <w:r>
-        <w:rPr>
-          <w:rFonts w:ascii="Malgun Gothic" w:cs="Malgun Gothic" w:eastAsia="Malgun Gothic" w:hAnsi="Malgun Gothic"/>
-          <w:sz w:val="18"/>
-          <w:szCs w:val="18"/>
-        </w:rPr>
-        <w:t xml:space="preserve">, 2200143. https://doi.org/10.1002/adpr.202200143.</w:t>
+        <w:t xml:space="preserve">10</w:t>
+      </w:r>
+      <w:r>
+        <w:rPr>
+          <w:rFonts w:ascii="Malgun Gothic" w:cs="Malgun Gothic" w:eastAsia="Malgun Gothic" w:hAnsi="Malgun Gothic"/>
+          <w:sz w:val="18"/>
+          <w:szCs w:val="18"/>
+        </w:rPr>
+        <w:t xml:space="preserve">, 4533–4541. https://doi.org/10.1515/nanoph-2021-0434.</w:t>
       </w:r>
     </w:p>
     <w:p>
@@ -4380,17 +4766,17 @@
           <w:sz w:val="18"/>
           <w:szCs w:val="18"/>
         </w:rPr>
-        <w:t xml:space="preserve">Abdelkhalik, M. S.; Garcia-Santiago, X.; van Raaij, T.-J.; López, T.; Berghuis, A. M.; de Jong, L. M. A.; Gómez Rivas, J. </w:t>
-      </w:r>
-      <w:r>
-        <w:rPr>
-          <w:rFonts w:ascii="Malgun Gothic" w:cs="Malgun Gothic" w:eastAsia="Malgun Gothic" w:hAnsi="Malgun Gothic"/>
-          <w:b/>
-          <w:bCs/>
-          <w:sz w:val="18"/>
-          <w:szCs w:val="18"/>
-        </w:rPr>
-        <w:t xml:space="preserve">Enhanced and Directional Electroluminescence from MicroLEDs Using Metallic or Dielectric Metasurfaces.</w:t>
+        <w:t xml:space="preserve">Ni, Y.; Feng, D.; Ma, D. </w:t>
+      </w:r>
+      <w:r>
+        <w:rPr>
+          <w:rFonts w:ascii="Malgun Gothic" w:cs="Malgun Gothic" w:eastAsia="Malgun Gothic" w:hAnsi="Malgun Gothic"/>
+          <w:b/>
+          <w:bCs/>
+          <w:sz w:val="18"/>
+          <w:szCs w:val="18"/>
+        </w:rPr>
+        <w:t xml:space="preserve">Design of Freeform Microlens Arrays with Prescribed Luminance Distributions for MicroLED Optical Packaging.</w:t>
       </w:r>
       <w:r>
         <w:rPr>
@@ -4408,7 +4794,7 @@
           <w:sz w:val="18"/>
           <w:szCs w:val="18"/>
         </w:rPr>
-        <w:t xml:space="preserve">Commun. Eng.</w:t>
+        <w:t xml:space="preserve">Appl. Opt.</w:t>
       </w:r>
       <w:r>
         <w:rPr>
@@ -4444,15 +4830,15 @@
           <w:sz w:val="18"/>
           <w:szCs w:val="18"/>
         </w:rPr>
-        <w:t xml:space="preserve">4</w:t>
-      </w:r>
-      <w:r>
-        <w:rPr>
-          <w:rFonts w:ascii="Malgun Gothic" w:cs="Malgun Gothic" w:eastAsia="Malgun Gothic" w:hAnsi="Malgun Gothic"/>
-          <w:sz w:val="18"/>
-          <w:szCs w:val="18"/>
-        </w:rPr>
-        <w:t xml:space="preserve">, 63. https://doi.org/10.1038/s44172-025-00401-w.</w:t>
+        <w:t xml:space="preserve">64</w:t>
+      </w:r>
+      <w:r>
+        <w:rPr>
+          <w:rFonts w:ascii="Malgun Gothic" w:cs="Malgun Gothic" w:eastAsia="Malgun Gothic" w:hAnsi="Malgun Gothic"/>
+          <w:sz w:val="18"/>
+          <w:szCs w:val="18"/>
+        </w:rPr>
+        <w:t xml:space="preserve">, 7875–7884. https://opg.optica.org/ao/abstract.cfm?uri=ao-64-27-7875.</w:t>
       </w:r>
     </w:p>
     <w:p>
@@ -4488,17 +4874,17 @@
           <w:sz w:val="18"/>
           <w:szCs w:val="18"/>
         </w:rPr>
-        <w:t xml:space="preserve">Winston, R.; Jiang, L.; Ricketts, M. </w:t>
-      </w:r>
-      <w:r>
-        <w:rPr>
-          <w:rFonts w:ascii="Malgun Gothic" w:cs="Malgun Gothic" w:eastAsia="Malgun Gothic" w:hAnsi="Malgun Gothic"/>
-          <w:b/>
-          <w:bCs/>
-          <w:sz w:val="18"/>
-          <w:szCs w:val="18"/>
-        </w:rPr>
-        <w:t xml:space="preserve">Nonimaging Optics: A Tutorial.</w:t>
+        <w:t xml:space="preserve">Kim, J.; Kim, E.; Park, J.; Song, J.; Kim, S.; Moon, H.; Yoo, S. </w:t>
+      </w:r>
+      <w:r>
+        <w:rPr>
+          <w:rFonts w:ascii="Malgun Gothic" w:cs="Malgun Gothic" w:eastAsia="Malgun Gothic" w:hAnsi="Malgun Gothic"/>
+          <w:b/>
+          <w:bCs/>
+          <w:sz w:val="18"/>
+          <w:szCs w:val="18"/>
+        </w:rPr>
+        <w:t xml:space="preserve">Toward Near-Foldable Surface Light Sources with Ultimate Efficiency: Ultrathin Substrates Embedded with Micron-Scale Inverted Lens Arrays.</w:t>
       </w:r>
       <w:r>
         <w:rPr>
@@ -4516,7 +4902,7 @@
           <w:sz w:val="18"/>
           <w:szCs w:val="18"/>
         </w:rPr>
-        <w:t xml:space="preserve">Adv. Opt. Photon.</w:t>
+        <w:t xml:space="preserve">ACS Photonics</w:t>
       </w:r>
       <w:r>
         <w:rPr>
@@ -4534,7 +4920,7 @@
           <w:sz w:val="18"/>
           <w:szCs w:val="18"/>
         </w:rPr>
-        <w:t xml:space="preserve">2018</w:t>
+        <w:t xml:space="preserve">2023</w:t>
       </w:r>
       <w:r>
         <w:rPr>
@@ -4560,7 +4946,7 @@
           <w:sz w:val="18"/>
           <w:szCs w:val="18"/>
         </w:rPr>
-        <w:t xml:space="preserve">, 484–511.</w:t>
+        <w:t xml:space="preserve">, 1775–1782. https://doi.org/10.1021/acsphotonics.3c00017.</w:t>
       </w:r>
     </w:p>
     <w:p>
@@ -4596,17 +4982,17 @@
           <w:sz w:val="18"/>
           <w:szCs w:val="18"/>
         </w:rPr>
-        <w:t xml:space="preserve">Xiang, C.; Koo, W.; So, F.; Sasabe, H.; Kido, J. </w:t>
-      </w:r>
-      <w:r>
-        <w:rPr>
-          <w:rFonts w:ascii="Malgun Gothic" w:cs="Malgun Gothic" w:eastAsia="Malgun Gothic" w:hAnsi="Malgun Gothic"/>
-          <w:b/>
-          <w:bCs/>
-          <w:sz w:val="18"/>
-          <w:szCs w:val="18"/>
-        </w:rPr>
-        <w:t xml:space="preserve">A Systematic Study on Efficiency Enhancements in Phosphorescent Green, Red and Blue Microcavity Organic Light-Emitting Devices.</w:t>
+        <w:t xml:space="preserve">Kim, M.; Kim, J.; Yoo, S. </w:t>
+      </w:r>
+      <w:r>
+        <w:rPr>
+          <w:rFonts w:ascii="Malgun Gothic" w:cs="Malgun Gothic" w:eastAsia="Malgun Gothic" w:hAnsi="Malgun Gothic"/>
+          <w:b/>
+          <w:bCs/>
+          <w:sz w:val="18"/>
+          <w:szCs w:val="18"/>
+        </w:rPr>
+        <w:t xml:space="preserve">Near-Planar Light Outcoupling Structures with Finite Lateral Dimensions for Ultra-Efficient and Optical Crosstalk-Free OLED Displays.</w:t>
       </w:r>
       <w:r>
         <w:rPr>
@@ -4624,7 +5010,7 @@
           <w:sz w:val="18"/>
           <w:szCs w:val="18"/>
         </w:rPr>
-        <w:t xml:space="preserve">Light: Sci. Appl.</w:t>
+        <w:t xml:space="preserve">Nat. Commun.</w:t>
       </w:r>
       <w:r>
         <w:rPr>
@@ -4642,7 +5028,7 @@
           <w:sz w:val="18"/>
           <w:szCs w:val="18"/>
         </w:rPr>
-        <w:t xml:space="preserve">2013</w:t>
+        <w:t xml:space="preserve">2025</w:t>
       </w:r>
       <w:r>
         <w:rPr>
@@ -4660,15 +5046,15 @@
           <w:sz w:val="18"/>
           <w:szCs w:val="18"/>
         </w:rPr>
-        <w:t xml:space="preserve">2</w:t>
-      </w:r>
-      <w:r>
-        <w:rPr>
-          <w:rFonts w:ascii="Malgun Gothic" w:cs="Malgun Gothic" w:eastAsia="Malgun Gothic" w:hAnsi="Malgun Gothic"/>
-          <w:sz w:val="18"/>
-          <w:szCs w:val="18"/>
-        </w:rPr>
-        <w:t xml:space="preserve">, e74. https://doi.org/10.1038/lsa.2013.30.</w:t>
+        <w:t xml:space="preserve">16</w:t>
+      </w:r>
+      <w:r>
+        <w:rPr>
+          <w:rFonts w:ascii="Malgun Gothic" w:cs="Malgun Gothic" w:eastAsia="Malgun Gothic" w:hAnsi="Malgun Gothic"/>
+          <w:sz w:val="18"/>
+          <w:szCs w:val="18"/>
+        </w:rPr>
+        <w:t xml:space="preserve">, 11606. https://doi.org/10.1038/s41467-025-66538-6.</w:t>
       </w:r>
     </w:p>
     <w:p>
@@ -4704,17 +5090,17 @@
           <w:sz w:val="18"/>
           <w:szCs w:val="18"/>
         </w:rPr>
-        <w:t xml:space="preserve">Song, J.; et al. </w:t>
-      </w:r>
-      <w:r>
-        <w:rPr>
-          <w:rFonts w:ascii="Malgun Gothic" w:cs="Malgun Gothic" w:eastAsia="Malgun Gothic" w:hAnsi="Malgun Gothic"/>
-          <w:b/>
-          <w:bCs/>
-          <w:sz w:val="18"/>
-          <w:szCs w:val="18"/>
-        </w:rPr>
-        <w:t xml:space="preserve">Lensfree OLEDs with over 50% External Quantum Efficiency via External Scattering and Horizontally Oriented Emitters.</w:t>
+        <w:t xml:space="preserve">Winston, R.; Jiang, L.; Ricketts, M. </w:t>
+      </w:r>
+      <w:r>
+        <w:rPr>
+          <w:rFonts w:ascii="Malgun Gothic" w:cs="Malgun Gothic" w:eastAsia="Malgun Gothic" w:hAnsi="Malgun Gothic"/>
+          <w:b/>
+          <w:bCs/>
+          <w:sz w:val="18"/>
+          <w:szCs w:val="18"/>
+        </w:rPr>
+        <w:t xml:space="preserve">Nonimaging Optics: A Tutorial.</w:t>
       </w:r>
       <w:r>
         <w:rPr>
@@ -4732,7 +5118,7 @@
           <w:sz w:val="18"/>
           <w:szCs w:val="18"/>
         </w:rPr>
-        <w:t xml:space="preserve">Nat. Commun.</w:t>
+        <w:t xml:space="preserve">Adv. Opt. Photon.</w:t>
       </w:r>
       <w:r>
         <w:rPr>
@@ -4768,15 +5154,15 @@
           <w:sz w:val="18"/>
           <w:szCs w:val="18"/>
         </w:rPr>
-        <w:t xml:space="preserve">9</w:t>
-      </w:r>
-      <w:r>
-        <w:rPr>
-          <w:rFonts w:ascii="Malgun Gothic" w:cs="Malgun Gothic" w:eastAsia="Malgun Gothic" w:hAnsi="Malgun Gothic"/>
-          <w:sz w:val="18"/>
-          <w:szCs w:val="18"/>
-        </w:rPr>
-        <w:t xml:space="preserve">, 3207. https://doi.org/10.1038/s41467-018-05671-x.</w:t>
+        <w:t xml:space="preserve">10</w:t>
+      </w:r>
+      <w:r>
+        <w:rPr>
+          <w:rFonts w:ascii="Malgun Gothic" w:cs="Malgun Gothic" w:eastAsia="Malgun Gothic" w:hAnsi="Malgun Gothic"/>
+          <w:sz w:val="18"/>
+          <w:szCs w:val="18"/>
+        </w:rPr>
+        <w:t xml:space="preserve">, 484–511.</w:t>
       </w:r>
     </w:p>
     <w:p>
@@ -4812,17 +5198,17 @@
           <w:sz w:val="18"/>
           <w:szCs w:val="18"/>
         </w:rPr>
-        <w:t xml:space="preserve">Liao, P.-H.; Lee, W.-K.; Lee, C.-C.; Huang, C.-W.; Wen, S.-W.; Chen, Y.-T.; Chen, C.-C.; Lin, W.-Y.; Kwak, B. L.; Visser, R. J.; Wu, C.-C. </w:t>
-      </w:r>
-      <w:r>
-        <w:rPr>
-          <w:rFonts w:ascii="Malgun Gothic" w:cs="Malgun Gothic" w:eastAsia="Malgun Gothic" w:hAnsi="Malgun Gothic"/>
-          <w:b/>
-          <w:bCs/>
-          <w:sz w:val="18"/>
-          <w:szCs w:val="18"/>
-        </w:rPr>
-        <w:t xml:space="preserve">Using Angle-Selective Optical Film to Enhance the Light Extraction of a Thin-Film Encapsulated 3D Reflective Pixel for OLED Displays.</w:t>
+        <w:t xml:space="preserve">Xiang, C.; Koo, W.; So, F.; Sasabe, H.; Kido, J. </w:t>
+      </w:r>
+      <w:r>
+        <w:rPr>
+          <w:rFonts w:ascii="Malgun Gothic" w:cs="Malgun Gothic" w:eastAsia="Malgun Gothic" w:hAnsi="Malgun Gothic"/>
+          <w:b/>
+          <w:bCs/>
+          <w:sz w:val="18"/>
+          <w:szCs w:val="18"/>
+        </w:rPr>
+        <w:t xml:space="preserve">A Systematic Study on Efficiency Enhancements in Phosphorescent Green, Red and Blue Microcavity Organic Light-Emitting Devices.</w:t>
       </w:r>
       <w:r>
         <w:rPr>
@@ -4840,7 +5226,7 @@
           <w:sz w:val="18"/>
           <w:szCs w:val="18"/>
         </w:rPr>
-        <w:t xml:space="preserve">Opt. Express</w:t>
+        <w:t xml:space="preserve">Light: Sci. Appl.</w:t>
       </w:r>
       <w:r>
         <w:rPr>
@@ -4858,7 +5244,7 @@
           <w:sz w:val="18"/>
           <w:szCs w:val="18"/>
         </w:rPr>
-        <w:t xml:space="preserve">2022</w:t>
+        <w:t xml:space="preserve">2013</w:t>
       </w:r>
       <w:r>
         <w:rPr>
@@ -4876,15 +5262,15 @@
           <w:sz w:val="18"/>
           <w:szCs w:val="18"/>
         </w:rPr>
-        <w:t xml:space="preserve">30</w:t>
-      </w:r>
-      <w:r>
-        <w:rPr>
-          <w:rFonts w:ascii="Malgun Gothic" w:cs="Malgun Gothic" w:eastAsia="Malgun Gothic" w:hAnsi="Malgun Gothic"/>
-          <w:sz w:val="18"/>
-          <w:szCs w:val="18"/>
-        </w:rPr>
-        <w:t xml:space="preserve">, 46435–46449. https://doi.org/10.1364/OE.477797.</w:t>
+        <w:t xml:space="preserve">2</w:t>
+      </w:r>
+      <w:r>
+        <w:rPr>
+          <w:rFonts w:ascii="Malgun Gothic" w:cs="Malgun Gothic" w:eastAsia="Malgun Gothic" w:hAnsi="Malgun Gothic"/>
+          <w:sz w:val="18"/>
+          <w:szCs w:val="18"/>
+        </w:rPr>
+        <w:t xml:space="preserve">, e74. https://doi.org/10.1038/lsa.2013.30.</w:t>
       </w:r>
     </w:p>
     <w:p>
@@ -4920,17 +5306,17 @@
           <w:sz w:val="18"/>
           <w:szCs w:val="18"/>
         </w:rPr>
-        <w:t xml:space="preserve">Kim, H.-J.; et al. </w:t>
-      </w:r>
-      <w:r>
-        <w:rPr>
-          <w:rFonts w:ascii="Malgun Gothic" w:cs="Malgun Gothic" w:eastAsia="Malgun Gothic" w:hAnsi="Malgun Gothic"/>
-          <w:b/>
-          <w:bCs/>
-          <w:sz w:val="18"/>
-          <w:szCs w:val="18"/>
-        </w:rPr>
-        <w:t xml:space="preserve">High Efficient OLED Displays Prepared with the Air-Gapped Bridges on Quantum Dot Patterns for Optical Recycling.</w:t>
+        <w:t xml:space="preserve">Buhl, M.; et al. </w:t>
+      </w:r>
+      <w:r>
+        <w:rPr>
+          <w:rFonts w:ascii="Malgun Gothic" w:cs="Malgun Gothic" w:eastAsia="Malgun Gothic" w:hAnsi="Malgun Gothic"/>
+          <w:b/>
+          <w:bCs/>
+          <w:sz w:val="18"/>
+          <w:szCs w:val="18"/>
+        </w:rPr>
+        <w:t xml:space="preserve">Resonance-Based Directional Light Emission from Organic Light-Emitting Diodes.</w:t>
       </w:r>
       <w:r>
         <w:rPr>
@@ -4948,7 +5334,7 @@
           <w:sz w:val="18"/>
           <w:szCs w:val="18"/>
         </w:rPr>
-        <w:t xml:space="preserve">Sci. Rep.</w:t>
+        <w:t xml:space="preserve">Adv. Photonics Res.</w:t>
       </w:r>
       <w:r>
         <w:rPr>
@@ -4966,7 +5352,7 @@
           <w:sz w:val="18"/>
           <w:szCs w:val="18"/>
         </w:rPr>
-        <w:t xml:space="preserve">2017</w:t>
+        <w:t xml:space="preserve">2023</w:t>
       </w:r>
       <w:r>
         <w:rPr>
@@ -4984,15 +5370,15 @@
           <w:sz w:val="18"/>
           <w:szCs w:val="18"/>
         </w:rPr>
-        <w:t xml:space="preserve">7</w:t>
-      </w:r>
-      <w:r>
-        <w:rPr>
-          <w:rFonts w:ascii="Malgun Gothic" w:cs="Malgun Gothic" w:eastAsia="Malgun Gothic" w:hAnsi="Malgun Gothic"/>
-          <w:sz w:val="18"/>
-          <w:szCs w:val="18"/>
-        </w:rPr>
-        <w:t xml:space="preserve">, 43063. https://doi.org/10.1038/srep43063.</w:t>
+        <w:t xml:space="preserve">4</w:t>
+      </w:r>
+      <w:r>
+        <w:rPr>
+          <w:rFonts w:ascii="Malgun Gothic" w:cs="Malgun Gothic" w:eastAsia="Malgun Gothic" w:hAnsi="Malgun Gothic"/>
+          <w:sz w:val="18"/>
+          <w:szCs w:val="18"/>
+        </w:rPr>
+        <w:t xml:space="preserve">, 2200143. https://doi.org/10.1002/adpr.202200143.</w:t>
       </w:r>
     </w:p>
     <w:p>
@@ -5028,17 +5414,17 @@
           <w:sz w:val="18"/>
           <w:szCs w:val="18"/>
         </w:rPr>
-        <w:t xml:space="preserve">Kim, J.; Kim, E.; Park, J.; Song, J.; Kim, S.; Moon, H.; Yoo, S. </w:t>
-      </w:r>
-      <w:r>
-        <w:rPr>
-          <w:rFonts w:ascii="Malgun Gothic" w:cs="Malgun Gothic" w:eastAsia="Malgun Gothic" w:hAnsi="Malgun Gothic"/>
-          <w:b/>
-          <w:bCs/>
-          <w:sz w:val="18"/>
-          <w:szCs w:val="18"/>
-        </w:rPr>
-        <w:t xml:space="preserve">Toward Near-Foldable Surface Light Sources with Ultimate Efficiency: Ultrathin Substrates Embedded with Micron-Scale Inverted Lens Arrays.</w:t>
+        <w:t xml:space="preserve">Liao, P.-H.; Lee, W.-K.; Lee, C.-C.; Huang, C.-W.; Wen, S.-W.; Chen, Y.-T.; Chen, C.-C.; Lin, W.-Y.; Kwak, B. L.; Visser, R. J.; Wu, C.-C. </w:t>
+      </w:r>
+      <w:r>
+        <w:rPr>
+          <w:rFonts w:ascii="Malgun Gothic" w:cs="Malgun Gothic" w:eastAsia="Malgun Gothic" w:hAnsi="Malgun Gothic"/>
+          <w:b/>
+          <w:bCs/>
+          <w:sz w:val="18"/>
+          <w:szCs w:val="18"/>
+        </w:rPr>
+        <w:t xml:space="preserve">Using Angle-Selective Optical Film to Enhance the Light Extraction of a Thin-Film Encapsulated 3D Reflective Pixel for OLED Displays.</w:t>
       </w:r>
       <w:r>
         <w:rPr>
@@ -5056,7 +5442,7 @@
           <w:sz w:val="18"/>
           <w:szCs w:val="18"/>
         </w:rPr>
-        <w:t xml:space="preserve">ACS Photonics</w:t>
+        <w:t xml:space="preserve">Opt. Express</w:t>
       </w:r>
       <w:r>
         <w:rPr>
@@ -5074,7 +5460,7 @@
           <w:sz w:val="18"/>
           <w:szCs w:val="18"/>
         </w:rPr>
-        <w:t xml:space="preserve">2023</w:t>
+        <w:t xml:space="preserve">2022</w:t>
       </w:r>
       <w:r>
         <w:rPr>
@@ -5092,15 +5478,15 @@
           <w:sz w:val="18"/>
           <w:szCs w:val="18"/>
         </w:rPr>
-        <w:t xml:space="preserve">10</w:t>
-      </w:r>
-      <w:r>
-        <w:rPr>
-          <w:rFonts w:ascii="Malgun Gothic" w:cs="Malgun Gothic" w:eastAsia="Malgun Gothic" w:hAnsi="Malgun Gothic"/>
-          <w:sz w:val="18"/>
-          <w:szCs w:val="18"/>
-        </w:rPr>
-        <w:t xml:space="preserve">, 1775–1782. https://doi.org/10.1021/acsphotonics.3c00017.</w:t>
+        <w:t xml:space="preserve">30</w:t>
+      </w:r>
+      <w:r>
+        <w:rPr>
+          <w:rFonts w:ascii="Malgun Gothic" w:cs="Malgun Gothic" w:eastAsia="Malgun Gothic" w:hAnsi="Malgun Gothic"/>
+          <w:sz w:val="18"/>
+          <w:szCs w:val="18"/>
+        </w:rPr>
+        <w:t xml:space="preserve">, 46435–46449. https://doi.org/10.1364/OE.477797.</w:t>
       </w:r>
     </w:p>
     <w:p>
@@ -5136,17 +5522,17 @@
           <w:sz w:val="18"/>
           <w:szCs w:val="18"/>
         </w:rPr>
-        <w:t xml:space="preserve">Kim, M.; Kim, J.; Yoo, S. </w:t>
-      </w:r>
-      <w:r>
-        <w:rPr>
-          <w:rFonts w:ascii="Malgun Gothic" w:cs="Malgun Gothic" w:eastAsia="Malgun Gothic" w:hAnsi="Malgun Gothic"/>
-          <w:b/>
-          <w:bCs/>
-          <w:sz w:val="18"/>
-          <w:szCs w:val="18"/>
-        </w:rPr>
-        <w:t xml:space="preserve">Near-Planar Light Outcoupling Structures with Finite Lateral Dimensions for Ultra-Efficient and Optical Crosstalk-Free OLED Displays.</w:t>
+        <w:t xml:space="preserve">Kim, H.-J.; et al. </w:t>
+      </w:r>
+      <w:r>
+        <w:rPr>
+          <w:rFonts w:ascii="Malgun Gothic" w:cs="Malgun Gothic" w:eastAsia="Malgun Gothic" w:hAnsi="Malgun Gothic"/>
+          <w:b/>
+          <w:bCs/>
+          <w:sz w:val="18"/>
+          <w:szCs w:val="18"/>
+        </w:rPr>
+        <w:t xml:space="preserve">High Efficient OLED Displays Prepared with the Air-Gapped Bridges on Quantum Dot Patterns for Optical Recycling.</w:t>
       </w:r>
       <w:r>
         <w:rPr>
@@ -5164,7 +5550,7 @@
           <w:sz w:val="18"/>
           <w:szCs w:val="18"/>
         </w:rPr>
-        <w:t xml:space="preserve">Nat. Commun.</w:t>
+        <w:t xml:space="preserve">Sci. Rep.</w:t>
       </w:r>
       <w:r>
         <w:rPr>
@@ -5182,6 +5568,114 @@
           <w:sz w:val="18"/>
           <w:szCs w:val="18"/>
         </w:rPr>
+        <w:t xml:space="preserve">2017</w:t>
+      </w:r>
+      <w:r>
+        <w:rPr>
+          <w:rFonts w:ascii="Malgun Gothic" w:cs="Malgun Gothic" w:eastAsia="Malgun Gothic" w:hAnsi="Malgun Gothic"/>
+          <w:sz w:val="18"/>
+          <w:szCs w:val="18"/>
+        </w:rPr>
+        <w:t xml:space="preserve">, </w:t>
+      </w:r>
+      <w:r>
+        <w:rPr>
+          <w:rFonts w:ascii="Malgun Gothic" w:cs="Malgun Gothic" w:eastAsia="Malgun Gothic" w:hAnsi="Malgun Gothic"/>
+          <w:i/>
+          <w:iCs/>
+          <w:sz w:val="18"/>
+          <w:szCs w:val="18"/>
+        </w:rPr>
+        <w:t xml:space="preserve">7</w:t>
+      </w:r>
+      <w:r>
+        <w:rPr>
+          <w:rFonts w:ascii="Malgun Gothic" w:cs="Malgun Gothic" w:eastAsia="Malgun Gothic" w:hAnsi="Malgun Gothic"/>
+          <w:sz w:val="18"/>
+          <w:szCs w:val="18"/>
+        </w:rPr>
+        <w:t xml:space="preserve">, 43063. https://doi.org/10.1038/srep43063.</w:t>
+      </w:r>
+    </w:p>
+    <w:p>
+      <w:pPr>
+        <w:tabs>
+          <w:tab w:val="left" w:pos="576"/>
+        </w:tabs>
+        <w:spacing w:after="60"/>
+        <w:ind w:left="576" w:hanging="576"/>
+        <w:jc w:val="both"/>
+      </w:pPr>
+      <w:r>
+        <w:rPr>
+          <w:rFonts w:ascii="Malgun Gothic" w:cs="Malgun Gothic" w:eastAsia="Malgun Gothic" w:hAnsi="Malgun Gothic"/>
+          <w:b/>
+          <w:bCs/>
+          <w:sz w:val="18"/>
+          <w:szCs w:val="18"/>
+        </w:rPr>
+        <w:t xml:space="preserve">17.</w:t>
+      </w:r>
+      <w:r>
+        <w:rPr>
+          <w:rFonts w:ascii="Malgun Gothic" w:cs="Malgun Gothic" w:eastAsia="Malgun Gothic" w:hAnsi="Malgun Gothic"/>
+          <w:sz w:val="18"/>
+          <w:szCs w:val="18"/>
+        </w:rPr>
+        <w:t xml:space="preserve">	</w:t>
+      </w:r>
+      <w:r>
+        <w:rPr>
+          <w:rFonts w:ascii="Malgun Gothic" w:cs="Malgun Gothic" w:eastAsia="Malgun Gothic" w:hAnsi="Malgun Gothic"/>
+          <w:sz w:val="18"/>
+          <w:szCs w:val="18"/>
+        </w:rPr>
+        <w:t xml:space="preserve">Abdelkhalik, M. S.; Garcia-Santiago, X.; van Raaij, T.-J.; López, T.; Berghuis, A. M.; de Jong, L. M. A.; Gómez Rivas, J. </w:t>
+      </w:r>
+      <w:r>
+        <w:rPr>
+          <w:rFonts w:ascii="Malgun Gothic" w:cs="Malgun Gothic" w:eastAsia="Malgun Gothic" w:hAnsi="Malgun Gothic"/>
+          <w:b/>
+          <w:bCs/>
+          <w:sz w:val="18"/>
+          <w:szCs w:val="18"/>
+        </w:rPr>
+        <w:t xml:space="preserve">Enhanced and Directional Electroluminescence from MicroLEDs Using Metallic or Dielectric Metasurfaces.</w:t>
+      </w:r>
+      <w:r>
+        <w:rPr>
+          <w:rFonts w:ascii="Malgun Gothic" w:cs="Malgun Gothic" w:eastAsia="Malgun Gothic" w:hAnsi="Malgun Gothic"/>
+          <w:sz w:val="18"/>
+          <w:szCs w:val="18"/>
+        </w:rPr>
+        <w:t xml:space="preserve"> </w:t>
+      </w:r>
+      <w:r>
+        <w:rPr>
+          <w:rFonts w:ascii="Malgun Gothic" w:cs="Malgun Gothic" w:eastAsia="Malgun Gothic" w:hAnsi="Malgun Gothic"/>
+          <w:i/>
+          <w:iCs/>
+          <w:sz w:val="18"/>
+          <w:szCs w:val="18"/>
+        </w:rPr>
+        <w:t xml:space="preserve">Commun. Eng.</w:t>
+      </w:r>
+      <w:r>
+        <w:rPr>
+          <w:rFonts w:ascii="Malgun Gothic" w:cs="Malgun Gothic" w:eastAsia="Malgun Gothic" w:hAnsi="Malgun Gothic"/>
+          <w:sz w:val="18"/>
+          <w:szCs w:val="18"/>
+        </w:rPr>
+        <w:t xml:space="preserve"> </w:t>
+      </w:r>
+      <w:r>
+        <w:rPr>
+          <w:rFonts w:ascii="Malgun Gothic" w:cs="Malgun Gothic" w:eastAsia="Malgun Gothic" w:hAnsi="Malgun Gothic"/>
+          <w:b/>
+          <w:bCs/>
+          <w:sz w:val="18"/>
+          <w:szCs w:val="18"/>
+        </w:rPr>
         <w:t xml:space="preserve">2025</w:t>
       </w:r>
       <w:r>
@@ -5200,15 +5694,15 @@
           <w:sz w:val="18"/>
           <w:szCs w:val="18"/>
         </w:rPr>
-        <w:t xml:space="preserve">16</w:t>
-      </w:r>
-      <w:r>
-        <w:rPr>
-          <w:rFonts w:ascii="Malgun Gothic" w:cs="Malgun Gothic" w:eastAsia="Malgun Gothic" w:hAnsi="Malgun Gothic"/>
-          <w:sz w:val="18"/>
-          <w:szCs w:val="18"/>
-        </w:rPr>
-        <w:t xml:space="preserve">, 11606. https://doi.org/10.1038/s41467-025-66538-6.</w:t>
+        <w:t xml:space="preserve">4</w:t>
+      </w:r>
+      <w:r>
+        <w:rPr>
+          <w:rFonts w:ascii="Malgun Gothic" w:cs="Malgun Gothic" w:eastAsia="Malgun Gothic" w:hAnsi="Malgun Gothic"/>
+          <w:sz w:val="18"/>
+          <w:szCs w:val="18"/>
+        </w:rPr>
+        <w:t xml:space="preserve">, 63. https://doi.org/10.1038/s44172-025-00401-w.</w:t>
       </w:r>
     </w:p>
     <w:sectPr>

--- a/Manuscript_KO.docx
+++ b/Manuscript_KO.docx
@@ -259,7 +259,22 @@
         <w:rPr>
           <w:rFonts w:ascii="Malgun Gothic" w:cs="Malgun Gothic" w:eastAsia="Malgun Gothic" w:hAnsi="Malgun Gothic"/>
         </w:rPr>
-        <w:t xml:space="preserve">를 광원으로 하여, MATLAB에서 COM 인터페이스로 구동하는 LightTools 3차원 광선추적을 수행한다(Fig. 1). 적층은 Al / ETL / EML / HTL / ITO / glass다. Al 음극에서는 소자로 되돌아간 빛이 왕복할 때마다 약 13–16%를 잃으므로 [6], 이 플랫폼은 외부 구조의 EQE가 55–60% 근처에 머무는 손실 제한 영역에 있다. 이것이 결과에 갖는 의미는 4.3절에서 논의한다. 발광 영역은 반경 1 mm 원판이고, 유리 기판은 두께 </w:t>
+        <w:t xml:space="preserve">를 광원으로 하여, MATLAB에서 COM 인터페이스로 구동하는 LightTools 3차원 광선추적을 수행한다(Fig. 1). 적층은 Al(100 nm) / B3PyMPM ETL / TCTA:B3PyMPM EML(25 nm) / TCTA(10 nm) / TAPC HTL / ITO(150 nm) / glass다. 유기층은 측정한 정상·이상 굴절률을 갖는 복굴절 매질로 다루며, Al과 ITO에는 분산 광학 상수를 쓴다. 발광체는 Ir(dmppy-ph)</w:t>
+      </w:r>
+      <w:r>
+        <w:rPr>
+          <w:rFonts w:ascii="Malgun Gothic" w:cs="Malgun Gothic" w:eastAsia="Malgun Gothic" w:hAnsi="Malgun Gothic"/>
+          <w:i/>
+          <w:iCs/>
+          <w:vertAlign w:val="subscript"/>
+        </w:rPr>
+        <w:t xml:space="preserve">2</w:t>
+      </w:r>
+      <w:r>
+        <w:rPr>
+          <w:rFonts w:ascii="Malgun Gothic" w:cs="Malgun Gothic" w:eastAsia="Malgun Gothic" w:hAnsi="Malgun Gothic"/>
+        </w:rPr>
+        <w:t xml:space="preserve">tmd로, 수평 쌍극자 비율 0.865, 복사 효율 0.98이며 발광 영역은 EML 중앙이다. 발광 스펙트럼은 453–753 nm에 걸친다. Al 음극과 굴절률 약 1.8의 ETL에서는 소자로 되돌아간 빛이 왕복할 때마다 약 13–16%를 잃으므로 [6], 이 플랫폼은 외부 구조의 EQE가 55–60% 근처에 머무는 손실 제한 영역에 있다. 이것이 결과에 갖는 의미는 4.3절에서 논의한다. 발광 영역은 반경 1 mm 원판이고, 유리 기판은 두께 </w:t>
       </w:r>
       <w:r>
         <w:rPr>
@@ -305,6 +320,162 @@
           <w:rFonts w:ascii="Malgun Gothic" w:cs="Malgun Gothic" w:eastAsia="Malgun Gothic" w:hAnsi="Malgun Gothic"/>
         </w:rPr>
         <w:t xml:space="preserve">이다. 모든 CPS 입력값은 Supplement 1의 Note S1(Table S1)에 정리했다.</w:t>
+      </w:r>
+    </w:p>
+    <w:p>
+      <w:pPr>
+        <w:spacing w:after="140" w:line="276"/>
+        <w:jc w:val="both"/>
+      </w:pPr>
+      <w:r>
+        <w:rPr>
+          <w:rFonts w:ascii="Malgun Gothic" w:cs="Malgun Gothic" w:eastAsia="Malgun Gothic" w:hAnsi="Malgun Gothic"/>
+        </w:rPr>
+        <w:t xml:space="preserve">CPS 출력은 파장 하나씩 광선추적기로 넘긴다. 표본 파장마다 반경 1 mm 원판 광원이 기판 안으로 광선을 쏘며, polar 분포는 </w:t>
+      </w:r>
+      <w:r>
+        <w:rPr>
+          <w:rFonts w:ascii="Malgun Gothic" w:cs="Malgun Gothic" w:eastAsia="Malgun Gothic" w:hAnsi="Malgun Gothic"/>
+          <w:i/>
+          <w:iCs/>
+        </w:rPr>
+        <w:t xml:space="preserve">I</w:t>
+      </w:r>
+      <w:r>
+        <w:rPr>
+          <w:rFonts w:ascii="Malgun Gothic" w:cs="Malgun Gothic" w:eastAsia="Malgun Gothic" w:hAnsi="Malgun Gothic"/>
+          <w:i/>
+          <w:iCs/>
+          <w:vertAlign w:val="subscript"/>
+        </w:rPr>
+        <w:t xml:space="preserve">sub</w:t>
+      </w:r>
+      <w:r>
+        <w:rPr>
+          <w:rFonts w:ascii="Malgun Gothic" w:cs="Malgun Gothic" w:eastAsia="Malgun Gothic" w:hAnsi="Malgun Gothic"/>
+          <w:i/>
+          <w:iCs/>
+        </w:rPr>
+        <w:t xml:space="preserve">(θ) = (I</w:t>
+      </w:r>
+      <w:r>
+        <w:rPr>
+          <w:rFonts w:ascii="Malgun Gothic" w:cs="Malgun Gothic" w:eastAsia="Malgun Gothic" w:hAnsi="Malgun Gothic"/>
+          <w:i/>
+          <w:iCs/>
+          <w:vertAlign w:val="subscript"/>
+        </w:rPr>
+        <w:t xml:space="preserve">s</w:t>
+      </w:r>
+      <w:r>
+        <w:rPr>
+          <w:rFonts w:ascii="Malgun Gothic" w:cs="Malgun Gothic" w:eastAsia="Malgun Gothic" w:hAnsi="Malgun Gothic"/>
+          <w:i/>
+          <w:iCs/>
+        </w:rPr>
+        <w:t xml:space="preserve"> + I</w:t>
+      </w:r>
+      <w:r>
+        <w:rPr>
+          <w:rFonts w:ascii="Malgun Gothic" w:cs="Malgun Gothic" w:eastAsia="Malgun Gothic" w:hAnsi="Malgun Gothic"/>
+          <w:i/>
+          <w:iCs/>
+          <w:vertAlign w:val="subscript"/>
+        </w:rPr>
+        <w:t xml:space="preserve">p</w:t>
+      </w:r>
+      <w:r>
+        <w:rPr>
+          <w:rFonts w:ascii="Malgun Gothic" w:cs="Malgun Gothic" w:eastAsia="Malgun Gothic" w:hAnsi="Malgun Gothic"/>
+          <w:i/>
+          <w:iCs/>
+        </w:rPr>
+        <w:t xml:space="preserve">)/2</w:t>
+      </w:r>
+      <w:r>
+        <w:rPr>
+          <w:rFonts w:ascii="Malgun Gothic" w:cs="Malgun Gothic" w:eastAsia="Malgun Gothic" w:hAnsi="Malgun Gothic"/>
+        </w:rPr>
+        <w:t xml:space="preserve">로 90-bin 방향 격자 apodizer가 부여하고 방위각으로는 균일하다. 광원 출력은 </w:t>
+      </w:r>
+      <w:r>
+        <w:rPr>
+          <w:rFonts w:ascii="Malgun Gothic" w:cs="Malgun Gothic" w:eastAsia="Malgun Gothic" w:hAnsi="Malgun Gothic"/>
+          <w:i/>
+          <w:iCs/>
+        </w:rPr>
+        <w:t xml:space="preserve">∈t I</w:t>
+      </w:r>
+      <w:r>
+        <w:rPr>
+          <w:rFonts w:ascii="Malgun Gothic" w:cs="Malgun Gothic" w:eastAsia="Malgun Gothic" w:hAnsi="Malgun Gothic"/>
+          <w:i/>
+          <w:iCs/>
+          <w:vertAlign w:val="subscript"/>
+        </w:rPr>
+        <w:t xml:space="preserve">sub</w:t>
+      </w:r>
+      <w:r>
+        <w:rPr>
+          <w:rFonts w:ascii="Malgun Gothic" w:cs="Malgun Gothic" w:eastAsia="Malgun Gothic" w:hAnsi="Malgun Gothic"/>
+          <w:i/>
+          <w:iCs/>
+        </w:rPr>
+        <w:t xml:space="preserve">sinθ dθ</w:t>
+      </w:r>
+      <w:r>
+        <w:rPr>
+          <w:rFonts w:ascii="Malgun Gothic" w:cs="Malgun Gothic" w:eastAsia="Malgun Gothic" w:hAnsi="Malgun Gothic"/>
+        </w:rPr>
+        <w:t xml:space="preserve">로 둔다. 필름이 소자로 되돌린 빛은 소자 면의 user coating에서 반사되며, 이 coating은 같은 적층에 대해 전달행렬로 계산한 각도·파장 분해 소자 반사율 </w:t>
+      </w:r>
+      <w:r>
+        <w:rPr>
+          <w:rFonts w:ascii="Malgun Gothic" w:cs="Malgun Gothic" w:eastAsia="Malgun Gothic" w:hAnsi="Malgun Gothic"/>
+          <w:i/>
+          <w:iCs/>
+        </w:rPr>
+        <w:t xml:space="preserve">(R</w:t>
+      </w:r>
+      <w:r>
+        <w:rPr>
+          <w:rFonts w:ascii="Malgun Gothic" w:cs="Malgun Gothic" w:eastAsia="Malgun Gothic" w:hAnsi="Malgun Gothic"/>
+          <w:i/>
+          <w:iCs/>
+          <w:vertAlign w:val="subscript"/>
+        </w:rPr>
+        <w:t xml:space="preserve">s</w:t>
+      </w:r>
+      <w:r>
+        <w:rPr>
+          <w:rFonts w:ascii="Malgun Gothic" w:cs="Malgun Gothic" w:eastAsia="Malgun Gothic" w:hAnsi="Malgun Gothic"/>
+          <w:i/>
+          <w:iCs/>
+        </w:rPr>
+        <w:t xml:space="preserve">+R</w:t>
+      </w:r>
+      <w:r>
+        <w:rPr>
+          <w:rFonts w:ascii="Malgun Gothic" w:cs="Malgun Gothic" w:eastAsia="Malgun Gothic" w:hAnsi="Malgun Gothic"/>
+          <w:i/>
+          <w:iCs/>
+          <w:vertAlign w:val="subscript"/>
+        </w:rPr>
+        <w:t xml:space="preserve">p</w:t>
+      </w:r>
+      <w:r>
+        <w:rPr>
+          <w:rFonts w:ascii="Malgun Gothic" w:cs="Malgun Gothic" w:eastAsia="Malgun Gothic" w:hAnsi="Malgun Gothic"/>
+          <w:i/>
+          <w:iCs/>
+        </w:rPr>
+        <w:t xml:space="preserve">)/2</w:t>
+      </w:r>
+      <w:r>
+        <w:rPr>
+          <w:rFonts w:ascii="Malgun Gothic" w:cs="Malgun Gothic" w:eastAsia="Malgun Gothic" w:hAnsi="Malgun Gothic"/>
+        </w:rPr>
+        <w:t xml:space="preserve">를 갖는다. 총 EQE는 파장별로 추적한 추출 비율에 그 파장의 CPS 기판 전달 효율을 곱해 모든 파장에 걸쳐 더한 값이다. 따라서 편광은 광원과 되돌아온 빛 모두에서 평균된다. 기판 안의 광선은 곡면 렌즈 표면에서 여러 번 반사·굴절하며 편광이 섞이고, 모든 클래스 비교가 같은 처리를 쓰므로 이 근사는 타당하다.</w:t>
       </w:r>
     </w:p>
     <w:p>
@@ -390,7 +561,44 @@
         <w:rPr>
           <w:rFonts w:ascii="Malgun Gothic" w:cs="Malgun Gothic" w:eastAsia="Malgun Gothic" w:hAnsi="Malgun Gothic"/>
         </w:rPr>
-        <w:t xml:space="preserve">, 589 nm)이며 기판과 굴절률이 정합된다. 탈출 조건은 필름/공기 경계만이 결정한다. 렌즈 굴절률은 전 과정에서 고정되며, 본 연구에서 설계 변수가 아니라 플랫폼의 속성이다.</w:t>
+        <w:t xml:space="preserve">, 589 nm)이며 기판과 굴절률이 거의 정합된다(</w:t>
+      </w:r>
+      <w:r>
+        <w:rPr>
+          <w:rFonts w:ascii="Malgun Gothic" w:cs="Malgun Gothic" w:eastAsia="Malgun Gothic" w:hAnsi="Malgun Gothic"/>
+          <w:i/>
+          <w:iCs/>
+        </w:rPr>
+        <w:t xml:space="preserve">Δ n = 0.007</w:t>
+      </w:r>
+      <w:r>
+        <w:rPr>
+          <w:rFonts w:ascii="Malgun Gothic" w:cs="Malgun Gothic" w:eastAsia="Malgun Gothic" w:hAnsi="Malgun Gothic"/>
+        </w:rPr>
+        <w:t xml:space="preserve">, 계면 반사율 변화 약 </w:t>
+      </w:r>
+      <w:r>
+        <w:rPr>
+          <w:rFonts w:ascii="Malgun Gothic" w:cs="Malgun Gothic" w:eastAsia="Malgun Gothic" w:hAnsi="Malgun Gothic"/>
+          <w:i/>
+          <w:iCs/>
+        </w:rPr>
+        <w:t xml:space="preserve">10</w:t>
+      </w:r>
+      <w:r>
+        <w:rPr>
+          <w:rFonts w:ascii="Malgun Gothic" w:cs="Malgun Gothic" w:eastAsia="Malgun Gothic" w:hAnsi="Malgun Gothic"/>
+          <w:i/>
+          <w:iCs/>
+          <w:vertAlign w:val="superscript"/>
+        </w:rPr>
+        <w:t xml:space="preserve">-5</w:t>
+      </w:r>
+      <w:r>
+        <w:rPr>
+          <w:rFonts w:ascii="Malgun Gothic" w:cs="Malgun Gothic" w:eastAsia="Malgun Gothic" w:hAnsi="Malgun Gothic"/>
+        </w:rPr>
+        <w:t xml:space="preserve">). 따라서 탈출 조건은 필름/공기 경계가 결정한다. 렌즈 굴절률은 전 과정에서 고정되며, 본 연구에서 설계 변수가 아니라 플랫폼의 속성이다.</w:t>
       </w:r>
     </w:p>
     <w:p>
@@ -432,7 +640,21 @@
         <w:rPr>
           <w:rFonts w:ascii="Malgun Gothic" w:cs="Malgun Gothic" w:eastAsia="Malgun Gothic" w:hAnsi="Malgun Gothic"/>
         </w:rPr>
-        <w:t xml:space="preserve"> 프로파일은 고정된 사분원이다. 렌즈 높이와 ETL, HTL 두께는 자유 변수다.</w:t>
+        <w:t xml:space="preserve"> 프로파일은 다섯 제어점을 사분원 위에 고정한 같은 spline이다. 실제 원과의 차이는 </w:t>
+      </w:r>
+      <w:r>
+        <w:rPr>
+          <w:rFonts w:ascii="Malgun Gothic" w:cs="Malgun Gothic" w:eastAsia="Malgun Gothic" w:hAnsi="Malgun Gothic"/>
+          <w:i/>
+          <w:iCs/>
+        </w:rPr>
+        <w:t xml:space="preserve">r &lt; 0.95</w:t>
+      </w:r>
+      <w:r>
+        <w:rPr>
+          <w:rFonts w:ascii="Malgun Gothic" w:cs="Malgun Gothic" w:eastAsia="Malgun Gothic" w:hAnsi="Malgun Gothic"/>
+        </w:rPr>
+        <w:t xml:space="preserve">에서 렌즈 반경의 0.007 이내, 가장자리에서 0.055다. 렌즈 높이와 ETL, HTL 두께는 자유 변수다.</w:t>
       </w:r>
     </w:p>
     <w:p>
@@ -474,7 +696,804 @@
         <w:rPr>
           <w:rFonts w:ascii="Malgun Gothic" w:cs="Malgun Gothic" w:eastAsia="Malgun Gothic" w:hAnsi="Malgun Gothic"/>
         </w:rPr>
-        <w:t xml:space="preserve">두 클래스는 재료, 피치, fill factor, 높이 범위, 최대 draft angle을 공유한다. 반구는 freeform 집합의 한 원소다. Freeform의 제약은 반구보다 결코 느슨하지 않으므로, 차이는 오직 형상 자유도를 측정한다. 모든 캠페인에서 캐비티 두께를 렌즈와 함께 최적화하므로, 각 클래스는 자신의 최적 캐비티에서 비교된다. 자기교차, 음의 두께, 제조 불가능한 draft angle을 가진 후보는 평가 전에 제외한다.</w:t>
+        <w:t xml:space="preserve">두 클래스는 재료, 피치, fill factor, 높이 범위, 캐비티 범위를 공유한다(Table 1). 반구 기준은 제어점이 사분원 위에 놓인 spline family의 원소이므로 freeform 설계 공간의 한 점이다. Freeform의 제약은 반구보다 결코 느슨하지 않으므로, 차이는 오직 형상 자유도를 측정한다. 모든 캠페인에서 캐비티 두께를 렌즈와 함께 최적화하므로, 각 클래스는 자신의 최적 캐비티에서 비교된다.</w:t>
+      </w:r>
+    </w:p>
+    <w:p>
+      <w:pPr>
+        <w:spacing w:after="140" w:line="276"/>
+        <w:jc w:val="both"/>
+      </w:pPr>
+      <w:r>
+        <w:rPr>
+          <w:rFonts w:ascii="Malgun Gothic" w:cs="Malgun Gothic" w:eastAsia="Malgun Gothic" w:hAnsi="Malgun Gothic"/>
+          <w:b/>
+          <w:bCs/>
+        </w:rPr>
+        <w:t xml:space="preserve">Table 1 | 설계 변수, 범위, 실현 가능성 규칙.</w:t>
+      </w:r>
+    </w:p>
+    <w:tbl>
+      <w:tblPr>
+        <w:tblW w:type="pct" w:w="100%"/>
+        <w:tblBorders>
+          <w:top w:val="single" w:color="auto" w:sz="4"/>
+          <w:left w:val="single" w:color="auto" w:sz="4"/>
+          <w:bottom w:val="single" w:color="auto" w:sz="4"/>
+          <w:right w:val="single" w:color="auto" w:sz="4"/>
+          <w:insideH w:val="single" w:color="auto" w:sz="4"/>
+          <w:insideV w:val="single" w:color="auto" w:sz="4"/>
+        </w:tblBorders>
+      </w:tblPr>
+      <w:tblGrid>
+        <w:gridCol w:w="100"/>
+        <w:gridCol w:w="100"/>
+        <w:gridCol w:w="100"/>
+      </w:tblGrid>
+      <w:tr>
+        <w:trPr>
+          <w:tblHeader/>
+        </w:trPr>
+        <w:tc>
+          <w:tcPr>
+            <w:shd w:fill="DCE3EF" w:color="auto" w:val="clear"/>
+            <w:tcMar>
+              <w:top w:type="dxa" w:w="40"/>
+              <w:left w:type="dxa" w:w="80"/>
+              <w:bottom w:type="dxa" w:w="40"/>
+              <w:right w:type="dxa" w:w="80"/>
+            </w:tcMar>
+          </w:tcPr>
+          <w:p>
+            <w:r>
+              <w:rPr>
+                <w:rFonts w:ascii="Malgun Gothic" w:cs="Malgun Gothic" w:eastAsia="Malgun Gothic" w:hAnsi="Malgun Gothic"/>
+                <w:b/>
+                <w:bCs/>
+                <w:sz w:val="17"/>
+                <w:szCs w:val="17"/>
+              </w:rPr>
+              <w:t xml:space="preserve">항목</w:t>
+            </w:r>
+          </w:p>
+        </w:tc>
+        <w:tc>
+          <w:tcPr>
+            <w:shd w:fill="DCE3EF" w:color="auto" w:val="clear"/>
+            <w:tcMar>
+              <w:top w:type="dxa" w:w="40"/>
+              <w:left w:type="dxa" w:w="80"/>
+              <w:bottom w:type="dxa" w:w="40"/>
+              <w:right w:type="dxa" w:w="80"/>
+            </w:tcMar>
+          </w:tcPr>
+          <w:p>
+            <w:r>
+              <w:rPr>
+                <w:rFonts w:ascii="Malgun Gothic" w:cs="Malgun Gothic" w:eastAsia="Malgun Gothic" w:hAnsi="Malgun Gothic"/>
+                <w:b/>
+                <w:bCs/>
+                <w:sz w:val="17"/>
+                <w:szCs w:val="17"/>
+              </w:rPr>
+              <w:t xml:space="preserve">Freeform</w:t>
+            </w:r>
+          </w:p>
+        </w:tc>
+        <w:tc>
+          <w:tcPr>
+            <w:shd w:fill="DCE3EF" w:color="auto" w:val="clear"/>
+            <w:tcMar>
+              <w:top w:type="dxa" w:w="40"/>
+              <w:left w:type="dxa" w:w="80"/>
+              <w:bottom w:type="dxa" w:w="40"/>
+              <w:right w:type="dxa" w:w="80"/>
+            </w:tcMar>
+          </w:tcPr>
+          <w:p>
+            <w:r>
+              <w:rPr>
+                <w:rFonts w:ascii="Malgun Gothic" w:cs="Malgun Gothic" w:eastAsia="Malgun Gothic" w:hAnsi="Malgun Gothic"/>
+                <w:b/>
+                <w:bCs/>
+                <w:sz w:val="17"/>
+                <w:szCs w:val="17"/>
+              </w:rPr>
+              <w:t xml:space="preserve">반구 기준</w:t>
+            </w:r>
+          </w:p>
+        </w:tc>
+      </w:tr>
+      <w:tr>
+        <w:trPr>
+          <w:tblHeader w:val="false"/>
+        </w:trPr>
+        <w:tc>
+          <w:tcPr>
+            <w:tcMar>
+              <w:top w:type="dxa" w:w="40"/>
+              <w:left w:type="dxa" w:w="80"/>
+              <w:bottom w:type="dxa" w:w="40"/>
+              <w:right w:type="dxa" w:w="80"/>
+            </w:tcMar>
+          </w:tcPr>
+          <w:p>
+            <w:r>
+              <w:rPr>
+                <w:rFonts w:ascii="Malgun Gothic" w:cs="Malgun Gothic" w:eastAsia="Malgun Gothic" w:hAnsi="Malgun Gothic"/>
+                <w:b w:val="false"/>
+                <w:bCs w:val="false"/>
+                <w:sz w:val="17"/>
+                <w:szCs w:val="17"/>
+              </w:rPr>
+              <w:t xml:space="preserve">반경 제어점 </w:t>
+            </w:r>
+            <w:r>
+              <w:rPr>
+                <w:rFonts w:ascii="Malgun Gothic" w:cs="Malgun Gothic" w:eastAsia="Malgun Gothic" w:hAnsi="Malgun Gothic"/>
+                <w:b w:val="false"/>
+                <w:bCs w:val="false"/>
+                <w:i/>
+                <w:iCs/>
+                <w:sz w:val="17"/>
+                <w:szCs w:val="17"/>
+              </w:rPr>
+              <w:t xml:space="preserve">x</w:t>
+            </w:r>
+            <w:r>
+              <w:rPr>
+                <w:rFonts w:ascii="Malgun Gothic" w:cs="Malgun Gothic" w:eastAsia="Malgun Gothic" w:hAnsi="Malgun Gothic"/>
+                <w:b w:val="false"/>
+                <w:bCs w:val="false"/>
+                <w:i/>
+                <w:iCs/>
+                <w:sz w:val="17"/>
+                <w:szCs w:val="17"/>
+                <w:vertAlign w:val="subscript"/>
+              </w:rPr>
+              <w:t xml:space="preserve">2</w:t>
+            </w:r>
+            <w:r>
+              <w:rPr>
+                <w:rFonts w:ascii="Malgun Gothic" w:cs="Malgun Gothic" w:eastAsia="Malgun Gothic" w:hAnsi="Malgun Gothic"/>
+                <w:b w:val="false"/>
+                <w:bCs w:val="false"/>
+                <w:sz w:val="17"/>
+                <w:szCs w:val="17"/>
+              </w:rPr>
+              <w:t xml:space="preserve">–</w:t>
+            </w:r>
+            <w:r>
+              <w:rPr>
+                <w:rFonts w:ascii="Malgun Gothic" w:cs="Malgun Gothic" w:eastAsia="Malgun Gothic" w:hAnsi="Malgun Gothic"/>
+                <w:b w:val="false"/>
+                <w:bCs w:val="false"/>
+                <w:i/>
+                <w:iCs/>
+                <w:sz w:val="17"/>
+                <w:szCs w:val="17"/>
+              </w:rPr>
+              <w:t xml:space="preserve">x</w:t>
+            </w:r>
+            <w:r>
+              <w:rPr>
+                <w:rFonts w:ascii="Malgun Gothic" w:cs="Malgun Gothic" w:eastAsia="Malgun Gothic" w:hAnsi="Malgun Gothic"/>
+                <w:b w:val="false"/>
+                <w:bCs w:val="false"/>
+                <w:i/>
+                <w:iCs/>
+                <w:sz w:val="17"/>
+                <w:szCs w:val="17"/>
+                <w:vertAlign w:val="subscript"/>
+              </w:rPr>
+              <w:t xml:space="preserve">6</w:t>
+            </w:r>
+            <w:r>
+              <w:rPr>
+                <w:rFonts w:ascii="Malgun Gothic" w:cs="Malgun Gothic" w:eastAsia="Malgun Gothic" w:hAnsi="Malgun Gothic"/>
+                <w:b w:val="false"/>
+                <w:bCs w:val="false"/>
+                <w:sz w:val="17"/>
+                <w:szCs w:val="17"/>
+              </w:rPr>
+              <w:t xml:space="preserve"> (렌즈 반경 단위)</w:t>
+            </w:r>
+          </w:p>
+        </w:tc>
+        <w:tc>
+          <w:tcPr>
+            <w:tcMar>
+              <w:top w:type="dxa" w:w="40"/>
+              <w:left w:type="dxa" w:w="80"/>
+              <w:bottom w:type="dxa" w:w="40"/>
+              <w:right w:type="dxa" w:w="80"/>
+            </w:tcMar>
+          </w:tcPr>
+          <w:p>
+            <w:r>
+              <w:rPr>
+                <w:rFonts w:ascii="Malgun Gothic" w:cs="Malgun Gothic" w:eastAsia="Malgun Gothic" w:hAnsi="Malgun Gothic"/>
+                <w:b w:val="false"/>
+                <w:bCs w:val="false"/>
+                <w:sz w:val="17"/>
+                <w:szCs w:val="17"/>
+              </w:rPr>
+              <w:t xml:space="preserve">0–1, 오름차순 정렬</w:t>
+            </w:r>
+          </w:p>
+        </w:tc>
+        <w:tc>
+          <w:tcPr>
+            <w:tcMar>
+              <w:top w:type="dxa" w:w="40"/>
+              <w:left w:type="dxa" w:w="80"/>
+              <w:bottom w:type="dxa" w:w="40"/>
+              <w:right w:type="dxa" w:w="80"/>
+            </w:tcMar>
+          </w:tcPr>
+          <w:p>
+            <w:r>
+              <w:rPr>
+                <w:rFonts w:ascii="Malgun Gothic" w:cs="Malgun Gothic" w:eastAsia="Malgun Gothic" w:hAnsi="Malgun Gothic"/>
+                <w:b w:val="false"/>
+                <w:bCs w:val="false"/>
+                <w:sz w:val="17"/>
+                <w:szCs w:val="17"/>
+              </w:rPr>
+              <w:t xml:space="preserve">사분원 위에 고정</w:t>
+            </w:r>
+          </w:p>
+        </w:tc>
+      </w:tr>
+      <w:tr>
+        <w:trPr>
+          <w:tblHeader w:val="false"/>
+        </w:trPr>
+        <w:tc>
+          <w:tcPr>
+            <w:tcMar>
+              <w:top w:type="dxa" w:w="40"/>
+              <w:left w:type="dxa" w:w="80"/>
+              <w:bottom w:type="dxa" w:w="40"/>
+              <w:right w:type="dxa" w:w="80"/>
+            </w:tcMar>
+          </w:tcPr>
+          <w:p>
+            <w:r>
+              <w:rPr>
+                <w:rFonts w:ascii="Malgun Gothic" w:cs="Malgun Gothic" w:eastAsia="Malgun Gothic" w:hAnsi="Malgun Gothic"/>
+                <w:b w:val="false"/>
+                <w:bCs w:val="false"/>
+                <w:sz w:val="17"/>
+                <w:szCs w:val="17"/>
+              </w:rPr>
+              <w:t xml:space="preserve">높이 제어점 </w:t>
+            </w:r>
+            <w:r>
+              <w:rPr>
+                <w:rFonts w:ascii="Malgun Gothic" w:cs="Malgun Gothic" w:eastAsia="Malgun Gothic" w:hAnsi="Malgun Gothic"/>
+                <w:b w:val="false"/>
+                <w:bCs w:val="false"/>
+                <w:i/>
+                <w:iCs/>
+                <w:sz w:val="17"/>
+                <w:szCs w:val="17"/>
+              </w:rPr>
+              <w:t xml:space="preserve">y</w:t>
+            </w:r>
+            <w:r>
+              <w:rPr>
+                <w:rFonts w:ascii="Malgun Gothic" w:cs="Malgun Gothic" w:eastAsia="Malgun Gothic" w:hAnsi="Malgun Gothic"/>
+                <w:b w:val="false"/>
+                <w:bCs w:val="false"/>
+                <w:i/>
+                <w:iCs/>
+                <w:sz w:val="17"/>
+                <w:szCs w:val="17"/>
+                <w:vertAlign w:val="subscript"/>
+              </w:rPr>
+              <w:t xml:space="preserve">2</w:t>
+            </w:r>
+            <w:r>
+              <w:rPr>
+                <w:rFonts w:ascii="Malgun Gothic" w:cs="Malgun Gothic" w:eastAsia="Malgun Gothic" w:hAnsi="Malgun Gothic"/>
+                <w:b w:val="false"/>
+                <w:bCs w:val="false"/>
+                <w:sz w:val="17"/>
+                <w:szCs w:val="17"/>
+              </w:rPr>
+              <w:t xml:space="preserve">–</w:t>
+            </w:r>
+            <w:r>
+              <w:rPr>
+                <w:rFonts w:ascii="Malgun Gothic" w:cs="Malgun Gothic" w:eastAsia="Malgun Gothic" w:hAnsi="Malgun Gothic"/>
+                <w:b w:val="false"/>
+                <w:bCs w:val="false"/>
+                <w:i/>
+                <w:iCs/>
+                <w:sz w:val="17"/>
+                <w:szCs w:val="17"/>
+              </w:rPr>
+              <w:t xml:space="preserve">y</w:t>
+            </w:r>
+            <w:r>
+              <w:rPr>
+                <w:rFonts w:ascii="Malgun Gothic" w:cs="Malgun Gothic" w:eastAsia="Malgun Gothic" w:hAnsi="Malgun Gothic"/>
+                <w:b w:val="false"/>
+                <w:bCs w:val="false"/>
+                <w:i/>
+                <w:iCs/>
+                <w:sz w:val="17"/>
+                <w:szCs w:val="17"/>
+                <w:vertAlign w:val="subscript"/>
+              </w:rPr>
+              <w:t xml:space="preserve">6</w:t>
+            </w:r>
+            <w:r>
+              <w:rPr>
+                <w:rFonts w:ascii="Malgun Gothic" w:cs="Malgun Gothic" w:eastAsia="Malgun Gothic" w:hAnsi="Malgun Gothic"/>
+                <w:b w:val="false"/>
+                <w:bCs w:val="false"/>
+                <w:sz w:val="17"/>
+                <w:szCs w:val="17"/>
+              </w:rPr>
+              <w:t xml:space="preserve"> (렌즈 반경 단위)</w:t>
+            </w:r>
+          </w:p>
+        </w:tc>
+        <w:tc>
+          <w:tcPr>
+            <w:tcMar>
+              <w:top w:type="dxa" w:w="40"/>
+              <w:left w:type="dxa" w:w="80"/>
+              <w:bottom w:type="dxa" w:w="40"/>
+              <w:right w:type="dxa" w:w="80"/>
+            </w:tcMar>
+          </w:tcPr>
+          <w:p>
+            <w:r>
+              <w:rPr>
+                <w:rFonts w:ascii="Malgun Gothic" w:cs="Malgun Gothic" w:eastAsia="Malgun Gothic" w:hAnsi="Malgun Gothic"/>
+                <w:b w:val="false"/>
+                <w:bCs w:val="false"/>
+                <w:sz w:val="17"/>
+                <w:szCs w:val="17"/>
+              </w:rPr>
+              <w:t xml:space="preserve">0–1.5</w:t>
+            </w:r>
+          </w:p>
+        </w:tc>
+        <w:tc>
+          <w:tcPr>
+            <w:tcMar>
+              <w:top w:type="dxa" w:w="40"/>
+              <w:left w:type="dxa" w:w="80"/>
+              <w:bottom w:type="dxa" w:w="40"/>
+              <w:right w:type="dxa" w:w="80"/>
+            </w:tcMar>
+          </w:tcPr>
+          <w:p>
+            <w:r>
+              <w:rPr>
+                <w:rFonts w:ascii="Malgun Gothic" w:cs="Malgun Gothic" w:eastAsia="Malgun Gothic" w:hAnsi="Malgun Gothic"/>
+                <w:b w:val="false"/>
+                <w:bCs w:val="false"/>
+                <w:sz w:val="17"/>
+                <w:szCs w:val="17"/>
+              </w:rPr>
+              <w:t xml:space="preserve">사분원 위에 고정</w:t>
+            </w:r>
+          </w:p>
+        </w:tc>
+      </w:tr>
+      <w:tr>
+        <w:trPr>
+          <w:tblHeader w:val="false"/>
+        </w:trPr>
+        <w:tc>
+          <w:tcPr>
+            <w:tcMar>
+              <w:top w:type="dxa" w:w="40"/>
+              <w:left w:type="dxa" w:w="80"/>
+              <w:bottom w:type="dxa" w:w="40"/>
+              <w:right w:type="dxa" w:w="80"/>
+            </w:tcMar>
+          </w:tcPr>
+          <w:p>
+            <w:r>
+              <w:rPr>
+                <w:rFonts w:ascii="Malgun Gothic" w:cs="Malgun Gothic" w:eastAsia="Malgun Gothic" w:hAnsi="Malgun Gothic"/>
+                <w:b w:val="false"/>
+                <w:bCs w:val="false"/>
+                <w:sz w:val="17"/>
+                <w:szCs w:val="17"/>
+              </w:rPr>
+              <w:t xml:space="preserve">끝점</w:t>
+            </w:r>
+          </w:p>
+        </w:tc>
+        <w:tc>
+          <w:tcPr>
+            <w:tcMar>
+              <w:top w:type="dxa" w:w="40"/>
+              <w:left w:type="dxa" w:w="80"/>
+              <w:bottom w:type="dxa" w:w="40"/>
+              <w:right w:type="dxa" w:w="80"/>
+            </w:tcMar>
+          </w:tcPr>
+          <w:p>
+            <w:r>
+              <w:rPr>
+                <w:rFonts w:ascii="Malgun Gothic" w:cs="Malgun Gothic" w:eastAsia="Malgun Gothic" w:hAnsi="Malgun Gothic"/>
+                <w:b w:val="false"/>
+                <w:bCs w:val="false"/>
+                <w:sz w:val="17"/>
+                <w:szCs w:val="17"/>
+              </w:rPr>
+              <w:t xml:space="preserve">(0, 1)과 (1, 0) 고정</w:t>
+            </w:r>
+          </w:p>
+        </w:tc>
+        <w:tc>
+          <w:tcPr>
+            <w:tcMar>
+              <w:top w:type="dxa" w:w="40"/>
+              <w:left w:type="dxa" w:w="80"/>
+              <w:bottom w:type="dxa" w:w="40"/>
+              <w:right w:type="dxa" w:w="80"/>
+            </w:tcMar>
+          </w:tcPr>
+          <w:p>
+            <w:r>
+              <w:rPr>
+                <w:rFonts w:ascii="Malgun Gothic" w:cs="Malgun Gothic" w:eastAsia="Malgun Gothic" w:hAnsi="Malgun Gothic"/>
+                <w:b w:val="false"/>
+                <w:bCs w:val="false"/>
+                <w:sz w:val="17"/>
+                <w:szCs w:val="17"/>
+              </w:rPr>
+              <w:t xml:space="preserve">동일</w:t>
+            </w:r>
+          </w:p>
+        </w:tc>
+      </w:tr>
+      <w:tr>
+        <w:trPr>
+          <w:tblHeader w:val="false"/>
+        </w:trPr>
+        <w:tc>
+          <w:tcPr>
+            <w:tcMar>
+              <w:top w:type="dxa" w:w="40"/>
+              <w:left w:type="dxa" w:w="80"/>
+              <w:bottom w:type="dxa" w:w="40"/>
+              <w:right w:type="dxa" w:w="80"/>
+            </w:tcMar>
+          </w:tcPr>
+          <w:p>
+            <w:r>
+              <w:rPr>
+                <w:rFonts w:ascii="Malgun Gothic" w:cs="Malgun Gothic" w:eastAsia="Malgun Gothic" w:hAnsi="Malgun Gothic"/>
+                <w:b w:val="false"/>
+                <w:bCs w:val="false"/>
+                <w:sz w:val="17"/>
+                <w:szCs w:val="17"/>
+              </w:rPr>
+              <w:t xml:space="preserve">높이 배율 (stretch</w:t>
+            </w:r>
+            <w:r>
+              <w:rPr>
+                <w:rFonts w:ascii="Malgun Gothic" w:cs="Malgun Gothic" w:eastAsia="Malgun Gothic" w:hAnsi="Malgun Gothic"/>
+                <w:b w:val="false"/>
+                <w:bCs w:val="false"/>
+                <w:i/>
+                <w:iCs/>
+                <w:sz w:val="17"/>
+                <w:szCs w:val="17"/>
+                <w:vertAlign w:val="subscript"/>
+              </w:rPr>
+              <w:t xml:space="preserve">Z</w:t>
+            </w:r>
+            <w:r>
+              <w:rPr>
+                <w:rFonts w:ascii="Malgun Gothic" w:cs="Malgun Gothic" w:eastAsia="Malgun Gothic" w:hAnsi="Malgun Gothic"/>
+                <w:b w:val="false"/>
+                <w:bCs w:val="false"/>
+                <w:sz w:val="17"/>
+                <w:szCs w:val="17"/>
+              </w:rPr>
+              <w:t xml:space="preserve">)</w:t>
+            </w:r>
+          </w:p>
+        </w:tc>
+        <w:tc>
+          <w:tcPr>
+            <w:tcMar>
+              <w:top w:type="dxa" w:w="40"/>
+              <w:left w:type="dxa" w:w="80"/>
+              <w:bottom w:type="dxa" w:w="40"/>
+              <w:right w:type="dxa" w:w="80"/>
+            </w:tcMar>
+          </w:tcPr>
+          <w:p>
+            <w:r>
+              <w:rPr>
+                <w:rFonts w:ascii="Malgun Gothic" w:cs="Malgun Gothic" w:eastAsia="Malgun Gothic" w:hAnsi="Malgun Gothic"/>
+                <w:b w:val="false"/>
+                <w:bCs w:val="false"/>
+                <w:sz w:val="17"/>
+                <w:szCs w:val="17"/>
+              </w:rPr>
+              <w:t xml:space="preserve">0.1–3</w:t>
+            </w:r>
+          </w:p>
+        </w:tc>
+        <w:tc>
+          <w:tcPr>
+            <w:tcMar>
+              <w:top w:type="dxa" w:w="40"/>
+              <w:left w:type="dxa" w:w="80"/>
+              <w:bottom w:type="dxa" w:w="40"/>
+              <w:right w:type="dxa" w:w="80"/>
+            </w:tcMar>
+          </w:tcPr>
+          <w:p>
+            <w:r>
+              <w:rPr>
+                <w:rFonts w:ascii="Malgun Gothic" w:cs="Malgun Gothic" w:eastAsia="Malgun Gothic" w:hAnsi="Malgun Gothic"/>
+                <w:b w:val="false"/>
+                <w:bCs w:val="false"/>
+                <w:sz w:val="17"/>
+                <w:szCs w:val="17"/>
+              </w:rPr>
+              <w:t xml:space="preserve">0.1–3</w:t>
+            </w:r>
+          </w:p>
+        </w:tc>
+      </w:tr>
+      <w:tr>
+        <w:trPr>
+          <w:tblHeader w:val="false"/>
+        </w:trPr>
+        <w:tc>
+          <w:tcPr>
+            <w:tcMar>
+              <w:top w:type="dxa" w:w="40"/>
+              <w:left w:type="dxa" w:w="80"/>
+              <w:bottom w:type="dxa" w:w="40"/>
+              <w:right w:type="dxa" w:w="80"/>
+            </w:tcMar>
+          </w:tcPr>
+          <w:p>
+            <w:r>
+              <w:rPr>
+                <w:rFonts w:ascii="Malgun Gothic" w:cs="Malgun Gothic" w:eastAsia="Malgun Gothic" w:hAnsi="Malgun Gothic"/>
+                <w:b w:val="false"/>
+                <w:bCs w:val="false"/>
+                <w:sz w:val="17"/>
+                <w:szCs w:val="17"/>
+              </w:rPr>
+              <w:t xml:space="preserve">ETL, HTL 두께</w:t>
+            </w:r>
+          </w:p>
+        </w:tc>
+        <w:tc>
+          <w:tcPr>
+            <w:tcMar>
+              <w:top w:type="dxa" w:w="40"/>
+              <w:left w:type="dxa" w:w="80"/>
+              <w:bottom w:type="dxa" w:w="40"/>
+              <w:right w:type="dxa" w:w="80"/>
+            </w:tcMar>
+          </w:tcPr>
+          <w:p>
+            <w:r>
+              <w:rPr>
+                <w:rFonts w:ascii="Malgun Gothic" w:cs="Malgun Gothic" w:eastAsia="Malgun Gothic" w:hAnsi="Malgun Gothic"/>
+                <w:b w:val="false"/>
+                <w:bCs w:val="false"/>
+                <w:sz w:val="17"/>
+                <w:szCs w:val="17"/>
+              </w:rPr>
+              <w:t xml:space="preserve">각 10–150 nm</w:t>
+            </w:r>
+          </w:p>
+        </w:tc>
+        <w:tc>
+          <w:tcPr>
+            <w:tcMar>
+              <w:top w:type="dxa" w:w="40"/>
+              <w:left w:type="dxa" w:w="80"/>
+              <w:bottom w:type="dxa" w:w="40"/>
+              <w:right w:type="dxa" w:w="80"/>
+            </w:tcMar>
+          </w:tcPr>
+          <w:p>
+            <w:r>
+              <w:rPr>
+                <w:rFonts w:ascii="Malgun Gothic" w:cs="Malgun Gothic" w:eastAsia="Malgun Gothic" w:hAnsi="Malgun Gothic"/>
+                <w:b w:val="false"/>
+                <w:bCs w:val="false"/>
+                <w:sz w:val="17"/>
+                <w:szCs w:val="17"/>
+              </w:rPr>
+              <w:t xml:space="preserve">각 10–150 nm</w:t>
+            </w:r>
+          </w:p>
+        </w:tc>
+      </w:tr>
+      <w:tr>
+        <w:trPr>
+          <w:tblHeader w:val="false"/>
+        </w:trPr>
+        <w:tc>
+          <w:tcPr>
+            <w:tcMar>
+              <w:top w:type="dxa" w:w="40"/>
+              <w:left w:type="dxa" w:w="80"/>
+              <w:bottom w:type="dxa" w:w="40"/>
+              <w:right w:type="dxa" w:w="80"/>
+            </w:tcMar>
+          </w:tcPr>
+          <w:p>
+            <w:r>
+              <w:rPr>
+                <w:rFonts w:ascii="Malgun Gothic" w:cs="Malgun Gothic" w:eastAsia="Malgun Gothic" w:hAnsi="Malgun Gothic"/>
+                <w:b w:val="false"/>
+                <w:bCs w:val="false"/>
+                <w:sz w:val="17"/>
+                <w:szCs w:val="17"/>
+              </w:rPr>
+              <w:t xml:space="preserve">실현 가능성 규칙</w:t>
+            </w:r>
+          </w:p>
+        </w:tc>
+        <w:tc>
+          <w:tcPr>
+            <w:tcMar>
+              <w:top w:type="dxa" w:w="40"/>
+              <w:left w:type="dxa" w:w="80"/>
+              <w:bottom w:type="dxa" w:w="40"/>
+              <w:right w:type="dxa" w:w="80"/>
+            </w:tcMar>
+          </w:tcPr>
+          <w:p>
+            <w:r>
+              <w:rPr>
+                <w:rFonts w:ascii="Malgun Gothic" w:cs="Malgun Gothic" w:eastAsia="Malgun Gothic" w:hAnsi="Malgun Gothic"/>
+                <w:b w:val="false"/>
+                <w:bCs w:val="false"/>
+                <w:sz w:val="17"/>
+                <w:szCs w:val="17"/>
+              </w:rPr>
+              <w:t xml:space="preserve">자기교차와 세 점 공선 금지; 제어점 간격 0.05–1.0; 인접 선분 사이 꺾임각 ≤ 120°</w:t>
+            </w:r>
+          </w:p>
+        </w:tc>
+        <w:tc>
+          <w:tcPr>
+            <w:tcMar>
+              <w:top w:type="dxa" w:w="40"/>
+              <w:left w:type="dxa" w:w="80"/>
+              <w:bottom w:type="dxa" w:w="40"/>
+              <w:right w:type="dxa" w:w="80"/>
+            </w:tcMar>
+          </w:tcPr>
+          <w:p>
+            <w:r>
+              <w:rPr>
+                <w:rFonts w:ascii="Malgun Gothic" w:cs="Malgun Gothic" w:eastAsia="Malgun Gothic" w:hAnsi="Malgun Gothic"/>
+                <w:b w:val="false"/>
+                <w:bCs w:val="false"/>
+                <w:sz w:val="17"/>
+                <w:szCs w:val="17"/>
+              </w:rPr>
+              <w:t xml:space="preserve">항상 만족</w:t>
+            </w:r>
+          </w:p>
+        </w:tc>
+      </w:tr>
+      <w:tr>
+        <w:trPr>
+          <w:tblHeader w:val="false"/>
+        </w:trPr>
+        <w:tc>
+          <w:tcPr>
+            <w:tcMar>
+              <w:top w:type="dxa" w:w="40"/>
+              <w:left w:type="dxa" w:w="80"/>
+              <w:bottom w:type="dxa" w:w="40"/>
+              <w:right w:type="dxa" w:w="80"/>
+            </w:tcMar>
+          </w:tcPr>
+          <w:p>
+            <w:r>
+              <w:rPr>
+                <w:rFonts w:ascii="Malgun Gothic" w:cs="Malgun Gothic" w:eastAsia="Malgun Gothic" w:hAnsi="Malgun Gothic"/>
+                <w:b w:val="false"/>
+                <w:bCs w:val="false"/>
+                <w:sz w:val="17"/>
+                <w:szCs w:val="17"/>
+              </w:rPr>
+              <w:t xml:space="preserve">자유 변수</w:t>
+            </w:r>
+          </w:p>
+        </w:tc>
+        <w:tc>
+          <w:tcPr>
+            <w:tcMar>
+              <w:top w:type="dxa" w:w="40"/>
+              <w:left w:type="dxa" w:w="80"/>
+              <w:bottom w:type="dxa" w:w="40"/>
+              <w:right w:type="dxa" w:w="80"/>
+            </w:tcMar>
+          </w:tcPr>
+          <w:p>
+            <w:r>
+              <w:rPr>
+                <w:rFonts w:ascii="Malgun Gothic" w:cs="Malgun Gothic" w:eastAsia="Malgun Gothic" w:hAnsi="Malgun Gothic"/>
+                <w:b w:val="false"/>
+                <w:bCs w:val="false"/>
+                <w:sz w:val="17"/>
+                <w:szCs w:val="17"/>
+              </w:rPr>
+              <w:t xml:space="preserve">13</w:t>
+            </w:r>
+          </w:p>
+        </w:tc>
+        <w:tc>
+          <w:tcPr>
+            <w:tcMar>
+              <w:top w:type="dxa" w:w="40"/>
+              <w:left w:type="dxa" w:w="80"/>
+              <w:bottom w:type="dxa" w:w="40"/>
+              <w:right w:type="dxa" w:w="80"/>
+            </w:tcMar>
+          </w:tcPr>
+          <w:p>
+            <w:r>
+              <w:rPr>
+                <w:rFonts w:ascii="Malgun Gothic" w:cs="Malgun Gothic" w:eastAsia="Malgun Gothic" w:hAnsi="Malgun Gothic"/>
+                <w:b w:val="false"/>
+                <w:bCs w:val="false"/>
+                <w:sz w:val="17"/>
+                <w:szCs w:val="17"/>
+              </w:rPr>
+              <w:t xml:space="preserve">3</w:t>
+            </w:r>
+          </w:p>
+        </w:tc>
+      </w:tr>
+    </w:tbl>
+    <w:p>
+      <w:pPr>
+        <w:spacing w:after="120"/>
+      </w:pPr>
+    </w:p>
+    <w:p>
+      <w:pPr>
+        <w:spacing w:after="140" w:line="276"/>
+        <w:jc w:val="both"/>
+      </w:pPr>
+      <w:r>
+        <w:rPr>
+          <w:rFonts w:ascii="Malgun Gothic" w:cs="Malgun Gothic" w:eastAsia="Malgun Gothic" w:hAnsi="Malgun Gothic"/>
+        </w:rPr>
+        <w:t xml:space="preserve">실현 가능성 규칙을 어기는 후보는 추적하지 않는다. 최적화기에는 실현 불가능으로 반환하여 </w:t>
+      </w:r>
+      <w:r>
+        <w:rPr>
+          <w:rFonts w:ascii="Consolas" w:cs="Consolas" w:eastAsia="Consolas" w:hAnsi="Consolas"/>
+          <w:sz w:val="18"/>
+          <w:szCs w:val="18"/>
+        </w:rPr>
+        <w:t xml:space="preserve">surrogateopt</w:t>
+      </w:r>
+      <w:r>
+        <w:rPr>
+          <w:rFonts w:ascii="Malgun Gothic" w:cs="Malgun Gothic" w:eastAsia="Malgun Gothic" w:hAnsi="Malgun Gothic"/>
+        </w:rPr>
+        <w:t xml:space="preserve">가 실현 가능 영역을 학습하게 한다.</w:t>
       </w:r>
     </w:p>
     <w:p>
@@ -503,7 +1522,30 @@
         <w:rPr>
           <w:rFonts w:ascii="Malgun Gothic" w:cs="Malgun Gothic" w:eastAsia="Malgun Gothic" w:hAnsi="Malgun Gothic"/>
         </w:rPr>
-        <w:t xml:space="preserve">원거리장은 전 방위각에 걸쳐 네 polar band로 나눈다: 0–20°, 20–40°, 40–60°, 60–80°. Band EQE </w:t>
+        <w:t xml:space="preserve">총 EQE </w:t>
+      </w:r>
+      <w:r>
+        <w:rPr>
+          <w:rFonts w:ascii="Malgun Gothic" w:cs="Malgun Gothic" w:eastAsia="Malgun Gothic" w:hAnsi="Malgun Gothic"/>
+          <w:i/>
+          <w:iCs/>
+        </w:rPr>
+        <w:t xml:space="preserve">EQE</w:t>
+      </w:r>
+      <w:r>
+        <w:rPr>
+          <w:rFonts w:ascii="Malgun Gothic" w:cs="Malgun Gothic" w:eastAsia="Malgun Gothic" w:hAnsi="Malgun Gothic"/>
+          <w:i/>
+          <w:iCs/>
+          <w:vertAlign w:val="subscript"/>
+        </w:rPr>
+        <w:t xml:space="preserve">total</w:t>
+      </w:r>
+      <w:r>
+        <w:rPr>
+          <w:rFonts w:ascii="Malgun Gothic" w:cs="Malgun Gothic" w:eastAsia="Malgun Gothic" w:hAnsi="Malgun Gothic"/>
+        </w:rPr>
+        <w:t xml:space="preserve">은 반구 전체(0–90°)로 공기 중에 방출된 모든 광자를 센다. 원거리장은 전 방위각에 걸쳐 네 polar band로 나눈다: 0–20°, 20–40°, 40–60°, 60–80°. Band EQE </w:t>
       </w:r>
       <w:r>
         <w:rPr>
@@ -631,7 +1673,7 @@
         <w:rPr>
           <w:rFonts w:ascii="Malgun Gothic" w:cs="Malgun Gothic" w:eastAsia="Malgun Gothic" w:hAnsi="Malgun Gothic"/>
         </w:rPr>
-        <w:t xml:space="preserve">해석적 기준으로 Lambertian 분할 </w:t>
+        <w:t xml:space="preserve">따라서 네 선택도의 합은 1보다 약간 작다. 80–90° 나머지는 중앙값 설계에서 출력의 3.1%(전체 설계에서 2.1–8.2%)이며 효율이 오를수록 줄어든다. Band를 0–80°로 정규화해도 결론은 바뀌지 않는다(Note S4). 해석적 기준으로 Lambertian 분할 </w:t>
       </w:r>
       <w:r>
         <w:rPr>
@@ -836,7 +1878,7 @@
         <w:rPr>
           <w:rFonts w:ascii="Malgun Gothic" w:cs="Malgun Gothic" w:eastAsia="Malgun Gothic" w:hAnsi="Malgun Gothic"/>
         </w:rPr>
-        <w:t xml:space="preserve">각 최댓값은 최적 설계를 고정밀로 세 번 재평가한 평균이다. 반구가 freeform 집합 안에 있으므로, 탐색이 완전하다면 </w:t>
+        <w:t xml:space="preserve">각 최댓값은 최적 설계를 고정밀로 세 번 재평가한 평균이다. 반구 기준이 freeform 설계 공간의 한 점이므로, 탐색이 완전하다면 </w:t>
       </w:r>
       <w:r>
         <w:rPr>
@@ -1073,7 +2115,30 @@
         <w:rPr>
           <w:rFonts w:ascii="Malgun Gothic" w:cs="Malgun Gothic" w:eastAsia="Malgun Gothic" w:hAnsi="Malgun Gothic"/>
         </w:rPr>
-        <w:t xml:space="preserve">탐색에는 광선 10,000개와 파장 31개를 쓴다. 보고하는 모든 최적해는 광선 50,000개, 파장 151개로 세 번 재평가한다. 캠페인별 예산은 Supplement 1의 Table S2에 있다.</w:t>
+        <w:t xml:space="preserve">탐색에는 광선 10,000개와 파장 31개를 쓴다. 보고하는 모든 최적해는 광선 50,000개, 파장 151개로 세 번 재평가하며, 재평가 EQE의 표준편차는 약 </w:t>
+      </w:r>
+      <w:r>
+        <w:rPr>
+          <w:rFonts w:ascii="Malgun Gothic" w:cs="Malgun Gothic" w:eastAsia="Malgun Gothic" w:hAnsi="Malgun Gothic"/>
+          <w:i/>
+          <w:iCs/>
+        </w:rPr>
+        <w:t xml:space="preserve">10</w:t>
+      </w:r>
+      <w:r>
+        <w:rPr>
+          <w:rFonts w:ascii="Malgun Gothic" w:cs="Malgun Gothic" w:eastAsia="Malgun Gothic" w:hAnsi="Malgun Gothic"/>
+          <w:i/>
+          <w:iCs/>
+          <w:vertAlign w:val="superscript"/>
+        </w:rPr>
+        <w:t xml:space="preserve">-4</w:t>
+      </w:r>
+      <w:r>
+        <w:rPr>
+          <w:rFonts w:ascii="Malgun Gothic" w:cs="Malgun Gothic" w:eastAsia="Malgun Gothic" w:hAnsi="Malgun Gothic"/>
+        </w:rPr>
+        <w:t xml:space="preserve">이다. 캠페인별 예산, 추적 횟수, 실패율은 Supplement 1의 Table S2에 있다. 추적이 양의 총 EQE를 돌려주면 유효 평가로 보며, 다른 걸러냄은 없다. 가중합 캠페인의 기록된 평가 691개 중 606개가 유효하다(무작위 설계 150개 중 114개). 추적 실패는 freeform band별 평가의 10.5%에서 일어났고 반구 평가에서는 없었다.</w:t>
       </w:r>
     </w:p>
     <w:p>
@@ -1085,21 +2150,66 @@
         <w:rPr>
           <w:rFonts w:ascii="Malgun Gothic" w:cs="Malgun Gothic" w:eastAsia="Malgun Gothic" w:hAnsi="Malgun Gothic"/>
         </w:rPr>
-        <w:t xml:space="preserve">설계 공간의 일부를 놓치는 탐색은 이득이 없다고 잘못 보고할 수 있다. 이를 배제하기 위해 재출발 대조 실험을 수행했다. 각 목적함수마다 그 목적의 반구 최적해에서 탐색을 다시 시작했으며, 목적함수, 제약, 정밀도는 동일하게 유지했다. 반구 점과 각 변수 범위의 8% 이내에서 뽑은 8개의 섭동을 시드 집합에 넣었다. 반구 점에서 직접 pattern search도 실행했다. 반구 기준값은 같은 세션에서 다시 측정했다. 이득이 자유도 4에서의 pooled 단측 95% 임계값 </w:t>
-      </w:r>
-      <w:r>
-        <w:rPr>
-          <w:rFonts w:ascii="Malgun Gothic" w:cs="Malgun Gothic" w:eastAsia="Malgun Gothic" w:hAnsi="Malgun Gothic"/>
-          <w:i/>
-          <w:iCs/>
-        </w:rPr>
-        <w:t xml:space="preserve">t = 2.13</w:t>
-      </w:r>
-      <w:r>
-        <w:rPr>
-          <w:rFonts w:ascii="Malgun Gothic" w:cs="Malgun Gothic" w:eastAsia="Malgun Gothic" w:hAnsi="Malgun Gothic"/>
-        </w:rPr>
-        <w:t xml:space="preserve">을 넘으면 개선으로 판정한다. 승자가 다수의 잡음 섞인 평가 중 최댓값이므로 이 대조 실험은 이득을 보고하는 쪽으로 편향되어 있다. 따라서 이 실험에서의 무효 결과는 보수적이다(Supplement 1, Note S2).</w:t>
+        <w:t xml:space="preserve">설계 공간의 일부를 놓치는 탐색은 이득이 없다고 잘못 보고할 수 있다. 이를 배제하기 위해 재출발 대조 실험을 수행했다. 각 목적함수마다 그 목적의 반구 최적해에서 탐색을 다시 시작했으며, 목적함수, 제약, 정밀도는 동일하게 유지했다. 반구 점과 각 변수 범위의 8% 이내에서 뽑은 8개의 섭동을 시드 집합에 넣었다. 반구 점에서 직접 pattern search도 실행했다. 반구 기준값은 같은 세션에서 다시 측정했다. 검정 통계량은 두 평균의 차의 절댓값을 pooled 표준오차로 나눈 </w:t>
+      </w:r>
+      <w:r>
+        <w:rPr>
+          <w:rFonts w:ascii="Malgun Gothic" w:cs="Malgun Gothic" w:eastAsia="Malgun Gothic" w:hAnsi="Malgun Gothic"/>
+          <w:i/>
+          <w:iCs/>
+        </w:rPr>
+        <w:t xml:space="preserve">t = Δ/(s</w:t>
+      </w:r>
+      <w:r>
+        <w:rPr>
+          <w:rFonts w:ascii="Malgun Gothic" w:cs="Malgun Gothic" w:eastAsia="Malgun Gothic" w:hAnsi="Malgun Gothic"/>
+          <w:i/>
+          <w:iCs/>
+          <w:vertAlign w:val="subscript"/>
+        </w:rPr>
+        <w:t xml:space="preserve">p</w:t>
+      </w:r>
+      <w:r>
+        <w:rPr>
+          <w:rFonts w:ascii="Malgun Gothic" w:cs="Malgun Gothic" w:eastAsia="Malgun Gothic" w:hAnsi="Malgun Gothic"/>
+          <w:i/>
+          <w:iCs/>
+        </w:rPr>
+        <w:t xml:space="preserve">2/n)</w:t>
+      </w:r>
+      <w:r>
+        <w:rPr>
+          <w:rFonts w:ascii="Malgun Gothic" w:cs="Malgun Gothic" w:eastAsia="Malgun Gothic" w:hAnsi="Malgun Gothic"/>
+        </w:rPr>
+        <w:t xml:space="preserve">이며, 설계당 반복 수는 </w:t>
+      </w:r>
+      <w:r>
+        <w:rPr>
+          <w:rFonts w:ascii="Malgun Gothic" w:cs="Malgun Gothic" w:eastAsia="Malgun Gothic" w:hAnsi="Malgun Gothic"/>
+          <w:i/>
+          <w:iCs/>
+        </w:rPr>
+        <w:t xml:space="preserve">n = 3</w:t>
+      </w:r>
+      <w:r>
+        <w:rPr>
+          <w:rFonts w:ascii="Malgun Gothic" w:cs="Malgun Gothic" w:eastAsia="Malgun Gothic" w:hAnsi="Malgun Gothic"/>
+        </w:rPr>
+        <w:t xml:space="preserve">이다. </w:t>
+      </w:r>
+      <w:r>
+        <w:rPr>
+          <w:rFonts w:ascii="Malgun Gothic" w:cs="Malgun Gothic" w:eastAsia="Malgun Gothic" w:hAnsi="Malgun Gothic"/>
+          <w:i/>
+          <w:iCs/>
+        </w:rPr>
+        <w:t xml:space="preserve">t</w:t>
+      </w:r>
+      <w:r>
+        <w:rPr>
+          <w:rFonts w:ascii="Malgun Gothic" w:cs="Malgun Gothic" w:eastAsia="Malgun Gothic" w:hAnsi="Malgun Gothic"/>
+        </w:rPr>
+        <w:t xml:space="preserve">가 자유도 4에서의 단측 95% 임계값 2.13을 넘으면 개선으로 판정한다. 아래에 보고하는 세 큰 효과는 다섯 목적함수에 대한 Holm 보정(단계별 임계값 2.78–3.75)에서도 유의하다. 경계에 있는 한 경우는 설계당 5회 반복으로 재측정했다(자유도 8에서 임계값 1.86). 승자가 다수의 잡음 섞인 평가 중 최댓값이므로 이 대조 실험은 이득을 보고하는 쪽으로 편향되어 있다. 따라서 이 실험에서의 무효 결과는 보수적이다(Supplement 1, Note S2).</w:t>
       </w:r>
     </w:p>
     <w:p>
@@ -1578,6 +2688,1070 @@
         <w:rPr>
           <w:rFonts w:ascii="Malgun Gothic" w:cs="Malgun Gothic" w:eastAsia="Malgun Gothic" w:hAnsi="Malgun Gothic"/>
         </w:rPr>
+        <w:t xml:space="preserve">Table 2는 이 수치들의 근거가 되는 모든 항목을 모은 것이다. 표에는 서로 다른 두 양이 있으며 혼동해서는 안 된다. </w:t>
+      </w:r>
+      <w:r>
+        <w:rPr>
+          <w:rFonts w:ascii="Malgun Gothic" w:cs="Malgun Gothic" w:eastAsia="Malgun Gothic" w:hAnsi="Malgun Gothic"/>
+          <w:i/>
+          <w:iCs/>
+        </w:rPr>
+        <w:t xml:space="preserve">G</w:t>
+      </w:r>
+      <w:r>
+        <w:rPr>
+          <w:rFonts w:ascii="Malgun Gothic" w:cs="Malgun Gothic" w:eastAsia="Malgun Gothic" w:hAnsi="Malgun Gothic"/>
+          <w:i/>
+          <w:iCs/>
+          <w:vertAlign w:val="subscript"/>
+        </w:rPr>
+        <w:t xml:space="preserve">j</w:t>
+      </w:r>
+      <w:r>
+        <w:rPr>
+          <w:rFonts w:ascii="Malgun Gothic" w:cs="Malgun Gothic" w:eastAsia="Malgun Gothic" w:hAnsi="Malgun Gothic"/>
+        </w:rPr>
+        <w:t xml:space="preserve">는 대응하는 어느 캠페인에서든 얻은 최고 freeform 설계를 보관된 반구 최적해와 비교한다. 재출발 이득은 한 세션 안에서 재출발 설계를 다시 측정한 반구와 비교한다. 40–60°에서 두 값이 1.070과 +4.70%로 다른 것은 band별 캠페인이 재출발(0.19355)보다 나은 freeform 설계(0.19802)를 찾았기 때문이다.</w:t>
+      </w:r>
+    </w:p>
+    <w:p>
+      <w:pPr>
+        <w:spacing w:after="140" w:line="276"/>
+        <w:jc w:val="both"/>
+      </w:pPr>
+      <w:r>
+        <w:rPr>
+          <w:rFonts w:ascii="Malgun Gothic" w:cs="Malgun Gothic" w:eastAsia="Malgun Gothic" w:hAnsi="Malgun Gothic"/>
+          <w:b/>
+          <w:bCs/>
+        </w:rPr>
+        <w:t xml:space="preserve">Table 2 | 목적함수별 freeform 대 반구.</w:t>
+      </w:r>
+    </w:p>
+    <w:tbl>
+      <w:tblPr>
+        <w:tblW w:type="pct" w:w="100%"/>
+        <w:tblBorders>
+          <w:top w:val="single" w:color="auto" w:sz="4"/>
+          <w:left w:val="single" w:color="auto" w:sz="4"/>
+          <w:bottom w:val="single" w:color="auto" w:sz="4"/>
+          <w:right w:val="single" w:color="auto" w:sz="4"/>
+          <w:insideH w:val="single" w:color="auto" w:sz="4"/>
+          <w:insideV w:val="single" w:color="auto" w:sz="4"/>
+        </w:tblBorders>
+      </w:tblPr>
+      <w:tblGrid>
+        <w:gridCol w:w="100"/>
+        <w:gridCol w:w="100"/>
+        <w:gridCol w:w="100"/>
+        <w:gridCol w:w="100"/>
+        <w:gridCol w:w="100"/>
+        <w:gridCol w:w="100"/>
+        <w:gridCol w:w="100"/>
+      </w:tblGrid>
+      <w:tr>
+        <w:trPr>
+          <w:tblHeader/>
+        </w:trPr>
+        <w:tc>
+          <w:tcPr>
+            <w:shd w:fill="DCE3EF" w:color="auto" w:val="clear"/>
+            <w:tcMar>
+              <w:top w:type="dxa" w:w="40"/>
+              <w:left w:type="dxa" w:w="80"/>
+              <w:bottom w:type="dxa" w:w="40"/>
+              <w:right w:type="dxa" w:w="80"/>
+            </w:tcMar>
+          </w:tcPr>
+          <w:p>
+            <w:r>
+              <w:rPr>
+                <w:rFonts w:ascii="Malgun Gothic" w:cs="Malgun Gothic" w:eastAsia="Malgun Gothic" w:hAnsi="Malgun Gothic"/>
+                <w:b/>
+                <w:bCs/>
+                <w:sz w:val="17"/>
+                <w:szCs w:val="17"/>
+              </w:rPr>
+              <w:t xml:space="preserve">목적</w:t>
+            </w:r>
+          </w:p>
+        </w:tc>
+        <w:tc>
+          <w:tcPr>
+            <w:shd w:fill="DCE3EF" w:color="auto" w:val="clear"/>
+            <w:tcMar>
+              <w:top w:type="dxa" w:w="40"/>
+              <w:left w:type="dxa" w:w="80"/>
+              <w:bottom w:type="dxa" w:w="40"/>
+              <w:right w:type="dxa" w:w="80"/>
+            </w:tcMar>
+          </w:tcPr>
+          <w:p>
+            <w:r>
+              <w:rPr>
+                <w:rFonts w:ascii="Malgun Gothic" w:cs="Malgun Gothic" w:eastAsia="Malgun Gothic" w:hAnsi="Malgun Gothic"/>
+                <w:b/>
+                <w:bCs/>
+                <w:sz w:val="17"/>
+                <w:szCs w:val="17"/>
+              </w:rPr>
+              <w:t xml:space="preserve">반구(보관값)</w:t>
+            </w:r>
+          </w:p>
+        </w:tc>
+        <w:tc>
+          <w:tcPr>
+            <w:shd w:fill="DCE3EF" w:color="auto" w:val="clear"/>
+            <w:tcMar>
+              <w:top w:type="dxa" w:w="40"/>
+              <w:left w:type="dxa" w:w="80"/>
+              <w:bottom w:type="dxa" w:w="40"/>
+              <w:right w:type="dxa" w:w="80"/>
+            </w:tcMar>
+          </w:tcPr>
+          <w:p>
+            <w:r>
+              <w:rPr>
+                <w:rFonts w:ascii="Malgun Gothic" w:cs="Malgun Gothic" w:eastAsia="Malgun Gothic" w:hAnsi="Malgun Gothic"/>
+                <w:b/>
+                <w:bCs/>
+                <w:sz w:val="17"/>
+                <w:szCs w:val="17"/>
+              </w:rPr>
+              <w:t xml:space="preserve">최고 freeform</w:t>
+            </w:r>
+          </w:p>
+        </w:tc>
+        <w:tc>
+          <w:tcPr>
+            <w:shd w:fill="DCE3EF" w:color="auto" w:val="clear"/>
+            <w:tcMar>
+              <w:top w:type="dxa" w:w="40"/>
+              <w:left w:type="dxa" w:w="80"/>
+              <w:bottom w:type="dxa" w:w="40"/>
+              <w:right w:type="dxa" w:w="80"/>
+            </w:tcMar>
+          </w:tcPr>
+          <w:p>
+            <w:r>
+              <w:rPr>
+                <w:rFonts w:ascii="Malgun Gothic" w:cs="Malgun Gothic" w:eastAsia="Malgun Gothic" w:hAnsi="Malgun Gothic"/>
+                <w:b/>
+                <w:bCs/>
+                <w:sz w:val="17"/>
+                <w:szCs w:val="17"/>
+              </w:rPr>
+              <w:t xml:space="preserve">Freeform 값의 출처</w:t>
+            </w:r>
+          </w:p>
+        </w:tc>
+        <w:tc>
+          <w:tcPr>
+            <w:shd w:fill="DCE3EF" w:color="auto" w:val="clear"/>
+            <w:tcMar>
+              <w:top w:type="dxa" w:w="40"/>
+              <w:left w:type="dxa" w:w="80"/>
+              <w:bottom w:type="dxa" w:w="40"/>
+              <w:right w:type="dxa" w:w="80"/>
+            </w:tcMar>
+          </w:tcPr>
+          <w:p>
+            <w:r>
+              <w:rPr>
+                <w:rFonts w:ascii="Malgun Gothic" w:cs="Malgun Gothic" w:eastAsia="Malgun Gothic" w:hAnsi="Malgun Gothic"/>
+                <w:b/>
+                <w:bCs/>
+                <w:i/>
+                <w:iCs/>
+                <w:sz w:val="17"/>
+                <w:szCs w:val="17"/>
+              </w:rPr>
+              <w:t xml:space="preserve">G</w:t>
+            </w:r>
+            <w:r>
+              <w:rPr>
+                <w:rFonts w:ascii="Malgun Gothic" w:cs="Malgun Gothic" w:eastAsia="Malgun Gothic" w:hAnsi="Malgun Gothic"/>
+                <w:b/>
+                <w:bCs/>
+                <w:i/>
+                <w:iCs/>
+                <w:sz w:val="17"/>
+                <w:szCs w:val="17"/>
+                <w:vertAlign w:val="subscript"/>
+              </w:rPr>
+              <w:t xml:space="preserve">j</w:t>
+            </w:r>
+          </w:p>
+        </w:tc>
+        <w:tc>
+          <w:tcPr>
+            <w:shd w:fill="DCE3EF" w:color="auto" w:val="clear"/>
+            <w:tcMar>
+              <w:top w:type="dxa" w:w="40"/>
+              <w:left w:type="dxa" w:w="80"/>
+              <w:bottom w:type="dxa" w:w="40"/>
+              <w:right w:type="dxa" w:w="80"/>
+            </w:tcMar>
+          </w:tcPr>
+          <w:p>
+            <w:r>
+              <w:rPr>
+                <w:rFonts w:ascii="Malgun Gothic" w:cs="Malgun Gothic" w:eastAsia="Malgun Gothic" w:hAnsi="Malgun Gothic"/>
+                <w:b/>
+                <w:bCs/>
+                <w:sz w:val="17"/>
+                <w:szCs w:val="17"/>
+              </w:rPr>
+              <w:t xml:space="preserve">재출발 대조: 반구 → 재출발(평균 ± SD)</w:t>
+            </w:r>
+          </w:p>
+        </w:tc>
+        <w:tc>
+          <w:tcPr>
+            <w:shd w:fill="DCE3EF" w:color="auto" w:val="clear"/>
+            <w:tcMar>
+              <w:top w:type="dxa" w:w="40"/>
+              <w:left w:type="dxa" w:w="80"/>
+              <w:bottom w:type="dxa" w:w="40"/>
+              <w:right w:type="dxa" w:w="80"/>
+            </w:tcMar>
+          </w:tcPr>
+          <w:p>
+            <w:r>
+              <w:rPr>
+                <w:rFonts w:ascii="Malgun Gothic" w:cs="Malgun Gothic" w:eastAsia="Malgun Gothic" w:hAnsi="Malgun Gothic"/>
+                <w:b/>
+                <w:bCs/>
+                <w:sz w:val="17"/>
+                <w:szCs w:val="17"/>
+              </w:rPr>
+              <w:t xml:space="preserve">이득, </w:t>
+            </w:r>
+            <w:r>
+              <w:rPr>
+                <w:rFonts w:ascii="Malgun Gothic" w:cs="Malgun Gothic" w:eastAsia="Malgun Gothic" w:hAnsi="Malgun Gothic"/>
+                <w:b/>
+                <w:bCs/>
+                <w:i/>
+                <w:iCs/>
+                <w:sz w:val="17"/>
+                <w:szCs w:val="17"/>
+              </w:rPr>
+              <w:t xml:space="preserve">t</w:t>
+            </w:r>
+          </w:p>
+        </w:tc>
+      </w:tr>
+      <w:tr>
+        <w:trPr>
+          <w:tblHeader w:val="false"/>
+        </w:trPr>
+        <w:tc>
+          <w:tcPr>
+            <w:tcMar>
+              <w:top w:type="dxa" w:w="40"/>
+              <w:left w:type="dxa" w:w="80"/>
+              <w:bottom w:type="dxa" w:w="40"/>
+              <w:right w:type="dxa" w:w="80"/>
+            </w:tcMar>
+          </w:tcPr>
+          <w:p>
+            <w:r>
+              <w:rPr>
+                <w:rFonts w:ascii="Malgun Gothic" w:cs="Malgun Gothic" w:eastAsia="Malgun Gothic" w:hAnsi="Malgun Gothic"/>
+                <w:b w:val="false"/>
+                <w:bCs w:val="false"/>
+                <w:sz w:val="17"/>
+                <w:szCs w:val="17"/>
+              </w:rPr>
+              <w:t xml:space="preserve">0–20°</w:t>
+            </w:r>
+          </w:p>
+        </w:tc>
+        <w:tc>
+          <w:tcPr>
+            <w:tcMar>
+              <w:top w:type="dxa" w:w="40"/>
+              <w:left w:type="dxa" w:w="80"/>
+              <w:bottom w:type="dxa" w:w="40"/>
+              <w:right w:type="dxa" w:w="80"/>
+            </w:tcMar>
+          </w:tcPr>
+          <w:p>
+            <w:r>
+              <w:rPr>
+                <w:rFonts w:ascii="Malgun Gothic" w:cs="Malgun Gothic" w:eastAsia="Malgun Gothic" w:hAnsi="Malgun Gothic"/>
+                <w:b w:val="false"/>
+                <w:bCs w:val="false"/>
+                <w:sz w:val="17"/>
+                <w:szCs w:val="17"/>
+              </w:rPr>
+              <w:t xml:space="preserve">0.06682</w:t>
+            </w:r>
+          </w:p>
+        </w:tc>
+        <w:tc>
+          <w:tcPr>
+            <w:tcMar>
+              <w:top w:type="dxa" w:w="40"/>
+              <w:left w:type="dxa" w:w="80"/>
+              <w:bottom w:type="dxa" w:w="40"/>
+              <w:right w:type="dxa" w:w="80"/>
+            </w:tcMar>
+          </w:tcPr>
+          <w:p>
+            <w:r>
+              <w:rPr>
+                <w:rFonts w:ascii="Malgun Gothic" w:cs="Malgun Gothic" w:eastAsia="Malgun Gothic" w:hAnsi="Malgun Gothic"/>
+                <w:b w:val="false"/>
+                <w:bCs w:val="false"/>
+                <w:sz w:val="17"/>
+                <w:szCs w:val="17"/>
+              </w:rPr>
+              <w:t xml:space="preserve">0.06699</w:t>
+            </w:r>
+          </w:p>
+        </w:tc>
+        <w:tc>
+          <w:tcPr>
+            <w:tcMar>
+              <w:top w:type="dxa" w:w="40"/>
+              <w:left w:type="dxa" w:w="80"/>
+              <w:bottom w:type="dxa" w:w="40"/>
+              <w:right w:type="dxa" w:w="80"/>
+            </w:tcMar>
+          </w:tcPr>
+          <w:p>
+            <w:r>
+              <w:rPr>
+                <w:rFonts w:ascii="Malgun Gothic" w:cs="Malgun Gothic" w:eastAsia="Malgun Gothic" w:hAnsi="Malgun Gothic"/>
+                <w:b w:val="false"/>
+                <w:bCs w:val="false"/>
+                <w:sz w:val="17"/>
+                <w:szCs w:val="17"/>
+              </w:rPr>
+              <w:t xml:space="preserve">재출발 대조</w:t>
+            </w:r>
+          </w:p>
+        </w:tc>
+        <w:tc>
+          <w:tcPr>
+            <w:tcMar>
+              <w:top w:type="dxa" w:w="40"/>
+              <w:left w:type="dxa" w:w="80"/>
+              <w:bottom w:type="dxa" w:w="40"/>
+              <w:right w:type="dxa" w:w="80"/>
+            </w:tcMar>
+          </w:tcPr>
+          <w:p>
+            <w:r>
+              <w:rPr>
+                <w:rFonts w:ascii="Malgun Gothic" w:cs="Malgun Gothic" w:eastAsia="Malgun Gothic" w:hAnsi="Malgun Gothic"/>
+                <w:b w:val="false"/>
+                <w:bCs w:val="false"/>
+                <w:sz w:val="17"/>
+                <w:szCs w:val="17"/>
+              </w:rPr>
+              <w:t xml:space="preserve">1.003</w:t>
+            </w:r>
+          </w:p>
+        </w:tc>
+        <w:tc>
+          <w:tcPr>
+            <w:tcMar>
+              <w:top w:type="dxa" w:w="40"/>
+              <w:left w:type="dxa" w:w="80"/>
+              <w:bottom w:type="dxa" w:w="40"/>
+              <w:right w:type="dxa" w:w="80"/>
+            </w:tcMar>
+          </w:tcPr>
+          <w:p>
+            <w:r>
+              <w:rPr>
+                <w:rFonts w:ascii="Malgun Gothic" w:cs="Malgun Gothic" w:eastAsia="Malgun Gothic" w:hAnsi="Malgun Gothic"/>
+                <w:b w:val="false"/>
+                <w:bCs w:val="false"/>
+                <w:sz w:val="17"/>
+                <w:szCs w:val="17"/>
+              </w:rPr>
+              <w:t xml:space="preserve">0.06677 ± 0.00017 → 0.06699 ± 0.00013</w:t>
+            </w:r>
+          </w:p>
+        </w:tc>
+        <w:tc>
+          <w:tcPr>
+            <w:tcMar>
+              <w:top w:type="dxa" w:w="40"/>
+              <w:left w:type="dxa" w:w="80"/>
+              <w:bottom w:type="dxa" w:w="40"/>
+              <w:right w:type="dxa" w:w="80"/>
+            </w:tcMar>
+          </w:tcPr>
+          <w:p>
+            <w:r>
+              <w:rPr>
+                <w:rFonts w:ascii="Malgun Gothic" w:cs="Malgun Gothic" w:eastAsia="Malgun Gothic" w:hAnsi="Malgun Gothic"/>
+                <w:b w:val="false"/>
+                <w:bCs w:val="false"/>
+                <w:sz w:val="17"/>
+                <w:szCs w:val="17"/>
+              </w:rPr>
+              <w:t xml:space="preserve">+0.32%, 1.7</w:t>
+            </w:r>
+          </w:p>
+        </w:tc>
+      </w:tr>
+      <w:tr>
+        <w:trPr>
+          <w:tblHeader w:val="false"/>
+        </w:trPr>
+        <w:tc>
+          <w:tcPr>
+            <w:tcMar>
+              <w:top w:type="dxa" w:w="40"/>
+              <w:left w:type="dxa" w:w="80"/>
+              <w:bottom w:type="dxa" w:w="40"/>
+              <w:right w:type="dxa" w:w="80"/>
+            </w:tcMar>
+          </w:tcPr>
+          <w:p>
+            <w:r>
+              <w:rPr>
+                <w:rFonts w:ascii="Malgun Gothic" w:cs="Malgun Gothic" w:eastAsia="Malgun Gothic" w:hAnsi="Malgun Gothic"/>
+                <w:b w:val="false"/>
+                <w:bCs w:val="false"/>
+                <w:sz w:val="17"/>
+                <w:szCs w:val="17"/>
+              </w:rPr>
+              <w:t xml:space="preserve">20–40°</w:t>
+            </w:r>
+          </w:p>
+        </w:tc>
+        <w:tc>
+          <w:tcPr>
+            <w:tcMar>
+              <w:top w:type="dxa" w:w="40"/>
+              <w:left w:type="dxa" w:w="80"/>
+              <w:bottom w:type="dxa" w:w="40"/>
+              <w:right w:type="dxa" w:w="80"/>
+            </w:tcMar>
+          </w:tcPr>
+          <w:p>
+            <w:r>
+              <w:rPr>
+                <w:rFonts w:ascii="Malgun Gothic" w:cs="Malgun Gothic" w:eastAsia="Malgun Gothic" w:hAnsi="Malgun Gothic"/>
+                <w:b w:val="false"/>
+                <w:bCs w:val="false"/>
+                <w:sz w:val="17"/>
+                <w:szCs w:val="17"/>
+              </w:rPr>
+              <w:t xml:space="preserve">0.16591</w:t>
+            </w:r>
+          </w:p>
+        </w:tc>
+        <w:tc>
+          <w:tcPr>
+            <w:tcMar>
+              <w:top w:type="dxa" w:w="40"/>
+              <w:left w:type="dxa" w:w="80"/>
+              <w:bottom w:type="dxa" w:w="40"/>
+              <w:right w:type="dxa" w:w="80"/>
+            </w:tcMar>
+          </w:tcPr>
+          <w:p>
+            <w:r>
+              <w:rPr>
+                <w:rFonts w:ascii="Malgun Gothic" w:cs="Malgun Gothic" w:eastAsia="Malgun Gothic" w:hAnsi="Malgun Gothic"/>
+                <w:b w:val="false"/>
+                <w:bCs w:val="false"/>
+                <w:sz w:val="17"/>
+                <w:szCs w:val="17"/>
+              </w:rPr>
+              <w:t xml:space="preserve">0.16628</w:t>
+            </w:r>
+          </w:p>
+        </w:tc>
+        <w:tc>
+          <w:tcPr>
+            <w:tcMar>
+              <w:top w:type="dxa" w:w="40"/>
+              <w:left w:type="dxa" w:w="80"/>
+              <w:bottom w:type="dxa" w:w="40"/>
+              <w:right w:type="dxa" w:w="80"/>
+            </w:tcMar>
+          </w:tcPr>
+          <w:p>
+            <w:r>
+              <w:rPr>
+                <w:rFonts w:ascii="Malgun Gothic" w:cs="Malgun Gothic" w:eastAsia="Malgun Gothic" w:hAnsi="Malgun Gothic"/>
+                <w:b w:val="false"/>
+                <w:bCs w:val="false"/>
+                <w:sz w:val="17"/>
+                <w:szCs w:val="17"/>
+              </w:rPr>
+              <w:t xml:space="preserve">재출발 대조</w:t>
+            </w:r>
+          </w:p>
+        </w:tc>
+        <w:tc>
+          <w:tcPr>
+            <w:tcMar>
+              <w:top w:type="dxa" w:w="40"/>
+              <w:left w:type="dxa" w:w="80"/>
+              <w:bottom w:type="dxa" w:w="40"/>
+              <w:right w:type="dxa" w:w="80"/>
+            </w:tcMar>
+          </w:tcPr>
+          <w:p>
+            <w:r>
+              <w:rPr>
+                <w:rFonts w:ascii="Malgun Gothic" w:cs="Malgun Gothic" w:eastAsia="Malgun Gothic" w:hAnsi="Malgun Gothic"/>
+                <w:b w:val="false"/>
+                <w:bCs w:val="false"/>
+                <w:sz w:val="17"/>
+                <w:szCs w:val="17"/>
+              </w:rPr>
+              <w:t xml:space="preserve">1.002</w:t>
+            </w:r>
+          </w:p>
+        </w:tc>
+        <w:tc>
+          <w:tcPr>
+            <w:tcMar>
+              <w:top w:type="dxa" w:w="40"/>
+              <w:left w:type="dxa" w:w="80"/>
+              <w:bottom w:type="dxa" w:w="40"/>
+              <w:right w:type="dxa" w:w="80"/>
+            </w:tcMar>
+          </w:tcPr>
+          <w:p>
+            <w:r>
+              <w:rPr>
+                <w:rFonts w:ascii="Malgun Gothic" w:cs="Malgun Gothic" w:eastAsia="Malgun Gothic" w:hAnsi="Malgun Gothic"/>
+                <w:b w:val="false"/>
+                <w:bCs w:val="false"/>
+                <w:sz w:val="17"/>
+                <w:szCs w:val="17"/>
+              </w:rPr>
+              <w:t xml:space="preserve">0.16595 ± 0.00017 → 0.16628 ± 0.00020</w:t>
+            </w:r>
+          </w:p>
+        </w:tc>
+        <w:tc>
+          <w:tcPr>
+            <w:tcMar>
+              <w:top w:type="dxa" w:w="40"/>
+              <w:left w:type="dxa" w:w="80"/>
+              <w:bottom w:type="dxa" w:w="40"/>
+              <w:right w:type="dxa" w:w="80"/>
+            </w:tcMar>
+          </w:tcPr>
+          <w:p>
+            <w:r>
+              <w:rPr>
+                <w:rFonts w:ascii="Malgun Gothic" w:cs="Malgun Gothic" w:eastAsia="Malgun Gothic" w:hAnsi="Malgun Gothic"/>
+                <w:b w:val="false"/>
+                <w:bCs w:val="false"/>
+                <w:sz w:val="17"/>
+                <w:szCs w:val="17"/>
+              </w:rPr>
+              <w:t xml:space="preserve">+0.20%, 2.1 (5회 반복: +0.29%, 4.1)</w:t>
+            </w:r>
+          </w:p>
+        </w:tc>
+      </w:tr>
+      <w:tr>
+        <w:trPr>
+          <w:tblHeader w:val="false"/>
+        </w:trPr>
+        <w:tc>
+          <w:tcPr>
+            <w:tcMar>
+              <w:top w:type="dxa" w:w="40"/>
+              <w:left w:type="dxa" w:w="80"/>
+              <w:bottom w:type="dxa" w:w="40"/>
+              <w:right w:type="dxa" w:w="80"/>
+            </w:tcMar>
+          </w:tcPr>
+          <w:p>
+            <w:r>
+              <w:rPr>
+                <w:rFonts w:ascii="Malgun Gothic" w:cs="Malgun Gothic" w:eastAsia="Malgun Gothic" w:hAnsi="Malgun Gothic"/>
+                <w:b w:val="false"/>
+                <w:bCs w:val="false"/>
+                <w:sz w:val="17"/>
+                <w:szCs w:val="17"/>
+              </w:rPr>
+              <w:t xml:space="preserve">40–60°</w:t>
+            </w:r>
+          </w:p>
+        </w:tc>
+        <w:tc>
+          <w:tcPr>
+            <w:tcMar>
+              <w:top w:type="dxa" w:w="40"/>
+              <w:left w:type="dxa" w:w="80"/>
+              <w:bottom w:type="dxa" w:w="40"/>
+              <w:right w:type="dxa" w:w="80"/>
+            </w:tcMar>
+          </w:tcPr>
+          <w:p>
+            <w:r>
+              <w:rPr>
+                <w:rFonts w:ascii="Malgun Gothic" w:cs="Malgun Gothic" w:eastAsia="Malgun Gothic" w:hAnsi="Malgun Gothic"/>
+                <w:b w:val="false"/>
+                <w:bCs w:val="false"/>
+                <w:sz w:val="17"/>
+                <w:szCs w:val="17"/>
+              </w:rPr>
+              <w:t xml:space="preserve">0.18503</w:t>
+            </w:r>
+          </w:p>
+        </w:tc>
+        <w:tc>
+          <w:tcPr>
+            <w:tcMar>
+              <w:top w:type="dxa" w:w="40"/>
+              <w:left w:type="dxa" w:w="80"/>
+              <w:bottom w:type="dxa" w:w="40"/>
+              <w:right w:type="dxa" w:w="80"/>
+            </w:tcMar>
+          </w:tcPr>
+          <w:p>
+            <w:r>
+              <w:rPr>
+                <w:rFonts w:ascii="Malgun Gothic" w:cs="Malgun Gothic" w:eastAsia="Malgun Gothic" w:hAnsi="Malgun Gothic"/>
+                <w:b w:val="false"/>
+                <w:bCs w:val="false"/>
+                <w:sz w:val="17"/>
+                <w:szCs w:val="17"/>
+              </w:rPr>
+              <w:t xml:space="preserve">0.19802</w:t>
+            </w:r>
+          </w:p>
+        </w:tc>
+        <w:tc>
+          <w:tcPr>
+            <w:tcMar>
+              <w:top w:type="dxa" w:w="40"/>
+              <w:left w:type="dxa" w:w="80"/>
+              <w:bottom w:type="dxa" w:w="40"/>
+              <w:right w:type="dxa" w:w="80"/>
+            </w:tcMar>
+          </w:tcPr>
+          <w:p>
+            <w:r>
+              <w:rPr>
+                <w:rFonts w:ascii="Malgun Gothic" w:cs="Malgun Gothic" w:eastAsia="Malgun Gothic" w:hAnsi="Malgun Gothic"/>
+                <w:b w:val="false"/>
+                <w:bCs w:val="false"/>
+                <w:sz w:val="17"/>
+                <w:szCs w:val="17"/>
+              </w:rPr>
+              <w:t xml:space="preserve">band별 캠페인</w:t>
+            </w:r>
+          </w:p>
+        </w:tc>
+        <w:tc>
+          <w:tcPr>
+            <w:tcMar>
+              <w:top w:type="dxa" w:w="40"/>
+              <w:left w:type="dxa" w:w="80"/>
+              <w:bottom w:type="dxa" w:w="40"/>
+              <w:right w:type="dxa" w:w="80"/>
+            </w:tcMar>
+          </w:tcPr>
+          <w:p>
+            <w:r>
+              <w:rPr>
+                <w:rFonts w:ascii="Malgun Gothic" w:cs="Malgun Gothic" w:eastAsia="Malgun Gothic" w:hAnsi="Malgun Gothic"/>
+                <w:b w:val="false"/>
+                <w:bCs w:val="false"/>
+                <w:sz w:val="17"/>
+                <w:szCs w:val="17"/>
+              </w:rPr>
+              <w:t xml:space="preserve">1.070</w:t>
+            </w:r>
+          </w:p>
+        </w:tc>
+        <w:tc>
+          <w:tcPr>
+            <w:tcMar>
+              <w:top w:type="dxa" w:w="40"/>
+              <w:left w:type="dxa" w:w="80"/>
+              <w:bottom w:type="dxa" w:w="40"/>
+              <w:right w:type="dxa" w:w="80"/>
+            </w:tcMar>
+          </w:tcPr>
+          <w:p>
+            <w:r>
+              <w:rPr>
+                <w:rFonts w:ascii="Malgun Gothic" w:cs="Malgun Gothic" w:eastAsia="Malgun Gothic" w:hAnsi="Malgun Gothic"/>
+                <w:b w:val="false"/>
+                <w:bCs w:val="false"/>
+                <w:sz w:val="17"/>
+                <w:szCs w:val="17"/>
+              </w:rPr>
+              <w:t xml:space="preserve">0.18486 ± 0.00008 → 0.19355 ± 0.00010</w:t>
+            </w:r>
+          </w:p>
+        </w:tc>
+        <w:tc>
+          <w:tcPr>
+            <w:tcMar>
+              <w:top w:type="dxa" w:w="40"/>
+              <w:left w:type="dxa" w:w="80"/>
+              <w:bottom w:type="dxa" w:w="40"/>
+              <w:right w:type="dxa" w:w="80"/>
+            </w:tcMar>
+          </w:tcPr>
+          <w:p>
+            <w:r>
+              <w:rPr>
+                <w:rFonts w:ascii="Malgun Gothic" w:cs="Malgun Gothic" w:eastAsia="Malgun Gothic" w:hAnsi="Malgun Gothic"/>
+                <w:b w:val="false"/>
+                <w:bCs w:val="false"/>
+                <w:sz w:val="17"/>
+                <w:szCs w:val="17"/>
+              </w:rPr>
+              <w:t xml:space="preserve">+4.70%, 115</w:t>
+            </w:r>
+          </w:p>
+        </w:tc>
+      </w:tr>
+      <w:tr>
+        <w:trPr>
+          <w:tblHeader w:val="false"/>
+        </w:trPr>
+        <w:tc>
+          <w:tcPr>
+            <w:tcMar>
+              <w:top w:type="dxa" w:w="40"/>
+              <w:left w:type="dxa" w:w="80"/>
+              <w:bottom w:type="dxa" w:w="40"/>
+              <w:right w:type="dxa" w:w="80"/>
+            </w:tcMar>
+          </w:tcPr>
+          <w:p>
+            <w:r>
+              <w:rPr>
+                <w:rFonts w:ascii="Malgun Gothic" w:cs="Malgun Gothic" w:eastAsia="Malgun Gothic" w:hAnsi="Malgun Gothic"/>
+                <w:b w:val="false"/>
+                <w:bCs w:val="false"/>
+                <w:sz w:val="17"/>
+                <w:szCs w:val="17"/>
+              </w:rPr>
+              <w:t xml:space="preserve">60–80°</w:t>
+            </w:r>
+          </w:p>
+        </w:tc>
+        <w:tc>
+          <w:tcPr>
+            <w:tcMar>
+              <w:top w:type="dxa" w:w="40"/>
+              <w:left w:type="dxa" w:w="80"/>
+              <w:bottom w:type="dxa" w:w="40"/>
+              <w:right w:type="dxa" w:w="80"/>
+            </w:tcMar>
+          </w:tcPr>
+          <w:p>
+            <w:r>
+              <w:rPr>
+                <w:rFonts w:ascii="Malgun Gothic" w:cs="Malgun Gothic" w:eastAsia="Malgun Gothic" w:hAnsi="Malgun Gothic"/>
+                <w:b w:val="false"/>
+                <w:bCs w:val="false"/>
+                <w:sz w:val="17"/>
+                <w:szCs w:val="17"/>
+              </w:rPr>
+              <w:t xml:space="preserve">0.13589</w:t>
+            </w:r>
+          </w:p>
+        </w:tc>
+        <w:tc>
+          <w:tcPr>
+            <w:tcMar>
+              <w:top w:type="dxa" w:w="40"/>
+              <w:left w:type="dxa" w:w="80"/>
+              <w:bottom w:type="dxa" w:w="40"/>
+              <w:right w:type="dxa" w:w="80"/>
+            </w:tcMar>
+          </w:tcPr>
+          <w:p>
+            <w:r>
+              <w:rPr>
+                <w:rFonts w:ascii="Malgun Gothic" w:cs="Malgun Gothic" w:eastAsia="Malgun Gothic" w:hAnsi="Malgun Gothic"/>
+                <w:b w:val="false"/>
+                <w:bCs w:val="false"/>
+                <w:sz w:val="17"/>
+                <w:szCs w:val="17"/>
+              </w:rPr>
+              <w:t xml:space="preserve">0.14075</w:t>
+            </w:r>
+          </w:p>
+        </w:tc>
+        <w:tc>
+          <w:tcPr>
+            <w:tcMar>
+              <w:top w:type="dxa" w:w="40"/>
+              <w:left w:type="dxa" w:w="80"/>
+              <w:bottom w:type="dxa" w:w="40"/>
+              <w:right w:type="dxa" w:w="80"/>
+            </w:tcMar>
+          </w:tcPr>
+          <w:p>
+            <w:r>
+              <w:rPr>
+                <w:rFonts w:ascii="Malgun Gothic" w:cs="Malgun Gothic" w:eastAsia="Malgun Gothic" w:hAnsi="Malgun Gothic"/>
+                <w:b w:val="false"/>
+                <w:bCs w:val="false"/>
+                <w:sz w:val="17"/>
+                <w:szCs w:val="17"/>
+              </w:rPr>
+              <w:t xml:space="preserve">재출발 대조</w:t>
+            </w:r>
+          </w:p>
+        </w:tc>
+        <w:tc>
+          <w:tcPr>
+            <w:tcMar>
+              <w:top w:type="dxa" w:w="40"/>
+              <w:left w:type="dxa" w:w="80"/>
+              <w:bottom w:type="dxa" w:w="40"/>
+              <w:right w:type="dxa" w:w="80"/>
+            </w:tcMar>
+          </w:tcPr>
+          <w:p>
+            <w:r>
+              <w:rPr>
+                <w:rFonts w:ascii="Malgun Gothic" w:cs="Malgun Gothic" w:eastAsia="Malgun Gothic" w:hAnsi="Malgun Gothic"/>
+                <w:b w:val="false"/>
+                <w:bCs w:val="false"/>
+                <w:sz w:val="17"/>
+                <w:szCs w:val="17"/>
+              </w:rPr>
+              <w:t xml:space="preserve">1.036</w:t>
+            </w:r>
+          </w:p>
+        </w:tc>
+        <w:tc>
+          <w:tcPr>
+            <w:tcMar>
+              <w:top w:type="dxa" w:w="40"/>
+              <w:left w:type="dxa" w:w="80"/>
+              <w:bottom w:type="dxa" w:w="40"/>
+              <w:right w:type="dxa" w:w="80"/>
+            </w:tcMar>
+          </w:tcPr>
+          <w:p>
+            <w:r>
+              <w:rPr>
+                <w:rFonts w:ascii="Malgun Gothic" w:cs="Malgun Gothic" w:eastAsia="Malgun Gothic" w:hAnsi="Malgun Gothic"/>
+                <w:b w:val="false"/>
+                <w:bCs w:val="false"/>
+                <w:sz w:val="17"/>
+                <w:szCs w:val="17"/>
+              </w:rPr>
+              <w:t xml:space="preserve">0.13581 ± 0.00014 → 0.14075 ± 0.00025</w:t>
+            </w:r>
+          </w:p>
+        </w:tc>
+        <w:tc>
+          <w:tcPr>
+            <w:tcMar>
+              <w:top w:type="dxa" w:w="40"/>
+              <w:left w:type="dxa" w:w="80"/>
+              <w:bottom w:type="dxa" w:w="40"/>
+              <w:right w:type="dxa" w:w="80"/>
+            </w:tcMar>
+          </w:tcPr>
+          <w:p>
+            <w:r>
+              <w:rPr>
+                <w:rFonts w:ascii="Malgun Gothic" w:cs="Malgun Gothic" w:eastAsia="Malgun Gothic" w:hAnsi="Malgun Gothic"/>
+                <w:b w:val="false"/>
+                <w:bCs w:val="false"/>
+                <w:sz w:val="17"/>
+                <w:szCs w:val="17"/>
+              </w:rPr>
+              <w:t xml:space="preserve">+3.64%, 30</w:t>
+            </w:r>
+          </w:p>
+        </w:tc>
+      </w:tr>
+      <w:tr>
+        <w:trPr>
+          <w:tblHeader w:val="false"/>
+        </w:trPr>
+        <w:tc>
+          <w:tcPr>
+            <w:tcMar>
+              <w:top w:type="dxa" w:w="40"/>
+              <w:left w:type="dxa" w:w="80"/>
+              <w:bottom w:type="dxa" w:w="40"/>
+              <w:right w:type="dxa" w:w="80"/>
+            </w:tcMar>
+          </w:tcPr>
+          <w:p>
+            <w:r>
+              <w:rPr>
+                <w:rFonts w:ascii="Malgun Gothic" w:cs="Malgun Gothic" w:eastAsia="Malgun Gothic" w:hAnsi="Malgun Gothic"/>
+                <w:b w:val="false"/>
+                <w:bCs w:val="false"/>
+                <w:sz w:val="17"/>
+                <w:szCs w:val="17"/>
+              </w:rPr>
+              <w:t xml:space="preserve">총 EQE</w:t>
+            </w:r>
+          </w:p>
+        </w:tc>
+        <w:tc>
+          <w:tcPr>
+            <w:tcMar>
+              <w:top w:type="dxa" w:w="40"/>
+              <w:left w:type="dxa" w:w="80"/>
+              <w:bottom w:type="dxa" w:w="40"/>
+              <w:right w:type="dxa" w:w="80"/>
+            </w:tcMar>
+          </w:tcPr>
+          <w:p>
+            <w:r>
+              <w:rPr>
+                <w:rFonts w:ascii="Malgun Gothic" w:cs="Malgun Gothic" w:eastAsia="Malgun Gothic" w:hAnsi="Malgun Gothic"/>
+                <w:b w:val="false"/>
+                <w:bCs w:val="false"/>
+                <w:sz w:val="17"/>
+                <w:szCs w:val="17"/>
+              </w:rPr>
+              <w:t xml:space="preserve">0.54679</w:t>
+            </w:r>
+          </w:p>
+        </w:tc>
+        <w:tc>
+          <w:tcPr>
+            <w:tcMar>
+              <w:top w:type="dxa" w:w="40"/>
+              <w:left w:type="dxa" w:w="80"/>
+              <w:bottom w:type="dxa" w:w="40"/>
+              <w:right w:type="dxa" w:w="80"/>
+            </w:tcMar>
+          </w:tcPr>
+          <w:p>
+            <w:r>
+              <w:rPr>
+                <w:rFonts w:ascii="Malgun Gothic" w:cs="Malgun Gothic" w:eastAsia="Malgun Gothic" w:hAnsi="Malgun Gothic"/>
+                <w:b w:val="false"/>
+                <w:bCs w:val="false"/>
+                <w:sz w:val="17"/>
+                <w:szCs w:val="17"/>
+              </w:rPr>
+              <w:t xml:space="preserve">0.5539</w:t>
+            </w:r>
+          </w:p>
+        </w:tc>
+        <w:tc>
+          <w:tcPr>
+            <w:tcMar>
+              <w:top w:type="dxa" w:w="40"/>
+              <w:left w:type="dxa" w:w="80"/>
+              <w:bottom w:type="dxa" w:w="40"/>
+              <w:right w:type="dxa" w:w="80"/>
+            </w:tcMar>
+          </w:tcPr>
+          <w:p>
+            <w:r>
+              <w:rPr>
+                <w:rFonts w:ascii="Malgun Gothic" w:cs="Malgun Gothic" w:eastAsia="Malgun Gothic" w:hAnsi="Malgun Gothic"/>
+                <w:b w:val="false"/>
+                <w:bCs w:val="false"/>
+                <w:sz w:val="17"/>
+                <w:szCs w:val="17"/>
+              </w:rPr>
+              <w:t xml:space="preserve">총 EQE 전용 캠페인</w:t>
+            </w:r>
+          </w:p>
+        </w:tc>
+        <w:tc>
+          <w:tcPr>
+            <w:tcMar>
+              <w:top w:type="dxa" w:w="40"/>
+              <w:left w:type="dxa" w:w="80"/>
+              <w:bottom w:type="dxa" w:w="40"/>
+              <w:right w:type="dxa" w:w="80"/>
+            </w:tcMar>
+          </w:tcPr>
+          <w:p>
+            <w:r>
+              <w:rPr>
+                <w:rFonts w:ascii="Malgun Gothic" w:cs="Malgun Gothic" w:eastAsia="Malgun Gothic" w:hAnsi="Malgun Gothic"/>
+                <w:b w:val="false"/>
+                <w:bCs w:val="false"/>
+                <w:sz w:val="17"/>
+                <w:szCs w:val="17"/>
+              </w:rPr>
+              <w:t xml:space="preserve">1.013</w:t>
+            </w:r>
+          </w:p>
+        </w:tc>
+        <w:tc>
+          <w:tcPr>
+            <w:tcMar>
+              <w:top w:type="dxa" w:w="40"/>
+              <w:left w:type="dxa" w:w="80"/>
+              <w:bottom w:type="dxa" w:w="40"/>
+              <w:right w:type="dxa" w:w="80"/>
+            </w:tcMar>
+          </w:tcPr>
+          <w:p>
+            <w:r>
+              <w:rPr>
+                <w:rFonts w:ascii="Malgun Gothic" w:cs="Malgun Gothic" w:eastAsia="Malgun Gothic" w:hAnsi="Malgun Gothic"/>
+                <w:b w:val="false"/>
+                <w:bCs w:val="false"/>
+                <w:sz w:val="17"/>
+                <w:szCs w:val="17"/>
+              </w:rPr>
+              <w:t xml:space="preserve">0.54679 ± 0.00013 → 0.55231 ± 0.00004</w:t>
+            </w:r>
+          </w:p>
+        </w:tc>
+        <w:tc>
+          <w:tcPr>
+            <w:tcMar>
+              <w:top w:type="dxa" w:w="40"/>
+              <w:left w:type="dxa" w:w="80"/>
+              <w:bottom w:type="dxa" w:w="40"/>
+              <w:right w:type="dxa" w:w="80"/>
+            </w:tcMar>
+          </w:tcPr>
+          <w:p>
+            <w:r>
+              <w:rPr>
+                <w:rFonts w:ascii="Malgun Gothic" w:cs="Malgun Gothic" w:eastAsia="Malgun Gothic" w:hAnsi="Malgun Gothic"/>
+                <w:b w:val="false"/>
+                <w:bCs w:val="false"/>
+                <w:sz w:val="17"/>
+                <w:szCs w:val="17"/>
+              </w:rPr>
+              <w:t xml:space="preserve">+1.01%, 69</w:t>
+            </w:r>
+          </w:p>
+        </w:tc>
+      </w:tr>
+    </w:tbl>
+    <w:p>
+      <w:pPr>
+        <w:spacing w:after="120"/>
+      </w:pPr>
+    </w:p>
+    <w:p>
+      <w:pPr>
+        <w:spacing w:after="140" w:line="276"/>
+        <w:jc w:val="both"/>
+      </w:pPr>
+      <w:r>
+        <w:rPr>
+          <w:rFonts w:ascii="Malgun Gothic" w:cs="Malgun Gothic" w:eastAsia="Malgun Gothic" w:hAnsi="Malgun Gothic"/>
+        </w:rPr>
         <w:t xml:space="preserve">따라서 반구는 단지 편리한 기준이 아니다. 이 구조 클래스의 실용적 준최적해다. 이것이 최적해가 정확히 반구라는 뜻은 아니다. 최선의 프로파일들은 서로 다르고, 저효율 영역의 설계 공간은 다양하다. 그러나 성능 최상단 부근에서 이 다양성은 의미 있는 추가 효율이나 band power로 이어지지 않는다.</w:t>
       </w:r>
     </w:p>
@@ -1803,7 +3977,130 @@
         <w:rPr>
           <w:rFonts w:ascii="Malgun Gothic" w:cs="Malgun Gothic" w:eastAsia="Malgun Gothic" w:hAnsi="Malgun Gothic"/>
         </w:rPr>
-        <w:t xml:space="preserve">, Fig. 3a). 이는 무작위 설계와 최적화 설계 모두에서, 총 EQE 0.12에서 0.56까지 성립한다. 모든 가중치 </w:t>
+        <w:t xml:space="preserve">, Fig. 3a). 이는 무작위 설계와 최적화 설계 모두에서, 총 EQE 0.12에서 0.56까지 성립한다. 무작위 설계 114개만으로도 </w:t>
+      </w:r>
+      <w:r>
+        <w:rPr>
+          <w:rFonts w:ascii="Malgun Gothic" w:cs="Malgun Gothic" w:eastAsia="Malgun Gothic" w:hAnsi="Malgun Gothic"/>
+          <w:i/>
+          <w:iCs/>
+        </w:rPr>
+        <w:t xml:space="preserve">R</w:t>
+      </w:r>
+      <w:r>
+        <w:rPr>
+          <w:rFonts w:ascii="Malgun Gothic" w:cs="Malgun Gothic" w:eastAsia="Malgun Gothic" w:hAnsi="Malgun Gothic"/>
+          <w:i/>
+          <w:iCs/>
+          <w:vertAlign w:val="superscript"/>
+        </w:rPr>
+        <w:t xml:space="preserve">2</w:t>
+      </w:r>
+      <w:r>
+        <w:rPr>
+          <w:rFonts w:ascii="Malgun Gothic" w:cs="Malgun Gothic" w:eastAsia="Malgun Gothic" w:hAnsi="Malgun Gothic"/>
+          <w:i/>
+          <w:iCs/>
+        </w:rPr>
+        <w:t xml:space="preserve"> = 0.967</w:t>
+      </w:r>
+      <w:r>
+        <w:rPr>
+          <w:rFonts w:ascii="Malgun Gothic" w:cs="Malgun Gothic" w:eastAsia="Malgun Gothic" w:hAnsi="Malgun Gothic"/>
+        </w:rPr>
+        <w:t xml:space="preserve">이므로, 이 붕괴는 최적화 궤적을 따라 상관된 점들이 만든 것이 아니다. </w:t>
+      </w:r>
+      <w:r>
+        <w:rPr>
+          <w:rFonts w:ascii="Malgun Gothic" w:cs="Malgun Gothic" w:eastAsia="Malgun Gothic" w:hAnsi="Malgun Gothic"/>
+          <w:i/>
+          <w:iCs/>
+        </w:rPr>
+        <w:t xml:space="preserve">EQE</w:t>
+      </w:r>
+      <w:r>
+        <w:rPr>
+          <w:rFonts w:ascii="Malgun Gothic" w:cs="Malgun Gothic" w:eastAsia="Malgun Gothic" w:hAnsi="Malgun Gothic"/>
+          <w:i/>
+          <w:iCs/>
+          <w:vertAlign w:val="subscript"/>
+        </w:rPr>
+        <w:t xml:space="preserve">40–60</w:t>
+      </w:r>
+      <w:r>
+        <w:rPr>
+          <w:rFonts w:ascii="Malgun Gothic" w:cs="Malgun Gothic" w:eastAsia="Malgun Gothic" w:hAnsi="Malgun Gothic"/>
+        </w:rPr>
+        <w:t xml:space="preserve">은 </w:t>
+      </w:r>
+      <w:r>
+        <w:rPr>
+          <w:rFonts w:ascii="Malgun Gothic" w:cs="Malgun Gothic" w:eastAsia="Malgun Gothic" w:hAnsi="Malgun Gothic"/>
+          <w:i/>
+          <w:iCs/>
+        </w:rPr>
+        <w:t xml:space="preserve">EQE</w:t>
+      </w:r>
+      <w:r>
+        <w:rPr>
+          <w:rFonts w:ascii="Malgun Gothic" w:cs="Malgun Gothic" w:eastAsia="Malgun Gothic" w:hAnsi="Malgun Gothic"/>
+          <w:i/>
+          <w:iCs/>
+          <w:vertAlign w:val="subscript"/>
+        </w:rPr>
+        <w:t xml:space="preserve">total</w:t>
+      </w:r>
+      <w:r>
+        <w:rPr>
+          <w:rFonts w:ascii="Malgun Gothic" w:cs="Malgun Gothic" w:eastAsia="Malgun Gothic" w:hAnsi="Malgun Gothic"/>
+        </w:rPr>
+        <w:t xml:space="preserve">의 일부이므로, 붕괴의 실질적 내용은 </w:t>
+      </w:r>
+      <w:r>
+        <w:rPr>
+          <w:rFonts w:ascii="Malgun Gothic" w:cs="Malgun Gothic" w:eastAsia="Malgun Gothic" w:hAnsi="Malgun Gothic"/>
+          <w:i/>
+          <w:iCs/>
+        </w:rPr>
+        <w:t xml:space="preserve">S</w:t>
+      </w:r>
+      <w:r>
+        <w:rPr>
+          <w:rFonts w:ascii="Malgun Gothic" w:cs="Malgun Gothic" w:eastAsia="Malgun Gothic" w:hAnsi="Malgun Gothic"/>
+          <w:i/>
+          <w:iCs/>
+          <w:vertAlign w:val="subscript"/>
+        </w:rPr>
+        <w:t xml:space="preserve">40–60</w:t>
+      </w:r>
+      <w:r>
+        <w:rPr>
+          <w:rFonts w:ascii="Malgun Gothic" w:cs="Malgun Gothic" w:eastAsia="Malgun Gothic" w:hAnsi="Malgun Gothic"/>
+        </w:rPr>
+        <w:t xml:space="preserve">이 거의 변하지 않는다는 것이다. 전체 설계에서 그 값은 0.336–0.375(5–95%) 안에 있다. 다른 band도 붕괴하며, 0–20°, 20–40°, 60–80°에서 </w:t>
+      </w:r>
+      <w:r>
+        <w:rPr>
+          <w:rFonts w:ascii="Malgun Gothic" w:cs="Malgun Gothic" w:eastAsia="Malgun Gothic" w:hAnsi="Malgun Gothic"/>
+          <w:i/>
+          <w:iCs/>
+        </w:rPr>
+        <w:t xml:space="preserve">R</w:t>
+      </w:r>
+      <w:r>
+        <w:rPr>
+          <w:rFonts w:ascii="Malgun Gothic" w:cs="Malgun Gothic" w:eastAsia="Malgun Gothic" w:hAnsi="Malgun Gothic"/>
+          <w:i/>
+          <w:iCs/>
+          <w:vertAlign w:val="superscript"/>
+        </w:rPr>
+        <w:t xml:space="preserve">2</w:t>
+      </w:r>
+      <w:r>
+        <w:rPr>
+          <w:rFonts w:ascii="Malgun Gothic" w:cs="Malgun Gothic" w:eastAsia="Malgun Gothic" w:hAnsi="Malgun Gothic"/>
+        </w:rPr>
+        <w:t xml:space="preserve"> = 0.85, 0.93, 0.77이다(기울기와 구간은 Note S4). 모든 가중치 </w:t>
       </w:r>
       <w:r>
         <w:rPr>
@@ -1843,7 +4140,7 @@
         <w:rPr>
           <w:rFonts w:ascii="Malgun Gothic" w:cs="Malgun Gothic" w:eastAsia="Malgun Gothic" w:hAnsi="Malgun Gothic"/>
         </w:rPr>
-        <w:t xml:space="preserve">으로 정의한다. 효율만 밀어붙였을 때 설계가 갖게 되는 구성이다. 그 값은 네 band에서 0.094 / 0.278 / 0.361 / 0.236이다. 10–90% 산포는 각 band에서 천분의 몇 수준이다. 이 20개 설계는 서로 다른 네 단일 band 목적함수로 찾아졌으므로, 이 일치는 공유된 목적함수의 산물이 아니다. Lambertian 분할과 비교하면 이 플랫폼은 0–20° band를 줄이고 40–60° band를 늘린다.</w:t>
+        <w:t xml:space="preserve">으로 정의한다. 효율만 밀어붙였을 때 설계가 갖게 되는 구성이다. 그 값은 네 band에서 0.094 / 0.278 / 0.361 / 0.236이다. 10–90% 산포는 각 band에서 천분의 몇 수준이다. 이 20개 설계는 서로 다른 네 단일 band 목적함수로 찾아졌으므로, 이 일치는 공유된 목적함수의 산물이 아니다. 20개라는 선택의 산물도 아니다. 상위 10, 20, 50개의 중앙값과 평균은 최대 0.003 차이이고, bootstrap 95% 구간은 ±0.002–0.005다(Note S4). Lambertian 분할과 비교하면 이 플랫폼은 0–20° band를 줄이고 40–60° band를 늘린다.</w:t>
       </w:r>
     </w:p>
     <w:p>
@@ -1855,7 +4152,30 @@
         <w:rPr>
           <w:rFonts w:ascii="Malgun Gothic" w:cs="Malgun Gothic" w:eastAsia="Malgun Gothic" w:hAnsi="Malgun Gothic"/>
         </w:rPr>
-        <w:t xml:space="preserve">Band 전용 최적화는 구성을 실제로 움직이며, 그 크기를 측정했다(Fig. 3b). 선택도는 자연 구성 대비 +27%, +8%, +1%, +20% 오르지만, 총 EQE는 3%, 2%, 1%, 11% 떨어진다. 두 효과는 대부분 상쇄된다. 최고 총 EQE에서의 자연 구성을 기준으로 한 순 band power 이득은 1.22, 1.05, 1.00, 1.07이다(분해는 Note S4, Fig. S3). 두 가지가 따라 나온다. 첫째, 방향성 필름의 자연스러운 목표인 40–60° band는 아무것도 얻지 못한다. 가장 효율 높은 설계가 이미 이 band를 최대화한다. 둘째, 가장 큰 이득은 플랫폼이 덜 채우는 0–20° band에서 나온다. 형상 자유도는 새로운 방향을 만들기보다 결핍된 방향을 회복하는 데 더 효과적이다.</w:t>
+        <w:t xml:space="preserve">Band 전용 최적화는 구성을 실제로 움직이며, 그 크기를 측정했다(Fig. 3b). 선택도는 자연 구성 대비 +27%, +8%, +1%, +20% 오르지만, 총 EQE는 3%, 2%, 1%, 11% 떨어진다. 두 효과는 대부분 상쇄된다. 최고 총 EQE에서의 자연 구성을 기준으로 한 순 band power 이득은 1.22, 1.05, 1.00, 1.07이다(분해는 Note S4, Fig. S3). 두 가지가 따라 나온다. 첫째, 방향성 필름의 자연스러운 목표인 40–60° band는 아무것도 얻지 못한다. 가장 효율 높은 설계가 이미 이 band를 최대화한다. 둘째, 가장 큰 이득은 플랫폼이 덜 채우는 0–20° band에서 나온다. 형상 자유도는 새로운 방향을 만들기보다 결핍된 방향을 회복하는 데 더 효과적이다. 캐비티 두께를 렌즈와 함께 최적화하므로 이 이동의 일부는 렌즈가 아니라 캐비티에서 온다. 공통 캐비티를 쓰는 Note S9의 다중 통과 모델에서 60–80° 렌즈는 반구 대비 </w:t>
+      </w:r>
+      <w:r>
+        <w:rPr>
+          <w:rFonts w:ascii="Malgun Gothic" w:cs="Malgun Gothic" w:eastAsia="Malgun Gothic" w:hAnsi="Malgun Gothic"/>
+          <w:i/>
+          <w:iCs/>
+        </w:rPr>
+        <w:t xml:space="preserve">S</w:t>
+      </w:r>
+      <w:r>
+        <w:rPr>
+          <w:rFonts w:ascii="Malgun Gothic" w:cs="Malgun Gothic" w:eastAsia="Malgun Gothic" w:hAnsi="Malgun Gothic"/>
+          <w:i/>
+          <w:iCs/>
+          <w:vertAlign w:val="subscript"/>
+        </w:rPr>
+        <w:t xml:space="preserve">60–80</w:t>
+      </w:r>
+      <w:r>
+        <w:rPr>
+          <w:rFonts w:ascii="Malgun Gothic" w:cs="Malgun Gothic" w:eastAsia="Malgun Gothic" w:hAnsi="Malgun Gothic"/>
+        </w:rPr>
+        <w:t xml:space="preserve">을 약 0.005만 높이는 반면, 60–80° 캐비티만으로는 약 0.06을 높인다. 따라서 렌즈만의 조향 몫은 Fig. 3b가 보여 주는 것보다 더 작다. 캐비티를 고정한 LightTools 대조 실험을 진행 중이다.</w:t>
       </w:r>
     </w:p>
     <w:p>
@@ -2121,7 +4441,7 @@
         <w:rPr>
           <w:rFonts w:ascii="Malgun Gothic" w:cs="Malgun Gothic" w:eastAsia="Malgun Gothic" w:hAnsi="Malgun Gothic"/>
         </w:rPr>
-        <w:t xml:space="preserve">다음으로 결과가 배열 구성에 좌우되는지 묻는다. Inverted(오목)와 무작위 조립 family에 같은 분석을 반복했으며(Fig. 4), 같은 통계량을 각 family 자신의 평가 로그에서 계산했다. 포화의 세 징후가 세 family 모두에서 반복된다.</w:t>
+        <w:t xml:space="preserve">다음으로 결과가 배열 구성에 좌우되는지 묻는다. Inverted(오목)와 무작위 조립 family에 같은 분석을 반복했으며(Fig. 4), 같은 통계량을 각 family 자신의 평가 로그에서 계산했다. 오목 family는 Table 1과 정확히 같은 변수 범위와 실현 가능성 규칙을 쓴다. 포화의 세 징후가 세 family 모두에서 반복된다.</w:t>
       </w:r>
     </w:p>
     <w:p>
@@ -2174,7 +4494,7 @@
         <w:rPr>
           <w:rFonts w:ascii="Malgun Gothic" w:cs="Malgun Gothic" w:eastAsia="Malgun Gothic" w:hAnsi="Malgun Gothic"/>
         </w:rPr>
-        <w:t xml:space="preserve">는 볼록 band별 캠페인 0.94, 오목 family 0.94, 무작위 family 0.84다(Fig. 4 왼쪽 열).</w:t>
+        <w:t xml:space="preserve">는 볼록 band별 캠페인 0.94, 오목 family 0.94, 무작위 family 0.84다(Fig. 4 왼쪽 열). 로그마다 표본 밀도가 다르고 무작위 family는 정밀도도 다르므로, 이 값들은 붕괴가 반복된다는 증거로만 읽고 family 간 순위로 읽지 않는다.</w:t>
       </w:r>
     </w:p>
     <w:p>
@@ -2432,7 +4752,7 @@
         <w:rPr>
           <w:rFonts w:ascii="Malgun Gothic" w:cs="Malgun Gothic" w:eastAsia="Malgun Gothic" w:hAnsi="Malgun Gothic"/>
         </w:rPr>
-        <w:t xml:space="preserve">세 가지 요인이 포화를 설명하고, 네 번째 요인이 고정된 배광 구성을 설명할 수 있다.</w:t>
+        <w:t xml:space="preserve">세 가지 요인이 포화를 설명하고, 네 번째 요인은 효율뿐 아니라 배광 구성까지 고정되는 이유를 설명한다.</w:t>
       </w:r>
     </w:p>
     <w:p>
@@ -2497,7 +4817,7 @@
           <w:i/>
           <w:iCs/>
         </w:rPr>
-        <w:t xml:space="preserve">θ</w:t>
+        <w:t xml:space="preserve">tanθ</w:t>
       </w:r>
       <w:r>
         <w:rPr>
@@ -2554,13 +4874,36 @@
           <w:b/>
           <w:bCs/>
         </w:rPr>
-        <w:t xml:space="preserve">여러 번 통과하며 걸리는 각도 필터.</w:t>
-      </w:r>
-      <w:r>
-        <w:rPr>
-          <w:rFonts w:ascii="Malgun Gothic" w:cs="Malgun Gothic" w:eastAsia="Malgun Gothic" w:hAnsi="Malgun Gothic"/>
-        </w:rPr>
-        <w:t xml:space="preserve"> 네 번째 요인은 효율뿐 아니라 배광 구성까지 고정되는 이유를 설명할 수 있다. 반구형 MLA는 추출하지 못한 빛을 각도를 섞지 않고 대체로 입사 각도 그대로 되돌려 보낸다. 그 투과율은 기판 내 입사각 약 60° 이하에서 높고, 50–57° 부근에서 최대이며, 약 72° 이상에서는 0.1 아래로 떨어진다 [6]. 여러 번 통과한 뒤 탈출하는 빛은 매번 같은 각도 투과 특성으로 걸러진 셈이다. 그렇다면 출력 구성은 광원 분포나 렌즈 프로파일의 세부가 아니라 배열과 기판의 투과 함수에 묶이게 된다. 이는 그럴듯한 메커니즘으로 제시하는 것이며, 참고문헌 [6]의 각도 분해 다중 통과 모델을 이용한 정량 검증은 후속 과제로 남긴다.</w:t>
+        <w:t xml:space="preserve">유리한 각도의 고갈.</w:t>
+      </w:r>
+      <w:r>
+        <w:rPr>
+          <w:rFonts w:ascii="Malgun Gothic" w:cs="Malgun Gothic" w:eastAsia="Malgun Gothic" w:hAnsi="Malgun Gothic"/>
+        </w:rPr>
+        <w:t xml:space="preserve"> 반구형 MLA는 추출하지 못한 빛을 대체로 입사 각도 그대로 되돌린다 [6]. 따라서 렌즈가 잘 투과시키는 각도의 빛은 처음 몇 번의 통과에서 빠져나가고, 이후 통과에서는 주로 잘 투과되지 않는 각도의 빛이 남는다. 본 연구의 최적화 렌즈들에 대해 광선추적한 BSDF와 참고문헌 [6]의 각도 분해 다중 통과 모델로 이를 정량화했다(Note S9). Al 음극의 반구 총 EQE 설계에서 탈출 확률은 첫 통과의 0.43에서 다음 세 통과에 0.39, 0.35, 0.31로 떨어진다. 한 band에 유리하도록 다듬은 렌즈는 어느 각도를 먼저 비우는지만 바꿀 뿐이므로, 형상 변경의 이득은 제한된다. 이를 시험하기 위해 각도를 보존하는 소자 반사를, 매 통과마다 되돌아온 빛을 Lambertian 분포로 초기화하는 반사로 바꾸었다. 그러면 탈출 확률은 0.42로 유지된다. 공통 캐비티에서 총 추출은 2.7–5.5%(Al), 1.2–3.0%(Ag) 오르지만 렌즈 간 차이는 줄어든다. 최적화 렌즈 9개의 추출 효율 산포는 2.5%에서 1%로, </w:t>
+      </w:r>
+      <w:r>
+        <w:rPr>
+          <w:rFonts w:ascii="Malgun Gothic" w:cs="Malgun Gothic" w:eastAsia="Malgun Gothic" w:hAnsi="Malgun Gothic"/>
+          <w:i/>
+          <w:iCs/>
+        </w:rPr>
+        <w:t xml:space="preserve">S</w:t>
+      </w:r>
+      <w:r>
+        <w:rPr>
+          <w:rFonts w:ascii="Malgun Gothic" w:cs="Malgun Gothic" w:eastAsia="Malgun Gothic" w:hAnsi="Malgun Gothic"/>
+          <w:i/>
+          <w:iCs/>
+          <w:vertAlign w:val="subscript"/>
+        </w:rPr>
+        <w:t xml:space="preserve">40–60</w:t>
+      </w:r>
+      <w:r>
+        <w:rPr>
+          <w:rFonts w:ascii="Malgun Gothic" w:cs="Malgun Gothic" w:eastAsia="Malgun Gothic" w:hAnsi="Malgun Gothic"/>
+        </w:rPr>
+        <w:t xml:space="preserve">의 산포는 0.029에서 0.011로 줄어든다. 따라서 되돌아온 빛의 각도 기억을 끊어도 렌즈 형상의 영향력은 돌아오지 않으며, 남아 있던 영향력마저 대부분 사라진다.</w:t>
       </w:r>
     </w:p>
     <w:p>
@@ -2589,7 +4932,7 @@
         <w:rPr>
           <w:rFonts w:ascii="Malgun Gothic" w:cs="Malgun Gothic" w:eastAsia="Malgun Gothic" w:hAnsi="Malgun Gothic"/>
         </w:rPr>
-        <w:t xml:space="preserve">렌즈 형상의 포화가 광추출의 끝은 아니다. 바꿀 가치가 있는 양이 달라질 뿐이다. Table 1은 반구 benchmark로 포화가 확인된 뒤, 목표 성능 지표마다 여전히 유효한 레버를 정리한다.</w:t>
+        <w:t xml:space="preserve">렌즈 형상의 포화가 광추출의 끝은 아니다. 바꿀 가치가 있는 양이 달라질 뿐이다. Table 3은 반구 benchmark로 포화가 확인된 뒤, 목표 성능 지표마다 여전히 유효한 레버를 정리한다.</w:t>
       </w:r>
     </w:p>
     <w:p>
@@ -2603,7 +4946,7 @@
           <w:b/>
           <w:bCs/>
         </w:rPr>
-        <w:t xml:space="preserve">Table 1 | 굴절형 MLA 포화 이후의 설계 경로 지도.</w:t>
+        <w:t xml:space="preserve">Table 3 | 굴절형 MLA 포화 이후의 설계 경로 지도.</w:t>
       </w:r>
     </w:p>
     <w:tbl>
@@ -3252,29 +5595,29 @@
                 <w:sz w:val="17"/>
                 <w:szCs w:val="17"/>
               </w:rPr>
-              <w:t xml:space="preserve">손실 10%에서 이상 필터 62.1% 대 평면 29.1%; DBR 48.2% → 100 nm 대역에서 32.5% (Note S7)</w:t>
-            </w:r>
-          </w:p>
-        </w:tc>
-        <w:tc>
-          <w:tcPr>
-            <w:tcMar>
-              <w:top w:type="dxa" w:w="40"/>
-              <w:left w:type="dxa" w:w="80"/>
-              <w:bottom w:type="dxa" w:w="40"/>
-              <w:right w:type="dxa" w:w="80"/>
-            </w:tcMar>
-          </w:tcPr>
-          <w:p>
-            <w:r>
-              <w:rPr>
-                <w:rFonts w:ascii="Malgun Gothic" w:cs="Malgun Gothic" w:eastAsia="Malgun Gothic" w:hAnsi="Malgun Gothic"/>
-                <w:b w:val="false"/>
-                <w:bCs w:val="false"/>
-                <w:sz w:val="17"/>
-                <w:szCs w:val="17"/>
-              </w:rPr>
-              <w:t xml:space="preserve">왕복 손실과 광원 대역폭</w:t>
+              <w:t xml:space="preserve">손실 10%에서 이상 필터 62.1% 대 평면 29.1%(15%에서 52.2% 대 27.2%); DBR 48.2% → 100 nm 대역에서 32.5% (Note S7)</w:t>
+            </w:r>
+          </w:p>
+        </w:tc>
+        <w:tc>
+          <w:tcPr>
+            <w:tcMar>
+              <w:top w:type="dxa" w:w="40"/>
+              <w:left w:type="dxa" w:w="80"/>
+              <w:bottom w:type="dxa" w:w="40"/>
+              <w:right w:type="dxa" w:w="80"/>
+            </w:tcMar>
+          </w:tcPr>
+          <w:p>
+            <w:r>
+              <w:rPr>
+                <w:rFonts w:ascii="Malgun Gothic" w:cs="Malgun Gothic" w:eastAsia="Malgun Gothic" w:hAnsi="Malgun Gothic"/>
+                <w:b w:val="false"/>
+                <w:bCs w:val="false"/>
+                <w:sz w:val="17"/>
+                <w:szCs w:val="17"/>
+              </w:rPr>
+              <w:t xml:space="preserve">왕복 손실, 광원 대역폭, 되돌아온 빛의 각도 무작위화(Note S9)</w:t>
             </w:r>
           </w:p>
         </w:tc>
@@ -3477,7 +5820,7 @@
         <w:rPr>
           <w:rFonts w:ascii="Malgun Gothic" w:cs="Malgun Gothic" w:eastAsia="Malgun Gothic" w:hAnsi="Malgun Gothic"/>
         </w:rPr>
-        <w:t xml:space="preserve">은 비선택적 굴절 필름이 줄 수 없는 선택도를 제공할 수 있다. 여기서 출사면 필터는 대역 밖의 빛을 소자 쪽으로 되돌려 다시 탈출을 시도하게 한다. 다중 통과 틀과 왕복 손실의 핵심적 역할은 참고문헌 [6]의 것이며, 본 연구는 출사면의 각도 선택성만 더한다. 이 필터는 참고문헌 [6]의 저손실 보조 반사체와 다르다. 그 반사체는 소자 뒤에 놓여 각도 선택 없이 빛을 되돌린다. 둘은 상보적이다. 필터는 각도를 고르고, 낮은 왕복 손실은 거부된 빛이 방향을 바꿀 만큼 여러 번 통과하도록 살려 둔다. 단일 통과에서 비선택적 층은 탈출광의 33.7%를 40–60° band로 보낸다. 이상적 각도 필터와 왕복 손실 10%를 가정한 Markov 다중 통과 모델에서는 이 band로의 전달이 생성 출력의 62.1%까지 오르며, 평면 비선택 기준은 29.1%다. 실현 가능한 8쌍 유전체 다층막은 단색 광원에서 48.2%를 주지만 100 nm 대역폭에서는 32.5%에 그친다(Note S7, Fig. S7). 따라서 왕복 손실과 광원 대역폭이 이 경로의 실질적 한계다. 이는 소자 제안이 아니라, 각도 선택이 왜 낮은 왕복 손실과 짝을 이루어야 하는지 보여 주는 기준 계산이다.</w:t>
+        <w:t xml:space="preserve">은 비선택적 굴절 필름이 줄 수 없는 선택도를 제공할 수 있다. 여기서 출사면 필터는 대역 밖의 빛을 소자 쪽으로 되돌려 다시 탈출을 시도하게 한다. 다중 통과 틀과 왕복 손실의 핵심적 역할은 참고문헌 [6]의 것이며, 본 연구는 출사면의 각도 선택성만 더한다. 이 필터는 참고문헌 [6]의 저손실 보조 반사체와 다르다. 그 반사체는 소자 뒤에 놓여 각도 선택 없이 빛을 되돌린다. 둘은 상보적이다. 필터는 각도를 고르고, 낮은 왕복 손실은 거부된 빛이 방향을 바꿀 만큼 여러 번 통과하도록 살려 둔다. 필터는 거부된 빛이 돌아오기 전에 각도를 바꿀 때만 도움이 된다. 소자 반사가 각도를 보존하고 MLA도 각도를 유지하면, 거부된 빛은 같은 각도로 돌아와 다시 거부된다(Note S9). 단일 통과에서 비선택적 층은 탈출광의 33.7%를 40–60° band로 보낸다. 이상적 각도 필터, 완전한 각도 무작위화, 왕복 손실 10%를 가정한 Markov 다중 통과 모델에서는 이 band로의 전달이 생성 출력의 62.1%까지 오르며, 평면 비선택 기준은 29.1%다. Al 플랫폼의 손실 15%에서는 두 값이 52.2%와 27.2%다. 실현 가능한 8쌍 유전체 다층막은 단색 광원에서 48.2%를 주지만 100 nm 대역폭에서는 32.5%에 그친다(Note S7, Fig. S7). 따라서 왕복 손실과 광원 대역폭이 이 경로의 실질적 한계다. 이는 소자 제안이 아니라, 각도 선택이 왜 낮은 왕복 손실과 짝을 이루어야 하는지 보여 주는 기준 계산이다.</w:t>
       </w:r>
     </w:p>
     <w:p>
@@ -3514,7 +5857,7 @@
         <w:rPr>
           <w:rFonts w:ascii="Malgun Gothic" w:cs="Malgun Gothic" w:eastAsia="Malgun Gothic" w:hAnsi="Malgun Gothic"/>
         </w:rPr>
-        <w:t xml:space="preserve"> 본 플랫폼은 Al 음극을 쓰므로 절대 EQE는 참고문헌 [6]이 밝힌 손실 제한 영역에 있다. 그렇다면 포화가 단지 이 천장 때문이 아니냐고 물을 수 있다. 그렇지 않다. 비교는 상대적이다. 두 렌즈 클래스는 같은 적층을 공유하며, 반구 0.547 대 freeform 0.554다. 다중 통과 관점은 오히려 손실이 큰 영역이 형상 자유도에 유리함을 보여 준다. 되돌아온 빛의 각도가 매 통과마다 무작위화된다고 가정하는 </w:t>
+        <w:t xml:space="preserve"> 본 플랫폼은 Al 음극과 굴절률 약 1.8의 ETL을 쓰므로 절대 EQE는 참고문헌 [6]이 밝힌 손실 제한 영역에 있다. Al 앞에 저굴절률 ETL을 두면 전반사로 왕복 손실이 줄어들므로, 이 천장은 기존 적층에 고유한 것이다. 그렇다면 포화가 단지 이 천장 때문이 아니냐고 물을 수 있다. 그렇지 않다. 비교는 상대적이다. 두 렌즈 클래스는 같은 적층을 공유하며, 반구 0.547 대 freeform 0.554다. 다중 통과 관점은 오히려 손실이 큰 영역이 형상 자유도에 유리함을 보여 준다. 되돌아온 빛의 각도가 매 통과마다 무작위화된다고 가정하는 </w:t>
       </w:r>
       <w:r>
         <w:rPr>
@@ -3650,7 +5993,7 @@
         <w:rPr>
           <w:rFonts w:ascii="Malgun Gothic" w:cs="Malgun Gothic" w:eastAsia="Malgun Gothic" w:hAnsi="Malgun Gothic"/>
         </w:rPr>
-        <w:t xml:space="preserve">포화 명제는 기판과 굴절률이 정합된 세 제조 가능 외부 필름 family에 해당한다. 내부 배열, 산란층, 고굴절률 필름은 포함하지 않는다. 3차원 비대칭 렌즈릿을 사용한 별도의, 제약이 다른 탐색도 이 결과와 부합한다. 그 탐색은 Ag 전극, 비등방 발광 셀, 52개 형상 변수를 사용했다. 비대칭 형상은 원거리장 중심을 옮겼으나 목표 </w:t>
+        <w:t xml:space="preserve">포화 명제는 기판과 굴절률이 정합된 세 제조 가능 외부 필름 family에 해당한다. 내부 배열, 산란층, 고굴절률 필름은 포함하지 않는다. 3차원 비대칭 렌즈릿을 다른 제약으로 수행한 별도 탐색도 이 결과와 부합하지만, 시사적인 수준에 그친다. 그 탐색은 Ag 전극, 비등방 발광 셀, 52개 형상 변수를 사용했다. 비대칭 형상은 원거리장 중심을 옮겼으나 목표 </w:t>
       </w:r>
       <w:r>
         <w:rPr>
@@ -3664,7 +6007,7 @@
         <w:rPr>
           <w:rFonts w:ascii="Malgun Gothic" w:cs="Malgun Gothic" w:eastAsia="Malgun Gothic" w:hAnsi="Malgun Gothic"/>
         </w:rPr>
-        <w:t xml:space="preserve"> 창의 절대 출력을 반구보다 안정적으로 높이지는 못했다. 적층과 제약이 다르므로 정성적으로만 보고한다(Note S8). 공진 구조, metasurface, 비대칭 프리즘 같은 다른 소자로는 방향성 방출이 가능하며 [14,17], 여기의 결과는 굴절형 렌즈릿에만 해당한다. 25 mm 패치의 절대 EQE는 하한이지만(4.1절), 비율과 비교는 영향을 받지 않는다. 마지막으로, 시뮬레이션의 표면은 이상적이다. 형상 오차, 정렬 오차, 렌즈 간 편차가 없다. 제작 불완전성은 freeform 프로파일이 반구에 대해 갖는 우위를 줄일 수만 있으므로, 거의 무효에 가까운 이 결과는 보수적이다.</w:t>
+        <w:t xml:space="preserve"> 창의 절대 출력을 반구보다 안정적으로 높이지는 못했다. 적층과 제약이 다르므로 정성적으로만 보고하고(Note S8) 정량적 결론은 끌어내지 않는다. 공진 구조, metasurface, 비대칭 프리즘 같은 다른 소자로는 방향성 방출이 가능하며 [14,17], 여기의 결과는 굴절형 렌즈릿에만 해당한다. 25 mm 패치의 절대 EQE는 하한이지만(4.1절), 비율과 비교는 영향을 받지 않는다. 마지막으로, 시뮬레이션의 표면은 이상적이다. 형상 오차, 정렬 오차, 렌즈 간 편차가 없다. 제작 불완전성은 freeform 프로파일이 반구에 대해 갖는 우위를 줄일 수만 있으므로, 거의 무효에 가까운 이 결과는 보수적이다. 포화는 검증된 파이프라인과 제약 집합의 강건한 성질이다. 20–40°의 +0.29%나 총 EQE의 +1% 같은 가장 작은 잔여는 그럴듯한 모델 형식 불확도(광학 상수, 분산, 편광 평균) 안에 있으므로, 예측된 실험적 차이가 아니라 설계 공간의 여유로 읽어야 한다.</w:t>
       </w:r>
     </w:p>
     <w:p>
